--- a/week_12/INF212_Project_Report_Template.docx
+++ b/week_12/INF212_Project_Report_Template.docx
@@ -36,11 +36,10 @@
         <w:jc w:val="center"/>
         <w:rPr>
           <w:rFonts w:ascii="Times New Roman" w:eastAsia="Times New Roman" w:hAnsi="Times New Roman" w:cs="Times New Roman"/>
-          <w:b/>
-          <w:color w:val="FF0000"/>
-          <w:sz w:val="40"/>
+          <w:sz w:val="28"/>
         </w:rPr>
       </w:pPr>
+      <w:proofErr w:type="spellStart"/>
       <w:r>
         <w:rPr>
           <w:rFonts w:ascii="Times New Roman" w:eastAsia="Times New Roman" w:hAnsi="Times New Roman" w:cs="Times New Roman"/>
@@ -48,18 +47,49 @@
           <w:color w:val="FF0000"/>
           <w:sz w:val="40"/>
         </w:rPr>
-        <w:t>Project Name</w:t>
+        <w:t>Drone</w:t>
       </w:r>
-    </w:p>
-    <w:p>
-      <w:pPr>
-        <w:spacing w:after="0" w:line="240" w:lineRule="auto"/>
-        <w:jc w:val="center"/>
+      <w:proofErr w:type="spellEnd"/>
+      <w:r>
         <w:rPr>
           <w:rFonts w:ascii="Times New Roman" w:eastAsia="Times New Roman" w:hAnsi="Times New Roman" w:cs="Times New Roman"/>
-          <w:sz w:val="28"/>
+          <w:b/>
+          <w:color w:val="FF0000"/>
+          <w:sz w:val="40"/>
         </w:rPr>
-      </w:pPr>
+        <w:t xml:space="preserve"> Delivery </w:t>
+      </w:r>
+      <w:proofErr w:type="spellStart"/>
+      <w:r>
+        <w:rPr>
+          <w:rFonts w:ascii="Times New Roman" w:eastAsia="Times New Roman" w:hAnsi="Times New Roman" w:cs="Times New Roman"/>
+          <w:b/>
+          <w:color w:val="FF0000"/>
+          <w:sz w:val="40"/>
+        </w:rPr>
+        <w:t>System</w:t>
+      </w:r>
+      <w:proofErr w:type="spellEnd"/>
+      <w:r>
+        <w:rPr>
+          <w:rFonts w:ascii="Times New Roman" w:eastAsia="Times New Roman" w:hAnsi="Times New Roman" w:cs="Times New Roman"/>
+          <w:b/>
+          <w:color w:val="FF0000"/>
+          <w:sz w:val="40"/>
+        </w:rPr>
+        <w:t xml:space="preserve"> </w:t>
+      </w:r>
+      <w:proofErr w:type="spellStart"/>
+      <w:r>
+        <w:rPr>
+          <w:rFonts w:ascii="Times New Roman" w:eastAsia="Times New Roman" w:hAnsi="Times New Roman" w:cs="Times New Roman"/>
+          <w:b/>
+          <w:color w:val="FF0000"/>
+          <w:sz w:val="40"/>
+        </w:rPr>
+        <w:t>Automation</w:t>
+      </w:r>
+      <w:proofErr w:type="spellEnd"/>
     </w:p>
     <w:p>
       <w:pPr>
@@ -95,7 +125,14 @@
           <w:rFonts w:ascii="Times New Roman" w:eastAsia="Times New Roman" w:hAnsi="Times New Roman" w:cs="Times New Roman"/>
           <w:sz w:val="28"/>
         </w:rPr>
-        <w:t>INF212 Project #No</w:t>
+        <w:t xml:space="preserve">INF212 Project </w:t>
+      </w:r>
+      <w:r>
+        <w:rPr>
+          <w:rFonts w:ascii="Times New Roman" w:eastAsia="Times New Roman" w:hAnsi="Times New Roman" w:cs="Times New Roman"/>
+          <w:sz w:val="28"/>
+        </w:rPr>
+        <w:t>3</w:t>
       </w:r>
     </w:p>
     <w:p>
@@ -157,12 +194,57 @@
           <w:sz w:val="28"/>
         </w:rPr>
       </w:pPr>
+      <w:proofErr w:type="spellStart"/>
       <w:r>
         <w:rPr>
           <w:rFonts w:ascii="Times New Roman" w:eastAsia="Times New Roman" w:hAnsi="Times New Roman" w:cs="Times New Roman"/>
           <w:sz w:val="28"/>
         </w:rPr>
-        <w:t>Prepared by</w:t>
+        <w:t>Prepared</w:t>
+      </w:r>
+      <w:proofErr w:type="spellEnd"/>
+      <w:r>
+        <w:rPr>
+          <w:rFonts w:ascii="Times New Roman" w:eastAsia="Times New Roman" w:hAnsi="Times New Roman" w:cs="Times New Roman"/>
+          <w:sz w:val="28"/>
+        </w:rPr>
+        <w:t xml:space="preserve"> </w:t>
+      </w:r>
+      <w:proofErr w:type="spellStart"/>
+      <w:r>
+        <w:rPr>
+          <w:rFonts w:ascii="Times New Roman" w:eastAsia="Times New Roman" w:hAnsi="Times New Roman" w:cs="Times New Roman"/>
+          <w:sz w:val="28"/>
+        </w:rPr>
+        <w:t>by</w:t>
+      </w:r>
+      <w:proofErr w:type="spellEnd"/>
+    </w:p>
+    <w:p>
+      <w:pPr>
+        <w:spacing w:after="0" w:line="240" w:lineRule="auto"/>
+        <w:jc w:val="center"/>
+        <w:rPr>
+          <w:rFonts w:ascii="Times New Roman" w:eastAsia="Times New Roman" w:hAnsi="Times New Roman" w:cs="Times New Roman"/>
+          <w:color w:val="FF0000"/>
+          <w:sz w:val="28"/>
+        </w:rPr>
+      </w:pPr>
+      <w:r>
+        <w:rPr>
+          <w:rFonts w:ascii="Times New Roman" w:eastAsia="Times New Roman" w:hAnsi="Times New Roman" w:cs="Times New Roman"/>
+          <w:color w:val="FF0000"/>
+          <w:sz w:val="28"/>
+        </w:rPr>
+        <w:t xml:space="preserve">ID </w:t>
+      </w:r>
+      <w:r>
+        <w:rPr>
+          <w:rFonts w:ascii="Times New Roman" w:eastAsia="Times New Roman" w:hAnsi="Times New Roman" w:cs="Times New Roman"/>
+          <w:color w:val="FF0000"/>
+          <w:sz w:val="28"/>
+        </w:rPr>
+        <w:t>240102002088</w:t>
       </w:r>
     </w:p>
     <w:p>
@@ -181,26 +263,7 @@
           <w:color w:val="FF0000"/>
           <w:sz w:val="28"/>
         </w:rPr>
-        <w:t>ID No</w:t>
-      </w:r>
-    </w:p>
-    <w:p>
-      <w:pPr>
-        <w:spacing w:after="0" w:line="240" w:lineRule="auto"/>
-        <w:jc w:val="center"/>
-        <w:rPr>
-          <w:rFonts w:ascii="Times New Roman" w:eastAsia="Times New Roman" w:hAnsi="Times New Roman" w:cs="Times New Roman"/>
-          <w:color w:val="FF0000"/>
-          <w:sz w:val="28"/>
-        </w:rPr>
-      </w:pPr>
-      <w:r>
-        <w:rPr>
-          <w:rFonts w:ascii="Times New Roman" w:eastAsia="Times New Roman" w:hAnsi="Times New Roman" w:cs="Times New Roman"/>
-          <w:color w:val="FF0000"/>
-          <w:sz w:val="28"/>
-        </w:rPr>
-        <w:t>Name Surname</w:t>
+        <w:t>Hamza Enes Balahoroğlu</w:t>
       </w:r>
     </w:p>
     <w:p>
@@ -287,7 +350,39 @@
           <w:rFonts w:ascii="Times New Roman" w:eastAsia="Times New Roman" w:hAnsi="Times New Roman" w:cs="Times New Roman"/>
           <w:sz w:val="28"/>
         </w:rPr>
-        <w:t>INF 212 Algorithms and Programming II</w:t>
+        <w:t xml:space="preserve">INF 212 </w:t>
+      </w:r>
+      <w:proofErr w:type="spellStart"/>
+      <w:r>
+        <w:rPr>
+          <w:rFonts w:ascii="Times New Roman" w:eastAsia="Times New Roman" w:hAnsi="Times New Roman" w:cs="Times New Roman"/>
+          <w:sz w:val="28"/>
+        </w:rPr>
+        <w:t>Algorithms</w:t>
+      </w:r>
+      <w:proofErr w:type="spellEnd"/>
+      <w:r>
+        <w:rPr>
+          <w:rFonts w:ascii="Times New Roman" w:eastAsia="Times New Roman" w:hAnsi="Times New Roman" w:cs="Times New Roman"/>
+          <w:sz w:val="28"/>
+        </w:rPr>
+        <w:t xml:space="preserve"> </w:t>
+      </w:r>
+      <w:proofErr w:type="spellStart"/>
+      <w:r>
+        <w:rPr>
+          <w:rFonts w:ascii="Times New Roman" w:eastAsia="Times New Roman" w:hAnsi="Times New Roman" w:cs="Times New Roman"/>
+          <w:sz w:val="28"/>
+        </w:rPr>
+        <w:t>and</w:t>
+      </w:r>
+      <w:proofErr w:type="spellEnd"/>
+      <w:r>
+        <w:rPr>
+          <w:rFonts w:ascii="Times New Roman" w:eastAsia="Times New Roman" w:hAnsi="Times New Roman" w:cs="Times New Roman"/>
+          <w:sz w:val="28"/>
+        </w:rPr>
+        <w:t xml:space="preserve"> Programming II</w:t>
       </w:r>
     </w:p>
     <w:p>
@@ -323,20 +418,38 @@
           <w:sz w:val="28"/>
         </w:rPr>
       </w:pPr>
+      <w:proofErr w:type="spellStart"/>
       <w:r>
         <w:rPr>
           <w:rFonts w:ascii="Times New Roman" w:eastAsia="Times New Roman" w:hAnsi="Times New Roman" w:cs="Times New Roman"/>
           <w:sz w:val="28"/>
         </w:rPr>
-        <w:t xml:space="preserve">Department of </w:t>
+        <w:t>Department</w:t>
+      </w:r>
+      <w:proofErr w:type="spellEnd"/>
+      <w:r>
+        <w:rPr>
+          <w:rFonts w:ascii="Times New Roman" w:eastAsia="Times New Roman" w:hAnsi="Times New Roman" w:cs="Times New Roman"/>
+          <w:sz w:val="28"/>
+        </w:rPr>
+        <w:t xml:space="preserve"> of </w:t>
       </w:r>
       <w:r>
         <w:rPr>
           <w:rFonts w:ascii="Times New Roman" w:eastAsia="Times New Roman" w:hAnsi="Times New Roman" w:cs="Times New Roman"/>
           <w:sz w:val="28"/>
         </w:rPr>
-        <w:t>Electronic Engineering</w:t>
+        <w:t xml:space="preserve">Electronic </w:t>
       </w:r>
+      <w:proofErr w:type="spellStart"/>
+      <w:r>
+        <w:rPr>
+          <w:rFonts w:ascii="Times New Roman" w:eastAsia="Times New Roman" w:hAnsi="Times New Roman" w:cs="Times New Roman"/>
+          <w:sz w:val="28"/>
+        </w:rPr>
+        <w:t>Engineering</w:t>
+      </w:r>
+      <w:proofErr w:type="spellEnd"/>
     </w:p>
     <w:p>
       <w:pPr>
@@ -357,12 +470,37 @@
           <w:sz w:val="28"/>
         </w:rPr>
       </w:pPr>
+      <w:proofErr w:type="spellStart"/>
       <w:r>
         <w:rPr>
           <w:rFonts w:ascii="Times New Roman" w:eastAsia="Times New Roman" w:hAnsi="Times New Roman" w:cs="Times New Roman"/>
           <w:sz w:val="28"/>
         </w:rPr>
-        <w:t xml:space="preserve">Date Submitted: </w:t>
+        <w:t>Date</w:t>
+      </w:r>
+      <w:proofErr w:type="spellEnd"/>
+      <w:r>
+        <w:rPr>
+          <w:rFonts w:ascii="Times New Roman" w:eastAsia="Times New Roman" w:hAnsi="Times New Roman" w:cs="Times New Roman"/>
+          <w:sz w:val="28"/>
+        </w:rPr>
+        <w:t xml:space="preserve"> </w:t>
+      </w:r>
+      <w:proofErr w:type="spellStart"/>
+      <w:r>
+        <w:rPr>
+          <w:rFonts w:ascii="Times New Roman" w:eastAsia="Times New Roman" w:hAnsi="Times New Roman" w:cs="Times New Roman"/>
+          <w:sz w:val="28"/>
+        </w:rPr>
+        <w:t>Submitted</w:t>
+      </w:r>
+      <w:proofErr w:type="spellEnd"/>
+      <w:r>
+        <w:rPr>
+          <w:rFonts w:ascii="Times New Roman" w:eastAsia="Times New Roman" w:hAnsi="Times New Roman" w:cs="Times New Roman"/>
+          <w:sz w:val="28"/>
+        </w:rPr>
+        <w:t xml:space="preserve">: </w:t>
       </w:r>
       <w:r>
         <w:rPr>
@@ -370,7 +508,7 @@
           <w:color w:val="FF0000"/>
           <w:sz w:val="28"/>
         </w:rPr>
-        <w:t>dd.mm.yyyy</w:t>
+        <w:t>26.04.2026</w:t>
       </w:r>
     </w:p>
     <w:p>
@@ -513,7 +651,7 @@
         </w:trPr>
         <w:tc>
           <w:tcPr>
-            <w:tcW w:w="9350" w:type="dxa"/>
+            <w:tcW w:w="8954" w:type="dxa"/>
             <w:tcBorders>
               <w:top w:val="single" w:sz="4" w:space="0" w:color="000000"/>
               <w:left w:val="single" w:sz="4" w:space="0" w:color="000000"/>
@@ -538,7 +676,25 @@
                 <w:sz w:val="32"/>
               </w:rPr>
               <w:lastRenderedPageBreak/>
-              <w:t xml:space="preserve"> Project Objective /Projenin Amacı</w:t>
+              <w:t xml:space="preserve"> Project </w:t>
+            </w:r>
+            <w:proofErr w:type="spellStart"/>
+            <w:r>
+              <w:rPr>
+                <w:rFonts w:ascii="Calibri Light" w:eastAsia="Calibri Light" w:hAnsi="Calibri Light" w:cs="Calibri Light"/>
+                <w:b/>
+                <w:sz w:val="32"/>
+              </w:rPr>
+              <w:t>Objective</w:t>
+            </w:r>
+            <w:proofErr w:type="spellEnd"/>
+            <w:r>
+              <w:rPr>
+                <w:rFonts w:ascii="Calibri Light" w:eastAsia="Calibri Light" w:hAnsi="Calibri Light" w:cs="Calibri Light"/>
+                <w:b/>
+                <w:sz w:val="32"/>
+              </w:rPr>
+              <w:t xml:space="preserve"> /Projenin Amacı</w:t>
             </w:r>
           </w:p>
         </w:tc>
@@ -549,7 +705,7 @@
         </w:trPr>
         <w:tc>
           <w:tcPr>
-            <w:tcW w:w="9350" w:type="dxa"/>
+            <w:tcW w:w="8954" w:type="dxa"/>
             <w:tcBorders>
               <w:top w:val="single" w:sz="4" w:space="0" w:color="000000"/>
               <w:left w:val="single" w:sz="4" w:space="0" w:color="000000"/>
@@ -564,22 +720,6 @@
           </w:tcPr>
           <w:p>
             <w:pPr>
-              <w:spacing w:after="200" w:line="276" w:lineRule="auto"/>
-              <w:rPr>
-                <w:rFonts w:ascii="Calibri" w:eastAsia="Calibri" w:hAnsi="Calibri" w:cs="Calibri"/>
-                <w:sz w:val="20"/>
-              </w:rPr>
-            </w:pPr>
-            <w:r>
-              <w:rPr>
-                <w:rFonts w:ascii="Calibri" w:eastAsia="Calibri" w:hAnsi="Calibri" w:cs="Calibri"/>
-                <w:sz w:val="20"/>
-              </w:rPr>
-              <w:t>Briefly describe the objectives of your project./Kısaca projenin amacını tanımlayınız.</w:t>
-            </w:r>
-          </w:p>
-          <w:p>
-            <w:pPr>
               <w:keepNext/>
               <w:spacing w:before="240" w:after="60" w:line="276" w:lineRule="auto"/>
               <w:rPr>
@@ -589,8 +729,9 @@
             <w:r>
               <w:rPr>
                 <w:rFonts w:ascii="Calibri" w:eastAsia="Calibri" w:hAnsi="Calibri" w:cs="Calibri"/>
-              </w:rPr>
-              <w:t>…</w:t>
+                <w:sz w:val="20"/>
+              </w:rPr>
+              <w:t>Bu proje, C dilinde bellek yönetiminin aktif kullanıldığı, müşteri, ürün ve depo ilişkilerini koordine eden terminal tabanlı bir sistemdir. Temel odak noktası, sipariş anında müşteriye en yakın deponun algoritmik olarak bulunması ve maliyet hesaplamasıdır.</w:t>
             </w:r>
           </w:p>
         </w:tc>
@@ -598,7 +739,7 @@
       <w:tr>
         <w:tc>
           <w:tcPr>
-            <w:tcW w:w="9350" w:type="dxa"/>
+            <w:tcW w:w="8954" w:type="dxa"/>
             <w:tcBorders>
               <w:top w:val="single" w:sz="4" w:space="0" w:color="000000"/>
               <w:left w:val="single" w:sz="4" w:space="0" w:color="000000"/>
@@ -616,13 +757,23 @@
               <w:keepNext/>
               <w:spacing w:before="240" w:after="60" w:line="276" w:lineRule="auto"/>
             </w:pPr>
+            <w:proofErr w:type="spellStart"/>
             <w:r>
               <w:rPr>
                 <w:rFonts w:ascii="Calibri Light" w:eastAsia="Calibri Light" w:hAnsi="Calibri Light" w:cs="Calibri Light"/>
                 <w:b/>
                 <w:sz w:val="32"/>
               </w:rPr>
-              <w:t>Description of Problem / Problem Tanımlama</w:t>
+              <w:t>Description</w:t>
+            </w:r>
+            <w:proofErr w:type="spellEnd"/>
+            <w:r>
+              <w:rPr>
+                <w:rFonts w:ascii="Calibri Light" w:eastAsia="Calibri Light" w:hAnsi="Calibri Light" w:cs="Calibri Light"/>
+                <w:b/>
+                <w:sz w:val="32"/>
+              </w:rPr>
+              <w:t xml:space="preserve"> of Problem / Problem Tanımlama</w:t>
             </w:r>
           </w:p>
         </w:tc>
@@ -633,7 +784,7 @@
         </w:trPr>
         <w:tc>
           <w:tcPr>
-            <w:tcW w:w="9350" w:type="dxa"/>
+            <w:tcW w:w="8954" w:type="dxa"/>
             <w:tcBorders>
               <w:top w:val="single" w:sz="4" w:space="0" w:color="000000"/>
               <w:left w:val="single" w:sz="4" w:space="0" w:color="000000"/>
@@ -651,7 +802,6 @@
               <w:spacing w:after="200" w:line="276" w:lineRule="auto"/>
               <w:rPr>
                 <w:rFonts w:ascii="Calibri" w:eastAsia="Calibri" w:hAnsi="Calibri" w:cs="Calibri"/>
-                <w:sz w:val="20"/>
               </w:rPr>
             </w:pPr>
             <w:r>
@@ -659,21 +809,78 @@
                 <w:rFonts w:ascii="Calibri" w:eastAsia="Calibri" w:hAnsi="Calibri" w:cs="Calibri"/>
                 <w:sz w:val="20"/>
               </w:rPr>
-              <w:t>Briefly describe the problem you given to solve. /Çözmeniz için verilen problemi kısaca açıklayınız.</w:t>
-            </w:r>
-          </w:p>
-          <w:p>
-            <w:pPr>
-              <w:spacing w:after="200" w:line="276" w:lineRule="auto"/>
-              <w:rPr>
-                <w:rFonts w:ascii="Calibri" w:eastAsia="Calibri" w:hAnsi="Calibri" w:cs="Calibri"/>
-              </w:rPr>
-            </w:pPr>
-            <w:r>
-              <w:rPr>
-                <w:rFonts w:ascii="Calibri" w:eastAsia="Calibri" w:hAnsi="Calibri" w:cs="Calibri"/>
-              </w:rPr>
-              <w:t>…</w:t>
+              <w:t>Bu projede çözülmesi istenen temel problem, bir işletmenin müşteri siparişlerini en uygun kargo maliyetiyle ulaştırabilmesi için lojistik operasyonunu optimize etmektir. Müşterilerin ve depoların koordinat düzlemindeki konumlarını kullanarak 'en yakın depoyu' algoritmik olarak tespit eden, stok takibi yapan ve aynı zamanda bellek sızıntısına (</w:t>
+            </w:r>
+            <w:proofErr w:type="spellStart"/>
+            <w:r>
+              <w:rPr>
+                <w:rFonts w:ascii="Calibri" w:eastAsia="Calibri" w:hAnsi="Calibri" w:cs="Calibri"/>
+                <w:sz w:val="20"/>
+              </w:rPr>
+              <w:t>memory</w:t>
+            </w:r>
+            <w:proofErr w:type="spellEnd"/>
+            <w:r>
+              <w:rPr>
+                <w:rFonts w:ascii="Calibri" w:eastAsia="Calibri" w:hAnsi="Calibri" w:cs="Calibri"/>
+                <w:sz w:val="20"/>
+              </w:rPr>
+              <w:t xml:space="preserve"> </w:t>
+            </w:r>
+            <w:proofErr w:type="spellStart"/>
+            <w:r>
+              <w:rPr>
+                <w:rFonts w:ascii="Calibri" w:eastAsia="Calibri" w:hAnsi="Calibri" w:cs="Calibri"/>
+                <w:sz w:val="20"/>
+              </w:rPr>
+              <w:t>leak</w:t>
+            </w:r>
+            <w:proofErr w:type="spellEnd"/>
+            <w:r>
+              <w:rPr>
+                <w:rFonts w:ascii="Calibri" w:eastAsia="Calibri" w:hAnsi="Calibri" w:cs="Calibri"/>
+                <w:sz w:val="20"/>
+              </w:rPr>
+              <w:t>) yol açmadan dinamik hafıza (</w:t>
+            </w:r>
+            <w:proofErr w:type="spellStart"/>
+            <w:r>
+              <w:rPr>
+                <w:rFonts w:ascii="Calibri" w:eastAsia="Calibri" w:hAnsi="Calibri" w:cs="Calibri"/>
+                <w:sz w:val="20"/>
+              </w:rPr>
+              <w:t>Linked</w:t>
+            </w:r>
+            <w:proofErr w:type="spellEnd"/>
+            <w:r>
+              <w:rPr>
+                <w:rFonts w:ascii="Calibri" w:eastAsia="Calibri" w:hAnsi="Calibri" w:cs="Calibri"/>
+                <w:sz w:val="20"/>
+              </w:rPr>
+              <w:t xml:space="preserve"> </w:t>
+            </w:r>
+            <w:proofErr w:type="spellStart"/>
+            <w:r>
+              <w:rPr>
+                <w:rFonts w:ascii="Calibri" w:eastAsia="Calibri" w:hAnsi="Calibri" w:cs="Calibri"/>
+                <w:sz w:val="20"/>
+              </w:rPr>
+              <w:t>List</w:t>
+            </w:r>
+            <w:proofErr w:type="spellEnd"/>
+            <w:r>
+              <w:rPr>
+                <w:rFonts w:ascii="Calibri" w:eastAsia="Calibri" w:hAnsi="Calibri" w:cs="Calibri"/>
+                <w:sz w:val="20"/>
+              </w:rPr>
+              <w:t xml:space="preserve"> vb.) yönetimi yapabilen bir sistemin geliştirilmesi istenmiştir</w:t>
+            </w:r>
+            <w:r>
+              <w:rPr>
+                <w:rFonts w:ascii="Calibri" w:eastAsia="Calibri" w:hAnsi="Calibri" w:cs="Calibri"/>
+                <w:sz w:val="20"/>
+              </w:rPr>
+              <w:t>.</w:t>
             </w:r>
           </w:p>
         </w:tc>
@@ -684,7 +891,7 @@
         </w:trPr>
         <w:tc>
           <w:tcPr>
-            <w:tcW w:w="9350" w:type="dxa"/>
+            <w:tcW w:w="8954" w:type="dxa"/>
             <w:tcBorders>
               <w:top w:val="single" w:sz="4" w:space="0" w:color="000000"/>
               <w:left w:val="single" w:sz="4" w:space="0" w:color="000000"/>
@@ -701,13 +908,41 @@
             <w:pPr>
               <w:spacing w:after="200" w:line="276" w:lineRule="auto"/>
             </w:pPr>
+            <w:proofErr w:type="spellStart"/>
             <w:r>
               <w:rPr>
                 <w:rFonts w:ascii="Calibri Light" w:eastAsia="Calibri Light" w:hAnsi="Calibri Light" w:cs="Calibri Light"/>
                 <w:b/>
                 <w:sz w:val="32"/>
               </w:rPr>
-              <w:t>Description of Method / Metodunun Tanımlaması</w:t>
+              <w:t>Description</w:t>
+            </w:r>
+            <w:proofErr w:type="spellEnd"/>
+            <w:r>
+              <w:rPr>
+                <w:rFonts w:ascii="Calibri Light" w:eastAsia="Calibri Light" w:hAnsi="Calibri Light" w:cs="Calibri Light"/>
+                <w:b/>
+                <w:sz w:val="32"/>
+              </w:rPr>
+              <w:t xml:space="preserve"> of </w:t>
+            </w:r>
+            <w:proofErr w:type="spellStart"/>
+            <w:r>
+              <w:rPr>
+                <w:rFonts w:ascii="Calibri Light" w:eastAsia="Calibri Light" w:hAnsi="Calibri Light" w:cs="Calibri Light"/>
+                <w:b/>
+                <w:sz w:val="32"/>
+              </w:rPr>
+              <w:t>Method</w:t>
+            </w:r>
+            <w:proofErr w:type="spellEnd"/>
+            <w:r>
+              <w:rPr>
+                <w:rFonts w:ascii="Calibri Light" w:eastAsia="Calibri Light" w:hAnsi="Calibri Light" w:cs="Calibri Light"/>
+                <w:b/>
+                <w:sz w:val="32"/>
+              </w:rPr>
+              <w:t xml:space="preserve"> / Metodunun Tanımlaması</w:t>
             </w:r>
           </w:p>
         </w:tc>
@@ -715,7 +950,7 @@
       <w:tr>
         <w:tc>
           <w:tcPr>
-            <w:tcW w:w="9350" w:type="dxa"/>
+            <w:tcW w:w="8954" w:type="dxa"/>
             <w:tcBorders>
               <w:top w:val="single" w:sz="4" w:space="0" w:color="000000"/>
               <w:left w:val="single" w:sz="4" w:space="0" w:color="000000"/>
@@ -741,28 +976,71 @@
                 <w:rFonts w:ascii="Calibri" w:eastAsia="Calibri" w:hAnsi="Calibri" w:cs="Calibri"/>
                 <w:sz w:val="20"/>
               </w:rPr>
-              <w:t>Explain the method applied for solution of problem</w:t>
-            </w:r>
-            <w:r>
-              <w:rPr>
-                <w:rFonts w:ascii="Calibri" w:eastAsia="Calibri" w:hAnsi="Calibri" w:cs="Calibri"/>
-                <w:sz w:val="20"/>
-              </w:rPr>
-              <w:t>. (Algorithm)</w:t>
-            </w:r>
-            <w:r>
-              <w:rPr>
-                <w:rFonts w:ascii="Calibri" w:eastAsia="Calibri" w:hAnsi="Calibri" w:cs="Calibri"/>
-                <w:sz w:val="20"/>
-              </w:rPr>
-              <w:t>/Problem çözümü için uygulanan yöntemi açıklayınız.</w:t>
-            </w:r>
-            <w:r>
-              <w:rPr>
-                <w:rFonts w:ascii="Calibri" w:eastAsia="Calibri" w:hAnsi="Calibri" w:cs="Calibri"/>
-                <w:sz w:val="20"/>
-              </w:rPr>
-              <w:t xml:space="preserve"> (Algoritma)</w:t>
+              <w:t>Sistemin temel amacı, müşteriye en yakın deponun belirlenmesi ve buna bağlı olarak lojistik maliyetin hesaplanmasıdır. Bu amaç doğrultusunda Lineer Arama (</w:t>
+            </w:r>
+            <w:proofErr w:type="spellStart"/>
+            <w:r>
+              <w:rPr>
+                <w:rFonts w:ascii="Calibri" w:eastAsia="Calibri" w:hAnsi="Calibri" w:cs="Calibri"/>
+                <w:sz w:val="20"/>
+              </w:rPr>
+              <w:t>Linear</w:t>
+            </w:r>
+            <w:proofErr w:type="spellEnd"/>
+            <w:r>
+              <w:rPr>
+                <w:rFonts w:ascii="Calibri" w:eastAsia="Calibri" w:hAnsi="Calibri" w:cs="Calibri"/>
+                <w:sz w:val="20"/>
+              </w:rPr>
+              <w:t xml:space="preserve"> </w:t>
+            </w:r>
+            <w:proofErr w:type="spellStart"/>
+            <w:r>
+              <w:rPr>
+                <w:rFonts w:ascii="Calibri" w:eastAsia="Calibri" w:hAnsi="Calibri" w:cs="Calibri"/>
+                <w:sz w:val="20"/>
+              </w:rPr>
+              <w:t>Search</w:t>
+            </w:r>
+            <w:proofErr w:type="spellEnd"/>
+            <w:r>
+              <w:rPr>
+                <w:rFonts w:ascii="Calibri" w:eastAsia="Calibri" w:hAnsi="Calibri" w:cs="Calibri"/>
+                <w:sz w:val="20"/>
+              </w:rPr>
+              <w:t>) ve Öklid Mesafesi (</w:t>
+            </w:r>
+            <w:proofErr w:type="spellStart"/>
+            <w:r>
+              <w:rPr>
+                <w:rFonts w:ascii="Calibri" w:eastAsia="Calibri" w:hAnsi="Calibri" w:cs="Calibri"/>
+                <w:sz w:val="20"/>
+              </w:rPr>
+              <w:t>Euclidean</w:t>
+            </w:r>
+            <w:proofErr w:type="spellEnd"/>
+            <w:r>
+              <w:rPr>
+                <w:rFonts w:ascii="Calibri" w:eastAsia="Calibri" w:hAnsi="Calibri" w:cs="Calibri"/>
+                <w:sz w:val="20"/>
+              </w:rPr>
+              <w:t xml:space="preserve"> </w:t>
+            </w:r>
+            <w:proofErr w:type="spellStart"/>
+            <w:r>
+              <w:rPr>
+                <w:rFonts w:ascii="Calibri" w:eastAsia="Calibri" w:hAnsi="Calibri" w:cs="Calibri"/>
+                <w:sz w:val="20"/>
+              </w:rPr>
+              <w:t>Distance</w:t>
+            </w:r>
+            <w:proofErr w:type="spellEnd"/>
+            <w:r>
+              <w:rPr>
+                <w:rFonts w:ascii="Calibri" w:eastAsia="Calibri" w:hAnsi="Calibri" w:cs="Calibri"/>
+                <w:sz w:val="20"/>
+              </w:rPr>
+              <w:t>) yöntemleri birlikte kullanılmıştır.</w:t>
             </w:r>
           </w:p>
           <w:p>
@@ -770,13 +1048,366 @@
               <w:spacing w:after="200" w:line="276" w:lineRule="auto"/>
               <w:rPr>
                 <w:rFonts w:ascii="Calibri" w:eastAsia="Calibri" w:hAnsi="Calibri" w:cs="Calibri"/>
+                <w:sz w:val="20"/>
               </w:rPr>
             </w:pPr>
             <w:r>
               <w:rPr>
                 <w:rFonts w:ascii="Calibri" w:eastAsia="Calibri" w:hAnsi="Calibri" w:cs="Calibri"/>
-              </w:rPr>
-              <w:t>….</w:t>
+                <w:sz w:val="20"/>
+              </w:rPr>
+              <w:t>İlk aşamada, kullanıcı tarafından girilen müşteri ID ve ürün ID bilgileri doğrulanmaktadır. Bu işlem, ilgili bağlı listelerde (</w:t>
+            </w:r>
+            <w:proofErr w:type="spellStart"/>
+            <w:r>
+              <w:rPr>
+                <w:rFonts w:ascii="Calibri" w:eastAsia="Calibri" w:hAnsi="Calibri" w:cs="Calibri"/>
+                <w:sz w:val="20"/>
+              </w:rPr>
+              <w:t>Linked</w:t>
+            </w:r>
+            <w:proofErr w:type="spellEnd"/>
+            <w:r>
+              <w:rPr>
+                <w:rFonts w:ascii="Calibri" w:eastAsia="Calibri" w:hAnsi="Calibri" w:cs="Calibri"/>
+                <w:sz w:val="20"/>
+              </w:rPr>
+              <w:t xml:space="preserve"> </w:t>
+            </w:r>
+            <w:proofErr w:type="spellStart"/>
+            <w:r>
+              <w:rPr>
+                <w:rFonts w:ascii="Calibri" w:eastAsia="Calibri" w:hAnsi="Calibri" w:cs="Calibri"/>
+                <w:sz w:val="20"/>
+              </w:rPr>
+              <w:t>List</w:t>
+            </w:r>
+            <w:proofErr w:type="spellEnd"/>
+            <w:r>
+              <w:rPr>
+                <w:rFonts w:ascii="Calibri" w:eastAsia="Calibri" w:hAnsi="Calibri" w:cs="Calibri"/>
+                <w:sz w:val="20"/>
+              </w:rPr>
+              <w:t>) doğrusal arama yapılarak gerçekleştirilir ve O(N)</w:t>
+            </w:r>
+            <w:r>
+              <w:rPr>
+                <w:rFonts w:ascii="Calibri" w:eastAsia="Calibri" w:hAnsi="Calibri" w:cs="Calibri"/>
+                <w:sz w:val="20"/>
+              </w:rPr>
+              <w:t xml:space="preserve"> </w:t>
+            </w:r>
+            <w:r>
+              <w:rPr>
+                <w:rFonts w:ascii="Calibri" w:eastAsia="Calibri" w:hAnsi="Calibri" w:cs="Calibri"/>
+                <w:sz w:val="20"/>
+              </w:rPr>
+              <w:t>zaman karmaşıklığına sahiptir. Bu adımda hem müşterinin sistemde kayıtlı olup olmadığı hem de talep edilen ürünün stok durumu kontrol edilir.</w:t>
+            </w:r>
+          </w:p>
+          <w:p>
+            <w:pPr>
+              <w:spacing w:after="200" w:line="276" w:lineRule="auto"/>
+              <w:rPr>
+                <w:rFonts w:ascii="Calibri" w:eastAsia="Calibri" w:hAnsi="Calibri" w:cs="Calibri"/>
+                <w:sz w:val="20"/>
+              </w:rPr>
+            </w:pPr>
+            <w:r>
+              <w:rPr>
+                <w:rFonts w:ascii="Calibri" w:eastAsia="Calibri" w:hAnsi="Calibri" w:cs="Calibri"/>
+                <w:sz w:val="20"/>
+              </w:rPr>
+              <w:t>Doğrulama işleminin ardından, müşteriye en yakın deponun bulunması için tüm depolar üzerinde bir tarama yapılır. Her bir depo için, müşteri ile depo arasındaki mesafe Öklid mesafe formülü kullanılarak hesaplanır:</w:t>
+            </w:r>
+          </w:p>
+          <w:p>
+            <w:pPr>
+              <w:spacing w:after="200" w:line="276" w:lineRule="auto"/>
+              <w:rPr>
+                <w:rFonts w:ascii="Calibri" w:eastAsia="Calibri" w:hAnsi="Calibri" w:cs="Calibri"/>
+                <w:sz w:val="20"/>
+              </w:rPr>
+            </w:pPr>
+            <m:oMathPara>
+              <m:oMath>
+                <m:r>
+                  <w:rPr>
+                    <w:rFonts w:ascii="Cambria Math" w:eastAsia="Calibri" w:hAnsi="Cambria Math" w:cs="Calibri"/>
+                    <w:sz w:val="20"/>
+                  </w:rPr>
+                  <m:t xml:space="preserve">d = </m:t>
+                </m:r>
+                <m:rad>
+                  <m:radPr>
+                    <m:degHide m:val="1"/>
+                    <m:ctrlPr>
+                      <w:rPr>
+                        <w:rFonts w:ascii="Cambria Math" w:eastAsia="Calibri" w:hAnsi="Cambria Math" w:cs="Calibri"/>
+                        <w:i/>
+                        <w:sz w:val="20"/>
+                      </w:rPr>
+                    </m:ctrlPr>
+                  </m:radPr>
+                  <m:deg/>
+                  <m:e>
+                    <m:sSup>
+                      <m:sSupPr>
+                        <m:ctrlPr>
+                          <w:rPr>
+                            <w:rFonts w:ascii="Cambria Math" w:eastAsia="Calibri" w:hAnsi="Cambria Math" w:cs="Calibri"/>
+                            <w:i/>
+                            <w:sz w:val="20"/>
+                          </w:rPr>
+                        </m:ctrlPr>
+                      </m:sSupPr>
+                      <m:e>
+                        <m:sSub>
+                          <m:sSubPr>
+                            <m:ctrlPr>
+                              <w:rPr>
+                                <w:rFonts w:ascii="Cambria Math" w:eastAsia="Calibri" w:hAnsi="Cambria Math" w:cs="Calibri"/>
+                                <w:i/>
+                                <w:sz w:val="20"/>
+                              </w:rPr>
+                            </m:ctrlPr>
+                          </m:sSubPr>
+                          <m:e>
+                            <m:r>
+                              <w:rPr>
+                                <w:rFonts w:ascii="Cambria Math" w:eastAsia="Calibri" w:hAnsi="Cambria Math" w:cs="Calibri"/>
+                                <w:sz w:val="20"/>
+                              </w:rPr>
+                              <m:t>(x</m:t>
+                            </m:r>
+                          </m:e>
+                          <m:sub>
+                            <m:r>
+                              <w:rPr>
+                                <w:rFonts w:ascii="Cambria Math" w:eastAsia="Calibri" w:hAnsi="Cambria Math" w:cs="Calibri"/>
+                                <w:sz w:val="20"/>
+                              </w:rPr>
+                              <m:t>0</m:t>
+                            </m:r>
+                          </m:sub>
+                        </m:sSub>
+                        <m:r>
+                          <w:rPr>
+                            <w:rFonts w:ascii="Cambria Math" w:eastAsia="Calibri" w:hAnsi="Cambria Math" w:cs="Calibri"/>
+                            <w:sz w:val="20"/>
+                          </w:rPr>
+                          <m:t>-</m:t>
+                        </m:r>
+                        <m:sSub>
+                          <m:sSubPr>
+                            <m:ctrlPr>
+                              <w:rPr>
+                                <w:rFonts w:ascii="Cambria Math" w:eastAsia="Calibri" w:hAnsi="Cambria Math" w:cs="Calibri"/>
+                                <w:i/>
+                                <w:sz w:val="20"/>
+                              </w:rPr>
+                            </m:ctrlPr>
+                          </m:sSubPr>
+                          <m:e>
+                            <m:r>
+                              <w:rPr>
+                                <w:rFonts w:ascii="Cambria Math" w:eastAsia="Calibri" w:hAnsi="Cambria Math" w:cs="Calibri"/>
+                                <w:sz w:val="20"/>
+                              </w:rPr>
+                              <m:t>x</m:t>
+                            </m:r>
+                          </m:e>
+                          <m:sub>
+                            <m:r>
+                              <w:rPr>
+                                <w:rFonts w:ascii="Cambria Math" w:eastAsia="Calibri" w:hAnsi="Cambria Math" w:cs="Calibri"/>
+                                <w:sz w:val="20"/>
+                              </w:rPr>
+                              <m:t>1</m:t>
+                            </m:r>
+                          </m:sub>
+                        </m:sSub>
+                        <m:r>
+                          <w:rPr>
+                            <w:rFonts w:ascii="Cambria Math" w:eastAsia="Calibri" w:hAnsi="Cambria Math" w:cs="Calibri"/>
+                            <w:sz w:val="20"/>
+                          </w:rPr>
+                          <m:t>)</m:t>
+                        </m:r>
+                      </m:e>
+                      <m:sup>
+                        <m:r>
+                          <w:rPr>
+                            <w:rFonts w:ascii="Cambria Math" w:eastAsia="Calibri" w:hAnsi="Cambria Math" w:cs="Calibri"/>
+                            <w:sz w:val="20"/>
+                          </w:rPr>
+                          <m:t>2</m:t>
+                        </m:r>
+                      </m:sup>
+                    </m:sSup>
+                    <m:r>
+                      <w:rPr>
+                        <w:rFonts w:ascii="Cambria Math" w:eastAsia="Calibri" w:hAnsi="Cambria Math" w:cs="Calibri"/>
+                        <w:sz w:val="20"/>
+                      </w:rPr>
+                      <m:t>-</m:t>
+                    </m:r>
+                    <m:sSup>
+                      <m:sSupPr>
+                        <m:ctrlPr>
+                          <w:rPr>
+                            <w:rFonts w:ascii="Cambria Math" w:eastAsia="Calibri" w:hAnsi="Cambria Math" w:cs="Calibri"/>
+                            <w:i/>
+                            <w:sz w:val="20"/>
+                          </w:rPr>
+                        </m:ctrlPr>
+                      </m:sSupPr>
+                      <m:e>
+                        <m:r>
+                          <w:rPr>
+                            <w:rFonts w:ascii="Cambria Math" w:eastAsia="Calibri" w:hAnsi="Cambria Math" w:cs="Calibri"/>
+                            <w:sz w:val="20"/>
+                          </w:rPr>
+                          <m:t>(</m:t>
+                        </m:r>
+                        <m:sSub>
+                          <m:sSubPr>
+                            <m:ctrlPr>
+                              <w:rPr>
+                                <w:rFonts w:ascii="Cambria Math" w:eastAsia="Calibri" w:hAnsi="Cambria Math" w:cs="Calibri"/>
+                                <w:i/>
+                                <w:sz w:val="20"/>
+                              </w:rPr>
+                            </m:ctrlPr>
+                          </m:sSubPr>
+                          <m:e>
+                            <m:r>
+                              <w:rPr>
+                                <w:rFonts w:ascii="Cambria Math" w:eastAsia="Calibri" w:hAnsi="Cambria Math" w:cs="Calibri"/>
+                                <w:sz w:val="20"/>
+                              </w:rPr>
+                              <m:t>y</m:t>
+                            </m:r>
+                          </m:e>
+                          <m:sub>
+                            <m:r>
+                              <w:rPr>
+                                <w:rFonts w:ascii="Cambria Math" w:eastAsia="Calibri" w:hAnsi="Cambria Math" w:cs="Calibri"/>
+                                <w:sz w:val="20"/>
+                              </w:rPr>
+                              <m:t>0</m:t>
+                            </m:r>
+                          </m:sub>
+                        </m:sSub>
+                        <m:r>
+                          <w:rPr>
+                            <w:rFonts w:ascii="Cambria Math" w:eastAsia="Calibri" w:hAnsi="Cambria Math" w:cs="Calibri"/>
+                            <w:sz w:val="20"/>
+                          </w:rPr>
+                          <m:t>-</m:t>
+                        </m:r>
+                        <m:sSub>
+                          <m:sSubPr>
+                            <m:ctrlPr>
+                              <w:rPr>
+                                <w:rFonts w:ascii="Cambria Math" w:eastAsia="Calibri" w:hAnsi="Cambria Math" w:cs="Calibri"/>
+                                <w:i/>
+                                <w:sz w:val="20"/>
+                              </w:rPr>
+                            </m:ctrlPr>
+                          </m:sSubPr>
+                          <m:e>
+                            <m:r>
+                              <w:rPr>
+                                <w:rFonts w:ascii="Cambria Math" w:eastAsia="Calibri" w:hAnsi="Cambria Math" w:cs="Calibri"/>
+                                <w:sz w:val="20"/>
+                              </w:rPr>
+                              <m:t>y</m:t>
+                            </m:r>
+                          </m:e>
+                          <m:sub>
+                            <m:r>
+                              <w:rPr>
+                                <w:rFonts w:ascii="Cambria Math" w:eastAsia="Calibri" w:hAnsi="Cambria Math" w:cs="Calibri"/>
+                                <w:sz w:val="20"/>
+                              </w:rPr>
+                              <m:t>1</m:t>
+                            </m:r>
+                          </m:sub>
+                        </m:sSub>
+                        <m:r>
+                          <w:rPr>
+                            <w:rFonts w:ascii="Cambria Math" w:eastAsia="Calibri" w:hAnsi="Cambria Math" w:cs="Calibri"/>
+                            <w:sz w:val="20"/>
+                          </w:rPr>
+                          <m:t>)</m:t>
+                        </m:r>
+                      </m:e>
+                      <m:sup>
+                        <m:r>
+                          <w:rPr>
+                            <w:rFonts w:ascii="Cambria Math" w:eastAsia="Calibri" w:hAnsi="Cambria Math" w:cs="Calibri"/>
+                            <w:sz w:val="20"/>
+                          </w:rPr>
+                          <m:t>2</m:t>
+                        </m:r>
+                      </m:sup>
+                    </m:sSup>
+                  </m:e>
+                </m:rad>
+              </m:oMath>
+            </m:oMathPara>
+          </w:p>
+          <w:p>
+            <w:pPr>
+              <w:spacing w:after="200" w:line="276" w:lineRule="auto"/>
+              <w:rPr>
+                <w:rFonts w:ascii="Calibri" w:eastAsia="Calibri" w:hAnsi="Calibri" w:cs="Calibri"/>
+                <w:sz w:val="20"/>
+              </w:rPr>
+            </w:pPr>
+            <w:r>
+              <w:rPr>
+                <w:rFonts w:ascii="Calibri" w:eastAsia="Calibri" w:hAnsi="Calibri" w:cs="Calibri"/>
+                <w:sz w:val="20"/>
+              </w:rPr>
+              <w:t xml:space="preserve">Hesaplanan her mesafe değeri, o ana kadar bulunan en küçük mesafe ile karşılaştırılır. Daha küçük bir mesafe tespit </w:t>
+            </w:r>
+            <w:r>
+              <w:rPr>
+                <w:rFonts w:ascii="Calibri" w:eastAsia="Calibri" w:hAnsi="Calibri" w:cs="Calibri"/>
+                <w:sz w:val="20"/>
+              </w:rPr>
+              <w:t>edildiğinde</w:t>
+            </w:r>
+            <w:r>
+              <w:rPr>
+                <w:rFonts w:ascii="Calibri" w:eastAsia="Calibri" w:hAnsi="Calibri" w:cs="Calibri"/>
+                <w:sz w:val="20"/>
+              </w:rPr>
+              <w:t xml:space="preserve"> hem minimum mesafe değeri hem de en yakın depoyu temsil eden referans güncellenir. Bu işlem, tüm depolar incelenene kadar devam eder.</w:t>
+            </w:r>
+          </w:p>
+          <w:p>
+            <w:pPr>
+              <w:spacing w:after="200" w:line="276" w:lineRule="auto"/>
+              <w:rPr>
+                <w:rFonts w:ascii="Calibri" w:eastAsia="Calibri" w:hAnsi="Calibri" w:cs="Calibri"/>
+              </w:rPr>
+            </w:pPr>
+            <w:r>
+              <w:rPr>
+                <w:rFonts w:ascii="Calibri" w:eastAsia="Calibri" w:hAnsi="Calibri" w:cs="Calibri"/>
+                <w:sz w:val="20"/>
+              </w:rPr>
+              <w:t>Son aşamada, bulunan en kısa mesafe üzerinden lojistik maliyet hesaplanır. Mesafe değeri sabit birim kargo ücreti (5 TL) ile çarpılarak toplam maliyet elde edilir. Satın alma işleminin tamamlanmasıyla birlikte, ilgili ürünün stok miktarı güncellenerek azaltılır</w:t>
+            </w:r>
+            <w:r>
+              <w:rPr>
+                <w:rFonts w:ascii="Calibri" w:eastAsia="Calibri" w:hAnsi="Calibri" w:cs="Calibri"/>
+                <w:sz w:val="20"/>
+              </w:rPr>
+              <w:t>.</w:t>
             </w:r>
           </w:p>
         </w:tc>
@@ -787,7 +1418,7 @@
         </w:trPr>
         <w:tc>
           <w:tcPr>
-            <w:tcW w:w="9350" w:type="dxa"/>
+            <w:tcW w:w="8954" w:type="dxa"/>
             <w:tcBorders>
               <w:top w:val="single" w:sz="4" w:space="0" w:color="000000"/>
               <w:left w:val="single" w:sz="4" w:space="0" w:color="000000"/>
@@ -805,13 +1436,23 @@
               <w:keepNext/>
               <w:spacing w:before="240" w:after="60" w:line="276" w:lineRule="auto"/>
             </w:pPr>
+            <w:proofErr w:type="spellStart"/>
             <w:r>
               <w:rPr>
                 <w:rFonts w:ascii="Calibri Light" w:eastAsia="Calibri Light" w:hAnsi="Calibri Light" w:cs="Calibri Light"/>
                 <w:b/>
                 <w:sz w:val="32"/>
               </w:rPr>
-              <w:t>Text of Program/ Programın Kodunu Tanımlaması</w:t>
+              <w:t>Text</w:t>
+            </w:r>
+            <w:proofErr w:type="spellEnd"/>
+            <w:r>
+              <w:rPr>
+                <w:rFonts w:ascii="Calibri Light" w:eastAsia="Calibri Light" w:hAnsi="Calibri Light" w:cs="Calibri Light"/>
+                <w:b/>
+                <w:sz w:val="32"/>
+              </w:rPr>
+              <w:t xml:space="preserve"> of Program/ Programın Kodunu Tanımlaması</w:t>
             </w:r>
           </w:p>
         </w:tc>
@@ -822,7 +1463,7 @@
         </w:trPr>
         <w:tc>
           <w:tcPr>
-            <w:tcW w:w="9350" w:type="dxa"/>
+            <w:tcW w:w="8954" w:type="dxa"/>
             <w:tcBorders>
               <w:top w:val="single" w:sz="4" w:space="0" w:color="000000"/>
               <w:left w:val="single" w:sz="4" w:space="0" w:color="000000"/>
@@ -849,7 +1490,6 @@
               <w:spacing w:after="200" w:line="276" w:lineRule="auto"/>
               <w:rPr>
                 <w:rFonts w:ascii="Calibri" w:eastAsia="Calibri" w:hAnsi="Calibri" w:cs="Calibri"/>
-                <w:sz w:val="20"/>
               </w:rPr>
             </w:pPr>
             <w:r>
@@ -857,30 +1497,184 @@
                 <w:rFonts w:ascii="Calibri" w:eastAsia="Calibri" w:hAnsi="Calibri" w:cs="Calibri"/>
                 <w:sz w:val="20"/>
               </w:rPr>
-              <w:t>Put here the text of your program. If is too long, put the code in the bottom of report. /Programın kodunu buraya kopyalayınız. / Kod çok uzun olursa raporun en son sayfa kopyalayabilirsiniz.</w:t>
-            </w:r>
-          </w:p>
-          <w:p>
-            <w:pPr>
-              <w:spacing w:after="200" w:line="276" w:lineRule="auto"/>
-              <w:rPr>
-                <w:rFonts w:ascii="Calibri" w:eastAsia="Calibri" w:hAnsi="Calibri" w:cs="Calibri"/>
-              </w:rPr>
-            </w:pPr>
-            <w:r>
-              <w:rPr>
-                <w:rFonts w:ascii="Calibri" w:eastAsia="Calibri" w:hAnsi="Calibri" w:cs="Calibri"/>
-              </w:rPr>
-              <w:t>…</w:t>
-            </w:r>
-          </w:p>
-          <w:p>
-            <w:pPr>
-              <w:spacing w:after="200" w:line="276" w:lineRule="auto"/>
-              <w:rPr>
-                <w:rFonts w:ascii="Calibri" w:eastAsia="Calibri" w:hAnsi="Calibri" w:cs="Calibri"/>
-              </w:rPr>
-            </w:pPr>
+              <w:t xml:space="preserve">Put here </w:t>
+            </w:r>
+            <w:proofErr w:type="spellStart"/>
+            <w:r>
+              <w:rPr>
+                <w:rFonts w:ascii="Calibri" w:eastAsia="Calibri" w:hAnsi="Calibri" w:cs="Calibri"/>
+                <w:sz w:val="20"/>
+              </w:rPr>
+              <w:t>the</w:t>
+            </w:r>
+            <w:proofErr w:type="spellEnd"/>
+            <w:r>
+              <w:rPr>
+                <w:rFonts w:ascii="Calibri" w:eastAsia="Calibri" w:hAnsi="Calibri" w:cs="Calibri"/>
+                <w:sz w:val="20"/>
+              </w:rPr>
+              <w:t xml:space="preserve"> </w:t>
+            </w:r>
+            <w:proofErr w:type="spellStart"/>
+            <w:r>
+              <w:rPr>
+                <w:rFonts w:ascii="Calibri" w:eastAsia="Calibri" w:hAnsi="Calibri" w:cs="Calibri"/>
+                <w:sz w:val="20"/>
+              </w:rPr>
+              <w:t>text</w:t>
+            </w:r>
+            <w:proofErr w:type="spellEnd"/>
+            <w:r>
+              <w:rPr>
+                <w:rFonts w:ascii="Calibri" w:eastAsia="Calibri" w:hAnsi="Calibri" w:cs="Calibri"/>
+                <w:sz w:val="20"/>
+              </w:rPr>
+              <w:t xml:space="preserve"> of </w:t>
+            </w:r>
+            <w:proofErr w:type="spellStart"/>
+            <w:r>
+              <w:rPr>
+                <w:rFonts w:ascii="Calibri" w:eastAsia="Calibri" w:hAnsi="Calibri" w:cs="Calibri"/>
+                <w:sz w:val="20"/>
+              </w:rPr>
+              <w:t>your</w:t>
+            </w:r>
+            <w:proofErr w:type="spellEnd"/>
+            <w:r>
+              <w:rPr>
+                <w:rFonts w:ascii="Calibri" w:eastAsia="Calibri" w:hAnsi="Calibri" w:cs="Calibri"/>
+                <w:sz w:val="20"/>
+              </w:rPr>
+              <w:t xml:space="preserve"> program. </w:t>
+            </w:r>
+            <w:proofErr w:type="spellStart"/>
+            <w:r>
+              <w:rPr>
+                <w:rFonts w:ascii="Calibri" w:eastAsia="Calibri" w:hAnsi="Calibri" w:cs="Calibri"/>
+                <w:sz w:val="20"/>
+              </w:rPr>
+              <w:t>If</w:t>
+            </w:r>
+            <w:proofErr w:type="spellEnd"/>
+            <w:r>
+              <w:rPr>
+                <w:rFonts w:ascii="Calibri" w:eastAsia="Calibri" w:hAnsi="Calibri" w:cs="Calibri"/>
+                <w:sz w:val="20"/>
+              </w:rPr>
+              <w:t xml:space="preserve"> is </w:t>
+            </w:r>
+            <w:proofErr w:type="spellStart"/>
+            <w:r>
+              <w:rPr>
+                <w:rFonts w:ascii="Calibri" w:eastAsia="Calibri" w:hAnsi="Calibri" w:cs="Calibri"/>
+                <w:sz w:val="20"/>
+              </w:rPr>
+              <w:t>too</w:t>
+            </w:r>
+            <w:proofErr w:type="spellEnd"/>
+            <w:r>
+              <w:rPr>
+                <w:rFonts w:ascii="Calibri" w:eastAsia="Calibri" w:hAnsi="Calibri" w:cs="Calibri"/>
+                <w:sz w:val="20"/>
+              </w:rPr>
+              <w:t xml:space="preserve"> </w:t>
+            </w:r>
+            <w:proofErr w:type="spellStart"/>
+            <w:r>
+              <w:rPr>
+                <w:rFonts w:ascii="Calibri" w:eastAsia="Calibri" w:hAnsi="Calibri" w:cs="Calibri"/>
+                <w:sz w:val="20"/>
+              </w:rPr>
+              <w:t>long</w:t>
+            </w:r>
+            <w:proofErr w:type="spellEnd"/>
+            <w:r>
+              <w:rPr>
+                <w:rFonts w:ascii="Calibri" w:eastAsia="Calibri" w:hAnsi="Calibri" w:cs="Calibri"/>
+                <w:sz w:val="20"/>
+              </w:rPr>
+              <w:t xml:space="preserve">, put </w:t>
+            </w:r>
+            <w:proofErr w:type="spellStart"/>
+            <w:r>
+              <w:rPr>
+                <w:rFonts w:ascii="Calibri" w:eastAsia="Calibri" w:hAnsi="Calibri" w:cs="Calibri"/>
+                <w:sz w:val="20"/>
+              </w:rPr>
+              <w:t>the</w:t>
+            </w:r>
+            <w:proofErr w:type="spellEnd"/>
+            <w:r>
+              <w:rPr>
+                <w:rFonts w:ascii="Calibri" w:eastAsia="Calibri" w:hAnsi="Calibri" w:cs="Calibri"/>
+                <w:sz w:val="20"/>
+              </w:rPr>
+              <w:t xml:space="preserve"> </w:t>
+            </w:r>
+            <w:proofErr w:type="spellStart"/>
+            <w:r>
+              <w:rPr>
+                <w:rFonts w:ascii="Calibri" w:eastAsia="Calibri" w:hAnsi="Calibri" w:cs="Calibri"/>
+                <w:sz w:val="20"/>
+              </w:rPr>
+              <w:t>code</w:t>
+            </w:r>
+            <w:proofErr w:type="spellEnd"/>
+            <w:r>
+              <w:rPr>
+                <w:rFonts w:ascii="Calibri" w:eastAsia="Calibri" w:hAnsi="Calibri" w:cs="Calibri"/>
+                <w:sz w:val="20"/>
+              </w:rPr>
+              <w:t xml:space="preserve"> in </w:t>
+            </w:r>
+            <w:proofErr w:type="spellStart"/>
+            <w:r>
+              <w:rPr>
+                <w:rFonts w:ascii="Calibri" w:eastAsia="Calibri" w:hAnsi="Calibri" w:cs="Calibri"/>
+                <w:sz w:val="20"/>
+              </w:rPr>
+              <w:t>the</w:t>
+            </w:r>
+            <w:proofErr w:type="spellEnd"/>
+            <w:r>
+              <w:rPr>
+                <w:rFonts w:ascii="Calibri" w:eastAsia="Calibri" w:hAnsi="Calibri" w:cs="Calibri"/>
+                <w:sz w:val="20"/>
+              </w:rPr>
+              <w:t xml:space="preserve"> </w:t>
+            </w:r>
+            <w:proofErr w:type="spellStart"/>
+            <w:r>
+              <w:rPr>
+                <w:rFonts w:ascii="Calibri" w:eastAsia="Calibri" w:hAnsi="Calibri" w:cs="Calibri"/>
+                <w:sz w:val="20"/>
+              </w:rPr>
+              <w:t>bottom</w:t>
+            </w:r>
+            <w:proofErr w:type="spellEnd"/>
+            <w:r>
+              <w:rPr>
+                <w:rFonts w:ascii="Calibri" w:eastAsia="Calibri" w:hAnsi="Calibri" w:cs="Calibri"/>
+                <w:sz w:val="20"/>
+              </w:rPr>
+              <w:t xml:space="preserve"> of </w:t>
+            </w:r>
+            <w:proofErr w:type="spellStart"/>
+            <w:r>
+              <w:rPr>
+                <w:rFonts w:ascii="Calibri" w:eastAsia="Calibri" w:hAnsi="Calibri" w:cs="Calibri"/>
+                <w:sz w:val="20"/>
+              </w:rPr>
+              <w:t>report</w:t>
+            </w:r>
+            <w:proofErr w:type="spellEnd"/>
+            <w:r>
+              <w:rPr>
+                <w:rFonts w:ascii="Calibri" w:eastAsia="Calibri" w:hAnsi="Calibri" w:cs="Calibri"/>
+                <w:sz w:val="20"/>
+              </w:rPr>
+              <w:t>. /Programın kodunu buraya kopyalayınız. / Kod çok uzun olursa raporun en son sayfa kopyalayabilirsiniz.</w:t>
+            </w:r>
           </w:p>
         </w:tc>
       </w:tr>
@@ -890,7 +1684,7 @@
         </w:trPr>
         <w:tc>
           <w:tcPr>
-            <w:tcW w:w="9350" w:type="dxa"/>
+            <w:tcW w:w="8954" w:type="dxa"/>
             <w:tcBorders>
               <w:top w:val="single" w:sz="4" w:space="0" w:color="000000"/>
               <w:left w:val="single" w:sz="4" w:space="0" w:color="000000"/>
@@ -908,13 +1702,42 @@
               <w:keepNext/>
               <w:spacing w:before="240" w:after="60" w:line="276" w:lineRule="auto"/>
             </w:pPr>
+            <w:proofErr w:type="spellStart"/>
             <w:r>
               <w:rPr>
                 <w:rFonts w:ascii="Calibri Light" w:eastAsia="Calibri Light" w:hAnsi="Calibri Light" w:cs="Calibri Light"/>
                 <w:b/>
                 <w:sz w:val="32"/>
               </w:rPr>
-              <w:t>User’s guide / Kullanıcı Rehberi</w:t>
+              <w:lastRenderedPageBreak/>
+              <w:t>User’s</w:t>
+            </w:r>
+            <w:proofErr w:type="spellEnd"/>
+            <w:r>
+              <w:rPr>
+                <w:rFonts w:ascii="Calibri Light" w:eastAsia="Calibri Light" w:hAnsi="Calibri Light" w:cs="Calibri Light"/>
+                <w:b/>
+                <w:sz w:val="32"/>
+              </w:rPr>
+              <w:t xml:space="preserve"> </w:t>
+            </w:r>
+            <w:proofErr w:type="spellStart"/>
+            <w:r>
+              <w:rPr>
+                <w:rFonts w:ascii="Calibri Light" w:eastAsia="Calibri Light" w:hAnsi="Calibri Light" w:cs="Calibri Light"/>
+                <w:b/>
+                <w:sz w:val="32"/>
+              </w:rPr>
+              <w:t>guide</w:t>
+            </w:r>
+            <w:proofErr w:type="spellEnd"/>
+            <w:r>
+              <w:rPr>
+                <w:rFonts w:ascii="Calibri Light" w:eastAsia="Calibri Light" w:hAnsi="Calibri Light" w:cs="Calibri Light"/>
+                <w:b/>
+                <w:sz w:val="32"/>
+              </w:rPr>
+              <w:t xml:space="preserve"> / Kullanıcı Rehberi</w:t>
             </w:r>
           </w:p>
         </w:tc>
@@ -925,7 +1748,7 @@
         </w:trPr>
         <w:tc>
           <w:tcPr>
-            <w:tcW w:w="9350" w:type="dxa"/>
+            <w:tcW w:w="8954" w:type="dxa"/>
             <w:tcBorders>
               <w:top w:val="single" w:sz="4" w:space="0" w:color="000000"/>
               <w:left w:val="single" w:sz="4" w:space="0" w:color="000000"/>
@@ -940,7 +1763,7 @@
           </w:tcPr>
           <w:p>
             <w:pPr>
-              <w:spacing w:after="200" w:line="276" w:lineRule="auto"/>
+              <w:spacing w:line="276" w:lineRule="auto"/>
               <w:rPr>
                 <w:rFonts w:ascii="Calibri" w:eastAsia="Calibri" w:hAnsi="Calibri" w:cs="Calibri"/>
                 <w:sz w:val="20"/>
@@ -951,32 +1774,1741 @@
                 <w:rFonts w:ascii="Calibri" w:eastAsia="Calibri" w:hAnsi="Calibri" w:cs="Calibri"/>
                 <w:sz w:val="20"/>
               </w:rPr>
-              <w:t xml:space="preserve">Describe briefly how the user can use your program (input parameters of program, output of program, possible limitations, possible errors, etc.) /Programın kullanımını kısaca tanımlayınız (giriş parametreleri, program çıktısı, olası sınırlamalar, olası hatalar, vs.). </w:t>
+              <w:t xml:space="preserve">Program, </w:t>
+            </w:r>
+            <w:proofErr w:type="spellStart"/>
+            <w:r>
+              <w:rPr>
+                <w:rFonts w:ascii="Calibri" w:eastAsia="Calibri" w:hAnsi="Calibri" w:cs="Calibri"/>
+                <w:sz w:val="20"/>
+              </w:rPr>
+              <w:t>kullanıcı</w:t>
+            </w:r>
+            <w:proofErr w:type="spellEnd"/>
+            <w:r>
+              <w:rPr>
+                <w:rFonts w:ascii="Calibri" w:eastAsia="Calibri" w:hAnsi="Calibri" w:cs="Calibri"/>
+                <w:sz w:val="20"/>
+              </w:rPr>
+              <w:t xml:space="preserve"> </w:t>
+            </w:r>
+            <w:proofErr w:type="spellStart"/>
+            <w:r>
+              <w:rPr>
+                <w:rFonts w:ascii="Calibri" w:eastAsia="Calibri" w:hAnsi="Calibri" w:cs="Calibri"/>
+                <w:sz w:val="20"/>
+              </w:rPr>
+              <w:t>ile</w:t>
+            </w:r>
+            <w:proofErr w:type="spellEnd"/>
+            <w:r>
+              <w:rPr>
+                <w:rFonts w:ascii="Calibri" w:eastAsia="Calibri" w:hAnsi="Calibri" w:cs="Calibri"/>
+                <w:sz w:val="20"/>
+              </w:rPr>
+              <w:t xml:space="preserve"> </w:t>
+            </w:r>
+            <w:proofErr w:type="spellStart"/>
+            <w:r>
+              <w:rPr>
+                <w:rFonts w:ascii="Calibri" w:eastAsia="Calibri" w:hAnsi="Calibri" w:cs="Calibri"/>
+                <w:sz w:val="20"/>
+              </w:rPr>
+              <w:t>etkileşimli</w:t>
+            </w:r>
+            <w:proofErr w:type="spellEnd"/>
+            <w:r>
+              <w:rPr>
+                <w:rFonts w:ascii="Calibri" w:eastAsia="Calibri" w:hAnsi="Calibri" w:cs="Calibri"/>
+                <w:sz w:val="20"/>
+              </w:rPr>
+              <w:t xml:space="preserve"> </w:t>
+            </w:r>
+            <w:proofErr w:type="spellStart"/>
+            <w:r>
+              <w:rPr>
+                <w:rFonts w:ascii="Calibri" w:eastAsia="Calibri" w:hAnsi="Calibri" w:cs="Calibri"/>
+                <w:sz w:val="20"/>
+              </w:rPr>
+              <w:t>çalışan</w:t>
+            </w:r>
+            <w:proofErr w:type="spellEnd"/>
+            <w:r>
+              <w:rPr>
+                <w:rFonts w:ascii="Calibri" w:eastAsia="Calibri" w:hAnsi="Calibri" w:cs="Calibri"/>
+                <w:sz w:val="20"/>
+              </w:rPr>
+              <w:t xml:space="preserve"> </w:t>
+            </w:r>
+            <w:proofErr w:type="spellStart"/>
+            <w:r>
+              <w:rPr>
+                <w:rFonts w:ascii="Calibri" w:eastAsia="Calibri" w:hAnsi="Calibri" w:cs="Calibri"/>
+                <w:sz w:val="20"/>
+              </w:rPr>
+              <w:t>menü</w:t>
+            </w:r>
+            <w:proofErr w:type="spellEnd"/>
+            <w:r>
+              <w:rPr>
+                <w:rFonts w:ascii="Calibri" w:eastAsia="Calibri" w:hAnsi="Calibri" w:cs="Calibri"/>
+                <w:sz w:val="20"/>
+              </w:rPr>
+              <w:t xml:space="preserve"> </w:t>
+            </w:r>
+            <w:proofErr w:type="spellStart"/>
+            <w:r>
+              <w:rPr>
+                <w:rFonts w:ascii="Calibri" w:eastAsia="Calibri" w:hAnsi="Calibri" w:cs="Calibri"/>
+                <w:sz w:val="20"/>
+              </w:rPr>
+              <w:t>tabanlı</w:t>
+            </w:r>
+            <w:proofErr w:type="spellEnd"/>
+            <w:r>
+              <w:rPr>
+                <w:rFonts w:ascii="Calibri" w:eastAsia="Calibri" w:hAnsi="Calibri" w:cs="Calibri"/>
+                <w:sz w:val="20"/>
+              </w:rPr>
+              <w:t xml:space="preserve"> </w:t>
+            </w:r>
+            <w:proofErr w:type="spellStart"/>
+            <w:r>
+              <w:rPr>
+                <w:rFonts w:ascii="Calibri" w:eastAsia="Calibri" w:hAnsi="Calibri" w:cs="Calibri"/>
+                <w:sz w:val="20"/>
+              </w:rPr>
+              <w:t>bir</w:t>
+            </w:r>
+            <w:proofErr w:type="spellEnd"/>
+            <w:r>
+              <w:rPr>
+                <w:rFonts w:ascii="Calibri" w:eastAsia="Calibri" w:hAnsi="Calibri" w:cs="Calibri"/>
+                <w:sz w:val="20"/>
+              </w:rPr>
+              <w:t xml:space="preserve"> </w:t>
+            </w:r>
+            <w:proofErr w:type="spellStart"/>
+            <w:r>
+              <w:rPr>
+                <w:rFonts w:ascii="Calibri" w:eastAsia="Calibri" w:hAnsi="Calibri" w:cs="Calibri"/>
+                <w:sz w:val="20"/>
+              </w:rPr>
+              <w:t>yapıya</w:t>
+            </w:r>
+            <w:proofErr w:type="spellEnd"/>
+            <w:r>
+              <w:rPr>
+                <w:rFonts w:ascii="Calibri" w:eastAsia="Calibri" w:hAnsi="Calibri" w:cs="Calibri"/>
+                <w:sz w:val="20"/>
+              </w:rPr>
+              <w:t xml:space="preserve"> </w:t>
+            </w:r>
+            <w:proofErr w:type="spellStart"/>
+            <w:r>
+              <w:rPr>
+                <w:rFonts w:ascii="Calibri" w:eastAsia="Calibri" w:hAnsi="Calibri" w:cs="Calibri"/>
+                <w:sz w:val="20"/>
+              </w:rPr>
+              <w:t>sahiptir</w:t>
+            </w:r>
+            <w:proofErr w:type="spellEnd"/>
+            <w:r>
+              <w:rPr>
+                <w:rFonts w:ascii="Calibri" w:eastAsia="Calibri" w:hAnsi="Calibri" w:cs="Calibri"/>
+                <w:sz w:val="20"/>
+              </w:rPr>
+              <w:t xml:space="preserve">. Ana </w:t>
+            </w:r>
+            <w:proofErr w:type="spellStart"/>
+            <w:r>
+              <w:rPr>
+                <w:rFonts w:ascii="Calibri" w:eastAsia="Calibri" w:hAnsi="Calibri" w:cs="Calibri"/>
+                <w:sz w:val="20"/>
+              </w:rPr>
+              <w:t>menü</w:t>
+            </w:r>
+            <w:proofErr w:type="spellEnd"/>
+            <w:r>
+              <w:rPr>
+                <w:rFonts w:ascii="Calibri" w:eastAsia="Calibri" w:hAnsi="Calibri" w:cs="Calibri"/>
+                <w:sz w:val="20"/>
+              </w:rPr>
+              <w:t xml:space="preserve"> </w:t>
+            </w:r>
+            <w:proofErr w:type="spellStart"/>
+            <w:r>
+              <w:rPr>
+                <w:rFonts w:ascii="Calibri" w:eastAsia="Calibri" w:hAnsi="Calibri" w:cs="Calibri"/>
+                <w:sz w:val="20"/>
+              </w:rPr>
+              <w:t>üzerinden</w:t>
+            </w:r>
+            <w:proofErr w:type="spellEnd"/>
+            <w:r>
+              <w:rPr>
+                <w:rFonts w:ascii="Calibri" w:eastAsia="Calibri" w:hAnsi="Calibri" w:cs="Calibri"/>
+                <w:sz w:val="20"/>
+              </w:rPr>
+              <w:t xml:space="preserve"> 1 </w:t>
+            </w:r>
+            <w:proofErr w:type="spellStart"/>
+            <w:r>
+              <w:rPr>
+                <w:rFonts w:ascii="Calibri" w:eastAsia="Calibri" w:hAnsi="Calibri" w:cs="Calibri"/>
+                <w:sz w:val="20"/>
+              </w:rPr>
+              <w:t>ile</w:t>
+            </w:r>
+            <w:proofErr w:type="spellEnd"/>
+            <w:r>
+              <w:rPr>
+                <w:rFonts w:ascii="Calibri" w:eastAsia="Calibri" w:hAnsi="Calibri" w:cs="Calibri"/>
+                <w:sz w:val="20"/>
+              </w:rPr>
+              <w:t xml:space="preserve"> 8 </w:t>
+            </w:r>
+            <w:proofErr w:type="spellStart"/>
+            <w:r>
+              <w:rPr>
+                <w:rFonts w:ascii="Calibri" w:eastAsia="Calibri" w:hAnsi="Calibri" w:cs="Calibri"/>
+                <w:sz w:val="20"/>
+              </w:rPr>
+              <w:t>arasında</w:t>
+            </w:r>
+            <w:proofErr w:type="spellEnd"/>
+            <w:r>
+              <w:rPr>
+                <w:rFonts w:ascii="Calibri" w:eastAsia="Calibri" w:hAnsi="Calibri" w:cs="Calibri"/>
+                <w:sz w:val="20"/>
+              </w:rPr>
+              <w:t xml:space="preserve"> </w:t>
+            </w:r>
+            <w:proofErr w:type="spellStart"/>
+            <w:r>
+              <w:rPr>
+                <w:rFonts w:ascii="Calibri" w:eastAsia="Calibri" w:hAnsi="Calibri" w:cs="Calibri"/>
+                <w:sz w:val="20"/>
+              </w:rPr>
+              <w:t>sayısal</w:t>
+            </w:r>
+            <w:proofErr w:type="spellEnd"/>
+            <w:r>
+              <w:rPr>
+                <w:rFonts w:ascii="Calibri" w:eastAsia="Calibri" w:hAnsi="Calibri" w:cs="Calibri"/>
+                <w:sz w:val="20"/>
+              </w:rPr>
+              <w:t xml:space="preserve"> </w:t>
+            </w:r>
+            <w:proofErr w:type="spellStart"/>
+            <w:r>
+              <w:rPr>
+                <w:rFonts w:ascii="Calibri" w:eastAsia="Calibri" w:hAnsi="Calibri" w:cs="Calibri"/>
+                <w:sz w:val="20"/>
+              </w:rPr>
+              <w:t>seçimler</w:t>
+            </w:r>
+            <w:proofErr w:type="spellEnd"/>
+            <w:r>
+              <w:rPr>
+                <w:rFonts w:ascii="Calibri" w:eastAsia="Calibri" w:hAnsi="Calibri" w:cs="Calibri"/>
+                <w:sz w:val="20"/>
+              </w:rPr>
+              <w:t xml:space="preserve"> </w:t>
+            </w:r>
+            <w:proofErr w:type="spellStart"/>
+            <w:r>
+              <w:rPr>
+                <w:rFonts w:ascii="Calibri" w:eastAsia="Calibri" w:hAnsi="Calibri" w:cs="Calibri"/>
+                <w:sz w:val="20"/>
+              </w:rPr>
+              <w:t>yapılarak</w:t>
+            </w:r>
+            <w:proofErr w:type="spellEnd"/>
+            <w:r>
+              <w:rPr>
+                <w:rFonts w:ascii="Calibri" w:eastAsia="Calibri" w:hAnsi="Calibri" w:cs="Calibri"/>
+                <w:sz w:val="20"/>
+              </w:rPr>
+              <w:t xml:space="preserve"> </w:t>
+            </w:r>
+            <w:proofErr w:type="spellStart"/>
+            <w:r>
+              <w:rPr>
+                <w:rFonts w:ascii="Calibri" w:eastAsia="Calibri" w:hAnsi="Calibri" w:cs="Calibri"/>
+                <w:sz w:val="20"/>
+              </w:rPr>
+              <w:t>ilgili</w:t>
+            </w:r>
+            <w:proofErr w:type="spellEnd"/>
+            <w:r>
+              <w:rPr>
+                <w:rFonts w:ascii="Calibri" w:eastAsia="Calibri" w:hAnsi="Calibri" w:cs="Calibri"/>
+                <w:sz w:val="20"/>
+              </w:rPr>
+              <w:t xml:space="preserve"> </w:t>
+            </w:r>
+            <w:proofErr w:type="spellStart"/>
+            <w:r>
+              <w:rPr>
+                <w:rFonts w:ascii="Calibri" w:eastAsia="Calibri" w:hAnsi="Calibri" w:cs="Calibri"/>
+                <w:sz w:val="20"/>
+              </w:rPr>
+              <w:t>işlemler</w:t>
+            </w:r>
+            <w:proofErr w:type="spellEnd"/>
+            <w:r>
+              <w:rPr>
+                <w:rFonts w:ascii="Calibri" w:eastAsia="Calibri" w:hAnsi="Calibri" w:cs="Calibri"/>
+                <w:sz w:val="20"/>
+              </w:rPr>
+              <w:t xml:space="preserve"> </w:t>
+            </w:r>
+            <w:proofErr w:type="spellStart"/>
+            <w:r>
+              <w:rPr>
+                <w:rFonts w:ascii="Calibri" w:eastAsia="Calibri" w:hAnsi="Calibri" w:cs="Calibri"/>
+                <w:sz w:val="20"/>
+              </w:rPr>
+              <w:t>gerçekleştirilir</w:t>
+            </w:r>
+            <w:proofErr w:type="spellEnd"/>
+            <w:r>
+              <w:rPr>
+                <w:rFonts w:ascii="Calibri" w:eastAsia="Calibri" w:hAnsi="Calibri" w:cs="Calibri"/>
+                <w:sz w:val="20"/>
+              </w:rPr>
+              <w:t xml:space="preserve">. </w:t>
+            </w:r>
+            <w:proofErr w:type="spellStart"/>
+            <w:r>
+              <w:rPr>
+                <w:rFonts w:ascii="Calibri" w:eastAsia="Calibri" w:hAnsi="Calibri" w:cs="Calibri"/>
+                <w:sz w:val="20"/>
+              </w:rPr>
+              <w:t>Kullanıcıdan</w:t>
+            </w:r>
+            <w:proofErr w:type="spellEnd"/>
+            <w:r>
+              <w:rPr>
+                <w:rFonts w:ascii="Calibri" w:eastAsia="Calibri" w:hAnsi="Calibri" w:cs="Calibri"/>
+                <w:sz w:val="20"/>
+              </w:rPr>
+              <w:t xml:space="preserve"> </w:t>
+            </w:r>
+            <w:proofErr w:type="spellStart"/>
+            <w:r>
+              <w:rPr>
+                <w:rFonts w:ascii="Calibri" w:eastAsia="Calibri" w:hAnsi="Calibri" w:cs="Calibri"/>
+                <w:sz w:val="20"/>
+              </w:rPr>
+              <w:t>müşteri</w:t>
+            </w:r>
+            <w:proofErr w:type="spellEnd"/>
+            <w:r>
+              <w:rPr>
+                <w:rFonts w:ascii="Calibri" w:eastAsia="Calibri" w:hAnsi="Calibri" w:cs="Calibri"/>
+                <w:sz w:val="20"/>
+              </w:rPr>
+              <w:t xml:space="preserve"> </w:t>
+            </w:r>
+            <w:proofErr w:type="spellStart"/>
+            <w:r>
+              <w:rPr>
+                <w:rFonts w:ascii="Calibri" w:eastAsia="Calibri" w:hAnsi="Calibri" w:cs="Calibri"/>
+                <w:sz w:val="20"/>
+              </w:rPr>
+              <w:t>ve</w:t>
+            </w:r>
+            <w:proofErr w:type="spellEnd"/>
+            <w:r>
+              <w:rPr>
+                <w:rFonts w:ascii="Calibri" w:eastAsia="Calibri" w:hAnsi="Calibri" w:cs="Calibri"/>
+                <w:sz w:val="20"/>
+              </w:rPr>
+              <w:t xml:space="preserve"> depo </w:t>
+            </w:r>
+            <w:proofErr w:type="spellStart"/>
+            <w:r>
+              <w:rPr>
+                <w:rFonts w:ascii="Calibri" w:eastAsia="Calibri" w:hAnsi="Calibri" w:cs="Calibri"/>
+                <w:sz w:val="20"/>
+              </w:rPr>
+              <w:t>tanımlamaları</w:t>
+            </w:r>
+            <w:proofErr w:type="spellEnd"/>
+            <w:r>
+              <w:rPr>
+                <w:rFonts w:ascii="Calibri" w:eastAsia="Calibri" w:hAnsi="Calibri" w:cs="Calibri"/>
+                <w:sz w:val="20"/>
+              </w:rPr>
+              <w:t xml:space="preserve"> </w:t>
+            </w:r>
+            <w:proofErr w:type="spellStart"/>
+            <w:r>
+              <w:rPr>
+                <w:rFonts w:ascii="Calibri" w:eastAsia="Calibri" w:hAnsi="Calibri" w:cs="Calibri"/>
+                <w:sz w:val="20"/>
+              </w:rPr>
+              <w:t>için</w:t>
+            </w:r>
+            <w:proofErr w:type="spellEnd"/>
+            <w:r>
+              <w:rPr>
+                <w:rFonts w:ascii="Calibri" w:eastAsia="Calibri" w:hAnsi="Calibri" w:cs="Calibri"/>
+                <w:sz w:val="20"/>
+              </w:rPr>
+              <w:t xml:space="preserve"> ID </w:t>
+            </w:r>
+            <w:proofErr w:type="spellStart"/>
+            <w:r>
+              <w:rPr>
+                <w:rFonts w:ascii="Calibri" w:eastAsia="Calibri" w:hAnsi="Calibri" w:cs="Calibri"/>
+                <w:sz w:val="20"/>
+              </w:rPr>
+              <w:t>bilgisi</w:t>
+            </w:r>
+            <w:proofErr w:type="spellEnd"/>
+            <w:r>
+              <w:rPr>
+                <w:rFonts w:ascii="Calibri" w:eastAsia="Calibri" w:hAnsi="Calibri" w:cs="Calibri"/>
+                <w:sz w:val="20"/>
+              </w:rPr>
+              <w:t xml:space="preserve"> </w:t>
+            </w:r>
+            <w:proofErr w:type="spellStart"/>
+            <w:r>
+              <w:rPr>
+                <w:rFonts w:ascii="Calibri" w:eastAsia="Calibri" w:hAnsi="Calibri" w:cs="Calibri"/>
+                <w:sz w:val="20"/>
+              </w:rPr>
+              <w:t>ile</w:t>
+            </w:r>
+            <w:proofErr w:type="spellEnd"/>
+            <w:r>
+              <w:rPr>
+                <w:rFonts w:ascii="Calibri" w:eastAsia="Calibri" w:hAnsi="Calibri" w:cs="Calibri"/>
+                <w:sz w:val="20"/>
+              </w:rPr>
+              <w:t xml:space="preserve"> </w:t>
+            </w:r>
+            <w:proofErr w:type="spellStart"/>
+            <w:r>
+              <w:rPr>
+                <w:rFonts w:ascii="Calibri" w:eastAsia="Calibri" w:hAnsi="Calibri" w:cs="Calibri"/>
+                <w:sz w:val="20"/>
+              </w:rPr>
+              <w:t>birlikte</w:t>
+            </w:r>
+            <w:proofErr w:type="spellEnd"/>
+            <w:r>
+              <w:rPr>
+                <w:rFonts w:ascii="Calibri" w:eastAsia="Calibri" w:hAnsi="Calibri" w:cs="Calibri"/>
+                <w:sz w:val="20"/>
+              </w:rPr>
+              <w:t xml:space="preserve"> X-Y </w:t>
+            </w:r>
+            <w:proofErr w:type="spellStart"/>
+            <w:r>
+              <w:rPr>
+                <w:rFonts w:ascii="Calibri" w:eastAsia="Calibri" w:hAnsi="Calibri" w:cs="Calibri"/>
+                <w:sz w:val="20"/>
+              </w:rPr>
+              <w:t>koordinatları</w:t>
+            </w:r>
+            <w:proofErr w:type="spellEnd"/>
+            <w:r>
+              <w:rPr>
+                <w:rFonts w:ascii="Calibri" w:eastAsia="Calibri" w:hAnsi="Calibri" w:cs="Calibri"/>
+                <w:sz w:val="20"/>
+              </w:rPr>
+              <w:t xml:space="preserve"> </w:t>
+            </w:r>
+            <w:proofErr w:type="spellStart"/>
+            <w:r>
+              <w:rPr>
+                <w:rFonts w:ascii="Calibri" w:eastAsia="Calibri" w:hAnsi="Calibri" w:cs="Calibri"/>
+                <w:sz w:val="20"/>
+              </w:rPr>
+              <w:t>alınırken</w:t>
+            </w:r>
+            <w:proofErr w:type="spellEnd"/>
+            <w:r>
+              <w:rPr>
+                <w:rFonts w:ascii="Calibri" w:eastAsia="Calibri" w:hAnsi="Calibri" w:cs="Calibri"/>
+                <w:sz w:val="20"/>
+              </w:rPr>
+              <w:t xml:space="preserve">; </w:t>
+            </w:r>
+            <w:proofErr w:type="spellStart"/>
+            <w:r>
+              <w:rPr>
+                <w:rFonts w:ascii="Calibri" w:eastAsia="Calibri" w:hAnsi="Calibri" w:cs="Calibri"/>
+                <w:sz w:val="20"/>
+              </w:rPr>
+              <w:t>ürünler</w:t>
+            </w:r>
+            <w:proofErr w:type="spellEnd"/>
+            <w:r>
+              <w:rPr>
+                <w:rFonts w:ascii="Calibri" w:eastAsia="Calibri" w:hAnsi="Calibri" w:cs="Calibri"/>
+                <w:sz w:val="20"/>
+              </w:rPr>
+              <w:t xml:space="preserve"> </w:t>
+            </w:r>
+            <w:proofErr w:type="spellStart"/>
+            <w:r>
+              <w:rPr>
+                <w:rFonts w:ascii="Calibri" w:eastAsia="Calibri" w:hAnsi="Calibri" w:cs="Calibri"/>
+                <w:sz w:val="20"/>
+              </w:rPr>
+              <w:t>için</w:t>
+            </w:r>
+            <w:proofErr w:type="spellEnd"/>
+            <w:r>
+              <w:rPr>
+                <w:rFonts w:ascii="Calibri" w:eastAsia="Calibri" w:hAnsi="Calibri" w:cs="Calibri"/>
+                <w:sz w:val="20"/>
+              </w:rPr>
+              <w:t xml:space="preserve"> ID, </w:t>
+            </w:r>
+            <w:proofErr w:type="spellStart"/>
+            <w:r>
+              <w:rPr>
+                <w:rFonts w:ascii="Calibri" w:eastAsia="Calibri" w:hAnsi="Calibri" w:cs="Calibri"/>
+                <w:sz w:val="20"/>
+              </w:rPr>
+              <w:t>isim</w:t>
+            </w:r>
+            <w:proofErr w:type="spellEnd"/>
+            <w:r>
+              <w:rPr>
+                <w:rFonts w:ascii="Calibri" w:eastAsia="Calibri" w:hAnsi="Calibri" w:cs="Calibri"/>
+                <w:sz w:val="20"/>
+              </w:rPr>
+              <w:t xml:space="preserve">, </w:t>
+            </w:r>
+            <w:proofErr w:type="spellStart"/>
+            <w:r>
+              <w:rPr>
+                <w:rFonts w:ascii="Calibri" w:eastAsia="Calibri" w:hAnsi="Calibri" w:cs="Calibri"/>
+                <w:sz w:val="20"/>
+              </w:rPr>
+              <w:t>fiyat</w:t>
+            </w:r>
+            <w:proofErr w:type="spellEnd"/>
+            <w:r>
+              <w:rPr>
+                <w:rFonts w:ascii="Calibri" w:eastAsia="Calibri" w:hAnsi="Calibri" w:cs="Calibri"/>
+                <w:sz w:val="20"/>
+              </w:rPr>
+              <w:t xml:space="preserve"> </w:t>
+            </w:r>
+            <w:proofErr w:type="spellStart"/>
+            <w:r>
+              <w:rPr>
+                <w:rFonts w:ascii="Calibri" w:eastAsia="Calibri" w:hAnsi="Calibri" w:cs="Calibri"/>
+                <w:sz w:val="20"/>
+              </w:rPr>
+              <w:t>ve</w:t>
+            </w:r>
+            <w:proofErr w:type="spellEnd"/>
+            <w:r>
+              <w:rPr>
+                <w:rFonts w:ascii="Calibri" w:eastAsia="Calibri" w:hAnsi="Calibri" w:cs="Calibri"/>
+                <w:sz w:val="20"/>
+              </w:rPr>
+              <w:t xml:space="preserve"> </w:t>
+            </w:r>
+            <w:proofErr w:type="spellStart"/>
+            <w:r>
+              <w:rPr>
+                <w:rFonts w:ascii="Calibri" w:eastAsia="Calibri" w:hAnsi="Calibri" w:cs="Calibri"/>
+                <w:sz w:val="20"/>
+              </w:rPr>
+              <w:t>stok</w:t>
+            </w:r>
+            <w:proofErr w:type="spellEnd"/>
+            <w:r>
+              <w:rPr>
+                <w:rFonts w:ascii="Calibri" w:eastAsia="Calibri" w:hAnsi="Calibri" w:cs="Calibri"/>
+                <w:sz w:val="20"/>
+              </w:rPr>
+              <w:t xml:space="preserve"> </w:t>
+            </w:r>
+            <w:proofErr w:type="spellStart"/>
+            <w:r>
+              <w:rPr>
+                <w:rFonts w:ascii="Calibri" w:eastAsia="Calibri" w:hAnsi="Calibri" w:cs="Calibri"/>
+                <w:sz w:val="20"/>
+              </w:rPr>
+              <w:t>miktarı</w:t>
+            </w:r>
+            <w:proofErr w:type="spellEnd"/>
+            <w:r>
+              <w:rPr>
+                <w:rFonts w:ascii="Calibri" w:eastAsia="Calibri" w:hAnsi="Calibri" w:cs="Calibri"/>
+                <w:sz w:val="20"/>
+              </w:rPr>
+              <w:t xml:space="preserve"> </w:t>
+            </w:r>
+            <w:proofErr w:type="spellStart"/>
+            <w:r>
+              <w:rPr>
+                <w:rFonts w:ascii="Calibri" w:eastAsia="Calibri" w:hAnsi="Calibri" w:cs="Calibri"/>
+                <w:sz w:val="20"/>
+              </w:rPr>
+              <w:t>bilgileri</w:t>
+            </w:r>
+            <w:proofErr w:type="spellEnd"/>
+            <w:r>
+              <w:rPr>
+                <w:rFonts w:ascii="Calibri" w:eastAsia="Calibri" w:hAnsi="Calibri" w:cs="Calibri"/>
+                <w:sz w:val="20"/>
+              </w:rPr>
+              <w:t xml:space="preserve"> </w:t>
+            </w:r>
+            <w:proofErr w:type="spellStart"/>
+            <w:r>
+              <w:rPr>
+                <w:rFonts w:ascii="Calibri" w:eastAsia="Calibri" w:hAnsi="Calibri" w:cs="Calibri"/>
+                <w:sz w:val="20"/>
+              </w:rPr>
+              <w:t>girilmektedir</w:t>
+            </w:r>
+            <w:proofErr w:type="spellEnd"/>
+            <w:r>
+              <w:rPr>
+                <w:rFonts w:ascii="Calibri" w:eastAsia="Calibri" w:hAnsi="Calibri" w:cs="Calibri"/>
+                <w:sz w:val="20"/>
+              </w:rPr>
+              <w:t xml:space="preserve">. </w:t>
+            </w:r>
+            <w:proofErr w:type="spellStart"/>
+            <w:r>
+              <w:rPr>
+                <w:rFonts w:ascii="Calibri" w:eastAsia="Calibri" w:hAnsi="Calibri" w:cs="Calibri"/>
+                <w:sz w:val="20"/>
+              </w:rPr>
+              <w:t>Satın</w:t>
+            </w:r>
+            <w:proofErr w:type="spellEnd"/>
+            <w:r>
+              <w:rPr>
+                <w:rFonts w:ascii="Calibri" w:eastAsia="Calibri" w:hAnsi="Calibri" w:cs="Calibri"/>
+                <w:sz w:val="20"/>
+              </w:rPr>
+              <w:t xml:space="preserve"> alma </w:t>
+            </w:r>
+            <w:proofErr w:type="spellStart"/>
+            <w:r>
+              <w:rPr>
+                <w:rFonts w:ascii="Calibri" w:eastAsia="Calibri" w:hAnsi="Calibri" w:cs="Calibri"/>
+                <w:sz w:val="20"/>
+              </w:rPr>
+              <w:t>işlemi</w:t>
+            </w:r>
+            <w:proofErr w:type="spellEnd"/>
+            <w:r>
+              <w:rPr>
+                <w:rFonts w:ascii="Calibri" w:eastAsia="Calibri" w:hAnsi="Calibri" w:cs="Calibri"/>
+                <w:sz w:val="20"/>
+              </w:rPr>
+              <w:t xml:space="preserve"> </w:t>
+            </w:r>
+            <w:proofErr w:type="spellStart"/>
+            <w:r>
+              <w:rPr>
+                <w:rFonts w:ascii="Calibri" w:eastAsia="Calibri" w:hAnsi="Calibri" w:cs="Calibri"/>
+                <w:sz w:val="20"/>
+              </w:rPr>
+              <w:t>sırasında</w:t>
+            </w:r>
+            <w:proofErr w:type="spellEnd"/>
+            <w:r>
+              <w:rPr>
+                <w:rFonts w:ascii="Calibri" w:eastAsia="Calibri" w:hAnsi="Calibri" w:cs="Calibri"/>
+                <w:sz w:val="20"/>
+              </w:rPr>
+              <w:t xml:space="preserve"> </w:t>
+            </w:r>
+            <w:proofErr w:type="spellStart"/>
+            <w:r>
+              <w:rPr>
+                <w:rFonts w:ascii="Calibri" w:eastAsia="Calibri" w:hAnsi="Calibri" w:cs="Calibri"/>
+                <w:sz w:val="20"/>
+              </w:rPr>
+              <w:t>ise</w:t>
+            </w:r>
+            <w:proofErr w:type="spellEnd"/>
+            <w:r>
+              <w:rPr>
+                <w:rFonts w:ascii="Calibri" w:eastAsia="Calibri" w:hAnsi="Calibri" w:cs="Calibri"/>
+                <w:sz w:val="20"/>
+              </w:rPr>
+              <w:t xml:space="preserve">, </w:t>
+            </w:r>
+            <w:proofErr w:type="spellStart"/>
+            <w:r>
+              <w:rPr>
+                <w:rFonts w:ascii="Calibri" w:eastAsia="Calibri" w:hAnsi="Calibri" w:cs="Calibri"/>
+                <w:sz w:val="20"/>
+              </w:rPr>
+              <w:t>işlem</w:t>
+            </w:r>
+            <w:proofErr w:type="spellEnd"/>
+            <w:r>
+              <w:rPr>
+                <w:rFonts w:ascii="Calibri" w:eastAsia="Calibri" w:hAnsi="Calibri" w:cs="Calibri"/>
+                <w:sz w:val="20"/>
+              </w:rPr>
+              <w:t xml:space="preserve"> </w:t>
+            </w:r>
+            <w:proofErr w:type="spellStart"/>
+            <w:r>
+              <w:rPr>
+                <w:rFonts w:ascii="Calibri" w:eastAsia="Calibri" w:hAnsi="Calibri" w:cs="Calibri"/>
+                <w:sz w:val="20"/>
+              </w:rPr>
+              <w:t>yapılacak</w:t>
+            </w:r>
+            <w:proofErr w:type="spellEnd"/>
+            <w:r>
+              <w:rPr>
+                <w:rFonts w:ascii="Calibri" w:eastAsia="Calibri" w:hAnsi="Calibri" w:cs="Calibri"/>
+                <w:sz w:val="20"/>
+              </w:rPr>
+              <w:t xml:space="preserve"> </w:t>
+            </w:r>
+            <w:proofErr w:type="spellStart"/>
+            <w:r>
+              <w:rPr>
+                <w:rFonts w:ascii="Calibri" w:eastAsia="Calibri" w:hAnsi="Calibri" w:cs="Calibri"/>
+                <w:sz w:val="20"/>
+              </w:rPr>
+              <w:t>müşteri</w:t>
+            </w:r>
+            <w:proofErr w:type="spellEnd"/>
+            <w:r>
+              <w:rPr>
+                <w:rFonts w:ascii="Calibri" w:eastAsia="Calibri" w:hAnsi="Calibri" w:cs="Calibri"/>
+                <w:sz w:val="20"/>
+              </w:rPr>
+              <w:t xml:space="preserve"> ID, </w:t>
+            </w:r>
+            <w:proofErr w:type="spellStart"/>
+            <w:r>
+              <w:rPr>
+                <w:rFonts w:ascii="Calibri" w:eastAsia="Calibri" w:hAnsi="Calibri" w:cs="Calibri"/>
+                <w:sz w:val="20"/>
+              </w:rPr>
+              <w:t>ürün</w:t>
+            </w:r>
+            <w:proofErr w:type="spellEnd"/>
+            <w:r>
+              <w:rPr>
+                <w:rFonts w:ascii="Calibri" w:eastAsia="Calibri" w:hAnsi="Calibri" w:cs="Calibri"/>
+                <w:sz w:val="20"/>
+              </w:rPr>
+              <w:t xml:space="preserve"> ID </w:t>
+            </w:r>
+            <w:proofErr w:type="spellStart"/>
+            <w:r>
+              <w:rPr>
+                <w:rFonts w:ascii="Calibri" w:eastAsia="Calibri" w:hAnsi="Calibri" w:cs="Calibri"/>
+                <w:sz w:val="20"/>
+              </w:rPr>
+              <w:t>ve</w:t>
+            </w:r>
+            <w:proofErr w:type="spellEnd"/>
+            <w:r>
+              <w:rPr>
+                <w:rFonts w:ascii="Calibri" w:eastAsia="Calibri" w:hAnsi="Calibri" w:cs="Calibri"/>
+                <w:sz w:val="20"/>
+              </w:rPr>
+              <w:t xml:space="preserve"> </w:t>
+            </w:r>
+            <w:proofErr w:type="spellStart"/>
+            <w:r>
+              <w:rPr>
+                <w:rFonts w:ascii="Calibri" w:eastAsia="Calibri" w:hAnsi="Calibri" w:cs="Calibri"/>
+                <w:sz w:val="20"/>
+              </w:rPr>
+              <w:t>talep</w:t>
+            </w:r>
+            <w:proofErr w:type="spellEnd"/>
+            <w:r>
+              <w:rPr>
+                <w:rFonts w:ascii="Calibri" w:eastAsia="Calibri" w:hAnsi="Calibri" w:cs="Calibri"/>
+                <w:sz w:val="20"/>
+              </w:rPr>
+              <w:t xml:space="preserve"> </w:t>
+            </w:r>
+            <w:proofErr w:type="spellStart"/>
+            <w:r>
+              <w:rPr>
+                <w:rFonts w:ascii="Calibri" w:eastAsia="Calibri" w:hAnsi="Calibri" w:cs="Calibri"/>
+                <w:sz w:val="20"/>
+              </w:rPr>
+              <w:t>edilen</w:t>
+            </w:r>
+            <w:proofErr w:type="spellEnd"/>
+            <w:r>
+              <w:rPr>
+                <w:rFonts w:ascii="Calibri" w:eastAsia="Calibri" w:hAnsi="Calibri" w:cs="Calibri"/>
+                <w:sz w:val="20"/>
+              </w:rPr>
+              <w:t xml:space="preserve"> </w:t>
+            </w:r>
+            <w:proofErr w:type="spellStart"/>
+            <w:r>
+              <w:rPr>
+                <w:rFonts w:ascii="Calibri" w:eastAsia="Calibri" w:hAnsi="Calibri" w:cs="Calibri"/>
+                <w:sz w:val="20"/>
+              </w:rPr>
+              <w:t>ürün</w:t>
+            </w:r>
+            <w:proofErr w:type="spellEnd"/>
+            <w:r>
+              <w:rPr>
+                <w:rFonts w:ascii="Calibri" w:eastAsia="Calibri" w:hAnsi="Calibri" w:cs="Calibri"/>
+                <w:sz w:val="20"/>
+              </w:rPr>
+              <w:t xml:space="preserve"> </w:t>
+            </w:r>
+            <w:proofErr w:type="spellStart"/>
+            <w:r>
+              <w:rPr>
+                <w:rFonts w:ascii="Calibri" w:eastAsia="Calibri" w:hAnsi="Calibri" w:cs="Calibri"/>
+                <w:sz w:val="20"/>
+              </w:rPr>
+              <w:t>miktarı</w:t>
+            </w:r>
+            <w:proofErr w:type="spellEnd"/>
+            <w:r>
+              <w:rPr>
+                <w:rFonts w:ascii="Calibri" w:eastAsia="Calibri" w:hAnsi="Calibri" w:cs="Calibri"/>
+                <w:sz w:val="20"/>
+              </w:rPr>
+              <w:t xml:space="preserve"> (</w:t>
+            </w:r>
+            <w:proofErr w:type="spellStart"/>
+            <w:r>
+              <w:rPr>
+                <w:rFonts w:ascii="Calibri" w:eastAsia="Calibri" w:hAnsi="Calibri" w:cs="Calibri"/>
+                <w:sz w:val="20"/>
+              </w:rPr>
+              <w:t>adet</w:t>
+            </w:r>
+            <w:proofErr w:type="spellEnd"/>
+            <w:r>
+              <w:rPr>
+                <w:rFonts w:ascii="Calibri" w:eastAsia="Calibri" w:hAnsi="Calibri" w:cs="Calibri"/>
+                <w:sz w:val="20"/>
+              </w:rPr>
+              <w:t xml:space="preserve">) </w:t>
+            </w:r>
+            <w:proofErr w:type="spellStart"/>
+            <w:r>
+              <w:rPr>
+                <w:rFonts w:ascii="Calibri" w:eastAsia="Calibri" w:hAnsi="Calibri" w:cs="Calibri"/>
+                <w:sz w:val="20"/>
+              </w:rPr>
+              <w:t>kullanıcı</w:t>
+            </w:r>
+            <w:proofErr w:type="spellEnd"/>
+            <w:r>
+              <w:rPr>
+                <w:rFonts w:ascii="Calibri" w:eastAsia="Calibri" w:hAnsi="Calibri" w:cs="Calibri"/>
+                <w:sz w:val="20"/>
+              </w:rPr>
+              <w:t xml:space="preserve"> </w:t>
+            </w:r>
+            <w:proofErr w:type="spellStart"/>
+            <w:r>
+              <w:rPr>
+                <w:rFonts w:ascii="Calibri" w:eastAsia="Calibri" w:hAnsi="Calibri" w:cs="Calibri"/>
+                <w:sz w:val="20"/>
+              </w:rPr>
+              <w:t>tarafından</w:t>
+            </w:r>
+            <w:proofErr w:type="spellEnd"/>
+            <w:r>
+              <w:rPr>
+                <w:rFonts w:ascii="Calibri" w:eastAsia="Calibri" w:hAnsi="Calibri" w:cs="Calibri"/>
+                <w:sz w:val="20"/>
+              </w:rPr>
+              <w:t xml:space="preserve"> </w:t>
+            </w:r>
+            <w:proofErr w:type="spellStart"/>
+            <w:r>
+              <w:rPr>
+                <w:rFonts w:ascii="Calibri" w:eastAsia="Calibri" w:hAnsi="Calibri" w:cs="Calibri"/>
+                <w:sz w:val="20"/>
+              </w:rPr>
+              <w:t>sağlanır</w:t>
+            </w:r>
+            <w:proofErr w:type="spellEnd"/>
+            <w:r>
+              <w:rPr>
+                <w:rFonts w:ascii="Calibri" w:eastAsia="Calibri" w:hAnsi="Calibri" w:cs="Calibri"/>
+                <w:sz w:val="20"/>
+              </w:rPr>
+              <w:t>.</w:t>
             </w:r>
           </w:p>
           <w:p>
             <w:pPr>
-              <w:spacing w:after="200" w:line="276" w:lineRule="auto"/>
+              <w:spacing w:line="276" w:lineRule="auto"/>
               <w:rPr>
                 <w:rFonts w:ascii="Calibri" w:eastAsia="Calibri" w:hAnsi="Calibri" w:cs="Calibri"/>
                 <w:sz w:val="20"/>
               </w:rPr>
             </w:pPr>
-            <w:r>
-              <w:rPr>
-                <w:rFonts w:ascii="Calibri" w:eastAsia="Calibri" w:hAnsi="Calibri" w:cs="Calibri"/>
-                <w:sz w:val="20"/>
-              </w:rPr>
-              <w:t>…..</w:t>
+            <w:proofErr w:type="spellStart"/>
+            <w:r>
+              <w:rPr>
+                <w:rFonts w:ascii="Calibri" w:eastAsia="Calibri" w:hAnsi="Calibri" w:cs="Calibri"/>
+                <w:sz w:val="20"/>
+              </w:rPr>
+              <w:t>Programın</w:t>
+            </w:r>
+            <w:proofErr w:type="spellEnd"/>
+            <w:r>
+              <w:rPr>
+                <w:rFonts w:ascii="Calibri" w:eastAsia="Calibri" w:hAnsi="Calibri" w:cs="Calibri"/>
+                <w:sz w:val="20"/>
+              </w:rPr>
+              <w:t xml:space="preserve"> </w:t>
+            </w:r>
+            <w:proofErr w:type="spellStart"/>
+            <w:r>
+              <w:rPr>
+                <w:rFonts w:ascii="Calibri" w:eastAsia="Calibri" w:hAnsi="Calibri" w:cs="Calibri"/>
+                <w:sz w:val="20"/>
+              </w:rPr>
+              <w:t>çıktıları</w:t>
+            </w:r>
+            <w:proofErr w:type="spellEnd"/>
+            <w:r>
+              <w:rPr>
+                <w:rFonts w:ascii="Calibri" w:eastAsia="Calibri" w:hAnsi="Calibri" w:cs="Calibri"/>
+                <w:sz w:val="20"/>
+              </w:rPr>
+              <w:t xml:space="preserve">, </w:t>
+            </w:r>
+            <w:proofErr w:type="spellStart"/>
+            <w:r>
+              <w:rPr>
+                <w:rFonts w:ascii="Calibri" w:eastAsia="Calibri" w:hAnsi="Calibri" w:cs="Calibri"/>
+                <w:sz w:val="20"/>
+              </w:rPr>
+              <w:t>girilen</w:t>
+            </w:r>
+            <w:proofErr w:type="spellEnd"/>
+            <w:r>
+              <w:rPr>
+                <w:rFonts w:ascii="Calibri" w:eastAsia="Calibri" w:hAnsi="Calibri" w:cs="Calibri"/>
+                <w:sz w:val="20"/>
+              </w:rPr>
+              <w:t xml:space="preserve"> </w:t>
+            </w:r>
+            <w:proofErr w:type="spellStart"/>
+            <w:r>
+              <w:rPr>
+                <w:rFonts w:ascii="Calibri" w:eastAsia="Calibri" w:hAnsi="Calibri" w:cs="Calibri"/>
+                <w:sz w:val="20"/>
+              </w:rPr>
+              <w:t>verilerin</w:t>
+            </w:r>
+            <w:proofErr w:type="spellEnd"/>
+            <w:r>
+              <w:rPr>
+                <w:rFonts w:ascii="Calibri" w:eastAsia="Calibri" w:hAnsi="Calibri" w:cs="Calibri"/>
+                <w:sz w:val="20"/>
+              </w:rPr>
+              <w:t xml:space="preserve"> </w:t>
+            </w:r>
+            <w:proofErr w:type="spellStart"/>
+            <w:r>
+              <w:rPr>
+                <w:rFonts w:ascii="Calibri" w:eastAsia="Calibri" w:hAnsi="Calibri" w:cs="Calibri"/>
+                <w:sz w:val="20"/>
+              </w:rPr>
+              <w:t>düzenli</w:t>
+            </w:r>
+            <w:proofErr w:type="spellEnd"/>
+            <w:r>
+              <w:rPr>
+                <w:rFonts w:ascii="Calibri" w:eastAsia="Calibri" w:hAnsi="Calibri" w:cs="Calibri"/>
+                <w:sz w:val="20"/>
+              </w:rPr>
+              <w:t xml:space="preserve"> </w:t>
+            </w:r>
+            <w:proofErr w:type="spellStart"/>
+            <w:r>
+              <w:rPr>
+                <w:rFonts w:ascii="Calibri" w:eastAsia="Calibri" w:hAnsi="Calibri" w:cs="Calibri"/>
+                <w:sz w:val="20"/>
+              </w:rPr>
+              <w:t>listeler</w:t>
+            </w:r>
+            <w:proofErr w:type="spellEnd"/>
+            <w:r>
+              <w:rPr>
+                <w:rFonts w:ascii="Calibri" w:eastAsia="Calibri" w:hAnsi="Calibri" w:cs="Calibri"/>
+                <w:sz w:val="20"/>
+              </w:rPr>
+              <w:t xml:space="preserve"> </w:t>
+            </w:r>
+            <w:proofErr w:type="spellStart"/>
+            <w:r>
+              <w:rPr>
+                <w:rFonts w:ascii="Calibri" w:eastAsia="Calibri" w:hAnsi="Calibri" w:cs="Calibri"/>
+                <w:sz w:val="20"/>
+              </w:rPr>
+              <w:t>halinde</w:t>
+            </w:r>
+            <w:proofErr w:type="spellEnd"/>
+            <w:r>
+              <w:rPr>
+                <w:rFonts w:ascii="Calibri" w:eastAsia="Calibri" w:hAnsi="Calibri" w:cs="Calibri"/>
+                <w:sz w:val="20"/>
+              </w:rPr>
+              <w:t xml:space="preserve"> </w:t>
+            </w:r>
+            <w:proofErr w:type="spellStart"/>
+            <w:r>
+              <w:rPr>
+                <w:rFonts w:ascii="Calibri" w:eastAsia="Calibri" w:hAnsi="Calibri" w:cs="Calibri"/>
+                <w:sz w:val="20"/>
+              </w:rPr>
+              <w:t>ekrana</w:t>
+            </w:r>
+            <w:proofErr w:type="spellEnd"/>
+            <w:r>
+              <w:rPr>
+                <w:rFonts w:ascii="Calibri" w:eastAsia="Calibri" w:hAnsi="Calibri" w:cs="Calibri"/>
+                <w:sz w:val="20"/>
+              </w:rPr>
+              <w:t xml:space="preserve"> </w:t>
+            </w:r>
+            <w:proofErr w:type="spellStart"/>
+            <w:r>
+              <w:rPr>
+                <w:rFonts w:ascii="Calibri" w:eastAsia="Calibri" w:hAnsi="Calibri" w:cs="Calibri"/>
+                <w:sz w:val="20"/>
+              </w:rPr>
+              <w:t>yazdırılması</w:t>
+            </w:r>
+            <w:proofErr w:type="spellEnd"/>
+            <w:r>
+              <w:rPr>
+                <w:rFonts w:ascii="Calibri" w:eastAsia="Calibri" w:hAnsi="Calibri" w:cs="Calibri"/>
+                <w:sz w:val="20"/>
+              </w:rPr>
+              <w:t xml:space="preserve"> </w:t>
+            </w:r>
+            <w:proofErr w:type="spellStart"/>
+            <w:r>
+              <w:rPr>
+                <w:rFonts w:ascii="Calibri" w:eastAsia="Calibri" w:hAnsi="Calibri" w:cs="Calibri"/>
+                <w:sz w:val="20"/>
+              </w:rPr>
+              <w:t>şeklindedir</w:t>
+            </w:r>
+            <w:proofErr w:type="spellEnd"/>
+            <w:r>
+              <w:rPr>
+                <w:rFonts w:ascii="Calibri" w:eastAsia="Calibri" w:hAnsi="Calibri" w:cs="Calibri"/>
+                <w:sz w:val="20"/>
+              </w:rPr>
+              <w:t xml:space="preserve">. </w:t>
+            </w:r>
+            <w:proofErr w:type="spellStart"/>
+            <w:r>
+              <w:rPr>
+                <w:rFonts w:ascii="Calibri" w:eastAsia="Calibri" w:hAnsi="Calibri" w:cs="Calibri"/>
+                <w:sz w:val="20"/>
+              </w:rPr>
+              <w:t>Özellikle</w:t>
+            </w:r>
+            <w:proofErr w:type="spellEnd"/>
+            <w:r>
+              <w:rPr>
+                <w:rFonts w:ascii="Calibri" w:eastAsia="Calibri" w:hAnsi="Calibri" w:cs="Calibri"/>
+                <w:sz w:val="20"/>
+              </w:rPr>
+              <w:t xml:space="preserve"> </w:t>
+            </w:r>
+            <w:proofErr w:type="spellStart"/>
+            <w:r>
+              <w:rPr>
+                <w:rFonts w:ascii="Calibri" w:eastAsia="Calibri" w:hAnsi="Calibri" w:cs="Calibri"/>
+                <w:sz w:val="20"/>
+              </w:rPr>
+              <w:t>sipariş</w:t>
+            </w:r>
+            <w:proofErr w:type="spellEnd"/>
+            <w:r>
+              <w:rPr>
+                <w:rFonts w:ascii="Calibri" w:eastAsia="Calibri" w:hAnsi="Calibri" w:cs="Calibri"/>
+                <w:sz w:val="20"/>
+              </w:rPr>
+              <w:t xml:space="preserve"> </w:t>
+            </w:r>
+            <w:proofErr w:type="spellStart"/>
+            <w:r>
+              <w:rPr>
+                <w:rFonts w:ascii="Calibri" w:eastAsia="Calibri" w:hAnsi="Calibri" w:cs="Calibri"/>
+                <w:sz w:val="20"/>
+              </w:rPr>
+              <w:t>analizi</w:t>
+            </w:r>
+            <w:proofErr w:type="spellEnd"/>
+            <w:r>
+              <w:rPr>
+                <w:rFonts w:ascii="Calibri" w:eastAsia="Calibri" w:hAnsi="Calibri" w:cs="Calibri"/>
+                <w:sz w:val="20"/>
+              </w:rPr>
+              <w:t xml:space="preserve"> (7. </w:t>
+            </w:r>
+            <w:proofErr w:type="spellStart"/>
+            <w:r>
+              <w:rPr>
+                <w:rFonts w:ascii="Calibri" w:eastAsia="Calibri" w:hAnsi="Calibri" w:cs="Calibri"/>
+                <w:sz w:val="20"/>
+              </w:rPr>
+              <w:t>menü</w:t>
+            </w:r>
+            <w:proofErr w:type="spellEnd"/>
+            <w:r>
+              <w:rPr>
+                <w:rFonts w:ascii="Calibri" w:eastAsia="Calibri" w:hAnsi="Calibri" w:cs="Calibri"/>
+                <w:sz w:val="20"/>
+              </w:rPr>
+              <w:t xml:space="preserve">) </w:t>
+            </w:r>
+            <w:proofErr w:type="spellStart"/>
+            <w:r>
+              <w:rPr>
+                <w:rFonts w:ascii="Calibri" w:eastAsia="Calibri" w:hAnsi="Calibri" w:cs="Calibri"/>
+                <w:sz w:val="20"/>
+              </w:rPr>
+              <w:t>gerçekleştirildiğinde</w:t>
+            </w:r>
+            <w:proofErr w:type="spellEnd"/>
+            <w:r>
+              <w:rPr>
+                <w:rFonts w:ascii="Calibri" w:eastAsia="Calibri" w:hAnsi="Calibri" w:cs="Calibri"/>
+                <w:sz w:val="20"/>
+              </w:rPr>
+              <w:t xml:space="preserve"> </w:t>
+            </w:r>
+            <w:proofErr w:type="spellStart"/>
+            <w:r>
+              <w:rPr>
+                <w:rFonts w:ascii="Calibri" w:eastAsia="Calibri" w:hAnsi="Calibri" w:cs="Calibri"/>
+                <w:sz w:val="20"/>
+              </w:rPr>
+              <w:t>sistem</w:t>
+            </w:r>
+            <w:proofErr w:type="spellEnd"/>
+            <w:r>
+              <w:rPr>
+                <w:rFonts w:ascii="Calibri" w:eastAsia="Calibri" w:hAnsi="Calibri" w:cs="Calibri"/>
+                <w:sz w:val="20"/>
+              </w:rPr>
+              <w:t xml:space="preserve">; </w:t>
+            </w:r>
+            <w:proofErr w:type="spellStart"/>
+            <w:r>
+              <w:rPr>
+                <w:rFonts w:ascii="Calibri" w:eastAsia="Calibri" w:hAnsi="Calibri" w:cs="Calibri"/>
+                <w:sz w:val="20"/>
+              </w:rPr>
+              <w:t>en</w:t>
+            </w:r>
+            <w:proofErr w:type="spellEnd"/>
+            <w:r>
+              <w:rPr>
+                <w:rFonts w:ascii="Calibri" w:eastAsia="Calibri" w:hAnsi="Calibri" w:cs="Calibri"/>
+                <w:sz w:val="20"/>
+              </w:rPr>
+              <w:t xml:space="preserve"> </w:t>
+            </w:r>
+            <w:proofErr w:type="spellStart"/>
+            <w:r>
+              <w:rPr>
+                <w:rFonts w:ascii="Calibri" w:eastAsia="Calibri" w:hAnsi="Calibri" w:cs="Calibri"/>
+                <w:sz w:val="20"/>
+              </w:rPr>
+              <w:t>yakın</w:t>
+            </w:r>
+            <w:proofErr w:type="spellEnd"/>
+            <w:r>
+              <w:rPr>
+                <w:rFonts w:ascii="Calibri" w:eastAsia="Calibri" w:hAnsi="Calibri" w:cs="Calibri"/>
+                <w:sz w:val="20"/>
+              </w:rPr>
+              <w:t xml:space="preserve"> </w:t>
+            </w:r>
+            <w:proofErr w:type="spellStart"/>
+            <w:r>
+              <w:rPr>
+                <w:rFonts w:ascii="Calibri" w:eastAsia="Calibri" w:hAnsi="Calibri" w:cs="Calibri"/>
+                <w:sz w:val="20"/>
+              </w:rPr>
+              <w:t>deponun</w:t>
+            </w:r>
+            <w:proofErr w:type="spellEnd"/>
+            <w:r>
+              <w:rPr>
+                <w:rFonts w:ascii="Calibri" w:eastAsia="Calibri" w:hAnsi="Calibri" w:cs="Calibri"/>
+                <w:sz w:val="20"/>
+              </w:rPr>
+              <w:t xml:space="preserve"> ID </w:t>
+            </w:r>
+            <w:proofErr w:type="spellStart"/>
+            <w:r>
+              <w:rPr>
+                <w:rFonts w:ascii="Calibri" w:eastAsia="Calibri" w:hAnsi="Calibri" w:cs="Calibri"/>
+                <w:sz w:val="20"/>
+              </w:rPr>
+              <w:t>bilgisi</w:t>
+            </w:r>
+            <w:proofErr w:type="spellEnd"/>
+            <w:r>
+              <w:rPr>
+                <w:rFonts w:ascii="Calibri" w:eastAsia="Calibri" w:hAnsi="Calibri" w:cs="Calibri"/>
+                <w:sz w:val="20"/>
+              </w:rPr>
+              <w:t xml:space="preserve">, </w:t>
+            </w:r>
+            <w:proofErr w:type="spellStart"/>
+            <w:r>
+              <w:rPr>
+                <w:rFonts w:ascii="Calibri" w:eastAsia="Calibri" w:hAnsi="Calibri" w:cs="Calibri"/>
+                <w:sz w:val="20"/>
+              </w:rPr>
+              <w:t>müşteri</w:t>
+            </w:r>
+            <w:proofErr w:type="spellEnd"/>
+            <w:r>
+              <w:rPr>
+                <w:rFonts w:ascii="Calibri" w:eastAsia="Calibri" w:hAnsi="Calibri" w:cs="Calibri"/>
+                <w:sz w:val="20"/>
+              </w:rPr>
+              <w:t xml:space="preserve"> </w:t>
+            </w:r>
+            <w:proofErr w:type="spellStart"/>
+            <w:r>
+              <w:rPr>
+                <w:rFonts w:ascii="Calibri" w:eastAsia="Calibri" w:hAnsi="Calibri" w:cs="Calibri"/>
+                <w:sz w:val="20"/>
+              </w:rPr>
+              <w:t>ile</w:t>
+            </w:r>
+            <w:proofErr w:type="spellEnd"/>
+            <w:r>
+              <w:rPr>
+                <w:rFonts w:ascii="Calibri" w:eastAsia="Calibri" w:hAnsi="Calibri" w:cs="Calibri"/>
+                <w:sz w:val="20"/>
+              </w:rPr>
+              <w:t xml:space="preserve"> depo </w:t>
+            </w:r>
+            <w:proofErr w:type="spellStart"/>
+            <w:r>
+              <w:rPr>
+                <w:rFonts w:ascii="Calibri" w:eastAsia="Calibri" w:hAnsi="Calibri" w:cs="Calibri"/>
+                <w:sz w:val="20"/>
+              </w:rPr>
+              <w:t>arasındaki</w:t>
+            </w:r>
+            <w:proofErr w:type="spellEnd"/>
+            <w:r>
+              <w:rPr>
+                <w:rFonts w:ascii="Calibri" w:eastAsia="Calibri" w:hAnsi="Calibri" w:cs="Calibri"/>
+                <w:sz w:val="20"/>
+              </w:rPr>
+              <w:t xml:space="preserve"> </w:t>
+            </w:r>
+            <w:proofErr w:type="spellStart"/>
+            <w:r>
+              <w:rPr>
+                <w:rFonts w:ascii="Calibri" w:eastAsia="Calibri" w:hAnsi="Calibri" w:cs="Calibri"/>
+                <w:sz w:val="20"/>
+              </w:rPr>
+              <w:t>mesafe</w:t>
+            </w:r>
+            <w:proofErr w:type="spellEnd"/>
+            <w:r>
+              <w:rPr>
+                <w:rFonts w:ascii="Calibri" w:eastAsia="Calibri" w:hAnsi="Calibri" w:cs="Calibri"/>
+                <w:sz w:val="20"/>
+              </w:rPr>
+              <w:t xml:space="preserve">, </w:t>
+            </w:r>
+            <w:proofErr w:type="spellStart"/>
+            <w:r>
+              <w:rPr>
+                <w:rFonts w:ascii="Calibri" w:eastAsia="Calibri" w:hAnsi="Calibri" w:cs="Calibri"/>
+                <w:sz w:val="20"/>
+              </w:rPr>
+              <w:t>hesaplanan</w:t>
+            </w:r>
+            <w:proofErr w:type="spellEnd"/>
+            <w:r>
+              <w:rPr>
+                <w:rFonts w:ascii="Calibri" w:eastAsia="Calibri" w:hAnsi="Calibri" w:cs="Calibri"/>
+                <w:sz w:val="20"/>
+              </w:rPr>
+              <w:t xml:space="preserve"> </w:t>
+            </w:r>
+            <w:proofErr w:type="spellStart"/>
+            <w:r>
+              <w:rPr>
+                <w:rFonts w:ascii="Calibri" w:eastAsia="Calibri" w:hAnsi="Calibri" w:cs="Calibri"/>
+                <w:sz w:val="20"/>
+              </w:rPr>
+              <w:t>kargo</w:t>
+            </w:r>
+            <w:proofErr w:type="spellEnd"/>
+            <w:r>
+              <w:rPr>
+                <w:rFonts w:ascii="Calibri" w:eastAsia="Calibri" w:hAnsi="Calibri" w:cs="Calibri"/>
+                <w:sz w:val="20"/>
+              </w:rPr>
+              <w:t xml:space="preserve"> </w:t>
+            </w:r>
+            <w:proofErr w:type="spellStart"/>
+            <w:r>
+              <w:rPr>
+                <w:rFonts w:ascii="Calibri" w:eastAsia="Calibri" w:hAnsi="Calibri" w:cs="Calibri"/>
+                <w:sz w:val="20"/>
+              </w:rPr>
+              <w:t>ücreti</w:t>
+            </w:r>
+            <w:proofErr w:type="spellEnd"/>
+            <w:r>
+              <w:rPr>
+                <w:rFonts w:ascii="Calibri" w:eastAsia="Calibri" w:hAnsi="Calibri" w:cs="Calibri"/>
+                <w:sz w:val="20"/>
+              </w:rPr>
+              <w:t xml:space="preserve">, </w:t>
+            </w:r>
+            <w:proofErr w:type="spellStart"/>
+            <w:r>
+              <w:rPr>
+                <w:rFonts w:ascii="Calibri" w:eastAsia="Calibri" w:hAnsi="Calibri" w:cs="Calibri"/>
+                <w:sz w:val="20"/>
+              </w:rPr>
+              <w:t>ürün</w:t>
+            </w:r>
+            <w:proofErr w:type="spellEnd"/>
+            <w:r>
+              <w:rPr>
+                <w:rFonts w:ascii="Calibri" w:eastAsia="Calibri" w:hAnsi="Calibri" w:cs="Calibri"/>
+                <w:sz w:val="20"/>
+              </w:rPr>
+              <w:t xml:space="preserve"> </w:t>
+            </w:r>
+            <w:proofErr w:type="spellStart"/>
+            <w:r>
+              <w:rPr>
+                <w:rFonts w:ascii="Calibri" w:eastAsia="Calibri" w:hAnsi="Calibri" w:cs="Calibri"/>
+                <w:sz w:val="20"/>
+              </w:rPr>
+              <w:t>maliyeti</w:t>
+            </w:r>
+            <w:proofErr w:type="spellEnd"/>
+            <w:r>
+              <w:rPr>
+                <w:rFonts w:ascii="Calibri" w:eastAsia="Calibri" w:hAnsi="Calibri" w:cs="Calibri"/>
+                <w:sz w:val="20"/>
+              </w:rPr>
+              <w:t xml:space="preserve"> </w:t>
+            </w:r>
+            <w:proofErr w:type="spellStart"/>
+            <w:r>
+              <w:rPr>
+                <w:rFonts w:ascii="Calibri" w:eastAsia="Calibri" w:hAnsi="Calibri" w:cs="Calibri"/>
+                <w:sz w:val="20"/>
+              </w:rPr>
+              <w:t>ve</w:t>
+            </w:r>
+            <w:proofErr w:type="spellEnd"/>
+            <w:r>
+              <w:rPr>
+                <w:rFonts w:ascii="Calibri" w:eastAsia="Calibri" w:hAnsi="Calibri" w:cs="Calibri"/>
+                <w:sz w:val="20"/>
+              </w:rPr>
+              <w:t xml:space="preserve"> </w:t>
+            </w:r>
+            <w:proofErr w:type="spellStart"/>
+            <w:r>
+              <w:rPr>
+                <w:rFonts w:ascii="Calibri" w:eastAsia="Calibri" w:hAnsi="Calibri" w:cs="Calibri"/>
+                <w:sz w:val="20"/>
+              </w:rPr>
+              <w:t>işlem</w:t>
+            </w:r>
+            <w:proofErr w:type="spellEnd"/>
+            <w:r>
+              <w:rPr>
+                <w:rFonts w:ascii="Calibri" w:eastAsia="Calibri" w:hAnsi="Calibri" w:cs="Calibri"/>
+                <w:sz w:val="20"/>
+              </w:rPr>
+              <w:t xml:space="preserve"> </w:t>
+            </w:r>
+            <w:proofErr w:type="spellStart"/>
+            <w:r>
+              <w:rPr>
+                <w:rFonts w:ascii="Calibri" w:eastAsia="Calibri" w:hAnsi="Calibri" w:cs="Calibri"/>
+                <w:sz w:val="20"/>
+              </w:rPr>
+              <w:t>sonrası</w:t>
+            </w:r>
+            <w:proofErr w:type="spellEnd"/>
+            <w:r>
+              <w:rPr>
+                <w:rFonts w:ascii="Calibri" w:eastAsia="Calibri" w:hAnsi="Calibri" w:cs="Calibri"/>
+                <w:sz w:val="20"/>
+              </w:rPr>
+              <w:t xml:space="preserve"> </w:t>
+            </w:r>
+            <w:proofErr w:type="spellStart"/>
+            <w:r>
+              <w:rPr>
+                <w:rFonts w:ascii="Calibri" w:eastAsia="Calibri" w:hAnsi="Calibri" w:cs="Calibri"/>
+                <w:sz w:val="20"/>
+              </w:rPr>
+              <w:t>güncel</w:t>
+            </w:r>
+            <w:proofErr w:type="spellEnd"/>
+            <w:r>
+              <w:rPr>
+                <w:rFonts w:ascii="Calibri" w:eastAsia="Calibri" w:hAnsi="Calibri" w:cs="Calibri"/>
+                <w:sz w:val="20"/>
+              </w:rPr>
+              <w:t xml:space="preserve"> </w:t>
+            </w:r>
+            <w:proofErr w:type="spellStart"/>
+            <w:r>
+              <w:rPr>
+                <w:rFonts w:ascii="Calibri" w:eastAsia="Calibri" w:hAnsi="Calibri" w:cs="Calibri"/>
+                <w:sz w:val="20"/>
+              </w:rPr>
+              <w:t>stok</w:t>
+            </w:r>
+            <w:proofErr w:type="spellEnd"/>
+            <w:r>
+              <w:rPr>
+                <w:rFonts w:ascii="Calibri" w:eastAsia="Calibri" w:hAnsi="Calibri" w:cs="Calibri"/>
+                <w:sz w:val="20"/>
+              </w:rPr>
+              <w:t xml:space="preserve"> </w:t>
+            </w:r>
+            <w:proofErr w:type="spellStart"/>
+            <w:r>
+              <w:rPr>
+                <w:rFonts w:ascii="Calibri" w:eastAsia="Calibri" w:hAnsi="Calibri" w:cs="Calibri"/>
+                <w:sz w:val="20"/>
+              </w:rPr>
+              <w:t>durumunu</w:t>
+            </w:r>
+            <w:proofErr w:type="spellEnd"/>
+            <w:r>
+              <w:rPr>
+                <w:rFonts w:ascii="Calibri" w:eastAsia="Calibri" w:hAnsi="Calibri" w:cs="Calibri"/>
+                <w:sz w:val="20"/>
+              </w:rPr>
+              <w:t xml:space="preserve"> </w:t>
+            </w:r>
+            <w:proofErr w:type="spellStart"/>
+            <w:r>
+              <w:rPr>
+                <w:rFonts w:ascii="Calibri" w:eastAsia="Calibri" w:hAnsi="Calibri" w:cs="Calibri"/>
+                <w:sz w:val="20"/>
+              </w:rPr>
+              <w:t>içeren</w:t>
+            </w:r>
+            <w:proofErr w:type="spellEnd"/>
+            <w:r>
+              <w:rPr>
+                <w:rFonts w:ascii="Calibri" w:eastAsia="Calibri" w:hAnsi="Calibri" w:cs="Calibri"/>
+                <w:sz w:val="20"/>
+              </w:rPr>
+              <w:t xml:space="preserve"> </w:t>
+            </w:r>
+            <w:proofErr w:type="spellStart"/>
+            <w:r>
+              <w:rPr>
+                <w:rFonts w:ascii="Calibri" w:eastAsia="Calibri" w:hAnsi="Calibri" w:cs="Calibri"/>
+                <w:sz w:val="20"/>
+              </w:rPr>
+              <w:t>detaylı</w:t>
+            </w:r>
+            <w:proofErr w:type="spellEnd"/>
+            <w:r>
+              <w:rPr>
+                <w:rFonts w:ascii="Calibri" w:eastAsia="Calibri" w:hAnsi="Calibri" w:cs="Calibri"/>
+                <w:sz w:val="20"/>
+              </w:rPr>
+              <w:t xml:space="preserve"> bir “Fatura Özeti” sunar.</w:t>
             </w:r>
           </w:p>
           <w:p>
             <w:pPr>
-              <w:spacing w:after="200" w:line="276" w:lineRule="auto"/>
-              <w:rPr>
-                <w:rFonts w:ascii="Calibri" w:eastAsia="Calibri" w:hAnsi="Calibri" w:cs="Calibri"/>
+              <w:spacing w:line="276" w:lineRule="auto"/>
+              <w:rPr>
+                <w:rFonts w:ascii="Calibri" w:eastAsia="Calibri" w:hAnsi="Calibri" w:cs="Calibri"/>
+                <w:sz w:val="20"/>
               </w:rPr>
             </w:pPr>
+            <w:r>
+              <w:rPr>
+                <w:rFonts w:ascii="Calibri" w:eastAsia="Calibri" w:hAnsi="Calibri" w:cs="Calibri"/>
+                <w:sz w:val="20"/>
+              </w:rPr>
+              <w:t>Kullanıcı girişlerine bağlı olarak bazı hata durumları oluşabilmektedir.</w:t>
+            </w:r>
+            <w:r>
+              <w:rPr>
+                <w:rFonts w:ascii="Calibri" w:eastAsia="Calibri" w:hAnsi="Calibri" w:cs="Calibri"/>
+                <w:sz w:val="20"/>
+              </w:rPr>
+              <w:t xml:space="preserve"> Metin girişleri </w:t>
+            </w:r>
+            <w:proofErr w:type="spellStart"/>
+            <w:r>
+              <w:rPr>
+                <w:rFonts w:ascii="Calibri" w:eastAsia="Calibri" w:hAnsi="Calibri" w:cs="Calibri"/>
+                <w:sz w:val="20"/>
+              </w:rPr>
+              <w:t>DSTR_GetLine</w:t>
+            </w:r>
+            <w:proofErr w:type="spellEnd"/>
+            <w:r>
+              <w:rPr>
+                <w:rFonts w:ascii="Calibri" w:eastAsia="Calibri" w:hAnsi="Calibri" w:cs="Calibri"/>
+                <w:sz w:val="20"/>
+              </w:rPr>
+              <w:t xml:space="preserve"> </w:t>
+            </w:r>
+            <w:r>
+              <w:rPr>
+                <w:rFonts w:ascii="Calibri" w:eastAsia="Calibri" w:hAnsi="Calibri" w:cs="Calibri"/>
+                <w:sz w:val="20"/>
+              </w:rPr>
+              <w:t>ile yapılmıştı</w:t>
+            </w:r>
+            <w:r>
+              <w:rPr>
+                <w:rFonts w:ascii="Calibri" w:eastAsia="Calibri" w:hAnsi="Calibri" w:cs="Calibri"/>
+                <w:sz w:val="20"/>
+              </w:rPr>
+              <w:t xml:space="preserve">r. Bu </w:t>
+            </w:r>
+            <w:proofErr w:type="spellStart"/>
+            <w:r>
+              <w:rPr>
+                <w:rFonts w:ascii="Calibri" w:eastAsia="Calibri" w:hAnsi="Calibri" w:cs="Calibri"/>
+                <w:sz w:val="20"/>
+              </w:rPr>
+              <w:t>fonsiyon</w:t>
+            </w:r>
+            <w:proofErr w:type="spellEnd"/>
+            <w:r>
+              <w:rPr>
+                <w:rFonts w:ascii="Calibri" w:eastAsia="Calibri" w:hAnsi="Calibri" w:cs="Calibri"/>
+                <w:sz w:val="20"/>
+              </w:rPr>
+              <w:t xml:space="preserve"> içinde </w:t>
+            </w:r>
+            <w:proofErr w:type="spellStart"/>
+            <w:r>
+              <w:rPr>
+                <w:rFonts w:ascii="Calibri" w:eastAsia="Calibri" w:hAnsi="Calibri" w:cs="Calibri"/>
+                <w:sz w:val="20"/>
+              </w:rPr>
+              <w:t>DString</w:t>
+            </w:r>
+            <w:proofErr w:type="spellEnd"/>
+            <w:r>
+              <w:rPr>
+                <w:rFonts w:ascii="Calibri" w:eastAsia="Calibri" w:hAnsi="Calibri" w:cs="Calibri"/>
+                <w:sz w:val="20"/>
+              </w:rPr>
+              <w:t xml:space="preserve"> (</w:t>
+            </w:r>
+            <w:proofErr w:type="spellStart"/>
+            <w:r>
+              <w:rPr>
+                <w:rFonts w:ascii="Calibri" w:eastAsia="Calibri" w:hAnsi="Calibri" w:cs="Calibri"/>
+                <w:sz w:val="20"/>
+              </w:rPr>
+              <w:t>dynamic</w:t>
+            </w:r>
+            <w:proofErr w:type="spellEnd"/>
+            <w:r>
+              <w:rPr>
+                <w:rFonts w:ascii="Calibri" w:eastAsia="Calibri" w:hAnsi="Calibri" w:cs="Calibri"/>
+                <w:sz w:val="20"/>
+              </w:rPr>
+              <w:t xml:space="preserve"> </w:t>
+            </w:r>
+            <w:proofErr w:type="spellStart"/>
+            <w:r>
+              <w:rPr>
+                <w:rFonts w:ascii="Calibri" w:eastAsia="Calibri" w:hAnsi="Calibri" w:cs="Calibri"/>
+                <w:sz w:val="20"/>
+              </w:rPr>
+              <w:t>string</w:t>
+            </w:r>
+            <w:proofErr w:type="spellEnd"/>
+            <w:r>
+              <w:rPr>
+                <w:rFonts w:ascii="Calibri" w:eastAsia="Calibri" w:hAnsi="Calibri" w:cs="Calibri"/>
+                <w:sz w:val="20"/>
+              </w:rPr>
+              <w:t xml:space="preserve">) tipinde bir veri </w:t>
+            </w:r>
+            <w:proofErr w:type="spellStart"/>
+            <w:r>
+              <w:rPr>
+                <w:rFonts w:ascii="Calibri" w:eastAsia="Calibri" w:hAnsi="Calibri" w:cs="Calibri"/>
+                <w:sz w:val="20"/>
+              </w:rPr>
+              <w:t>dödürmektedir</w:t>
+            </w:r>
+            <w:proofErr w:type="spellEnd"/>
+            <w:r>
+              <w:rPr>
+                <w:rFonts w:ascii="Calibri" w:eastAsia="Calibri" w:hAnsi="Calibri" w:cs="Calibri"/>
+                <w:sz w:val="20"/>
+              </w:rPr>
+              <w:t xml:space="preserve"> ve kullanıcıdan girdi alınırken girilen </w:t>
+            </w:r>
+            <w:proofErr w:type="gramStart"/>
+            <w:r>
+              <w:rPr>
+                <w:rFonts w:ascii="Calibri" w:eastAsia="Calibri" w:hAnsi="Calibri" w:cs="Calibri"/>
+                <w:sz w:val="20"/>
+              </w:rPr>
+              <w:t>metinin</w:t>
+            </w:r>
+            <w:proofErr w:type="gramEnd"/>
+            <w:r>
+              <w:rPr>
+                <w:rFonts w:ascii="Calibri" w:eastAsia="Calibri" w:hAnsi="Calibri" w:cs="Calibri"/>
+                <w:sz w:val="20"/>
+              </w:rPr>
+              <w:t xml:space="preserve"> boyutunu referans alacak şekilde </w:t>
+            </w:r>
+            <w:proofErr w:type="spellStart"/>
+            <w:r>
+              <w:rPr>
+                <w:rFonts w:ascii="Calibri" w:eastAsia="Calibri" w:hAnsi="Calibri" w:cs="Calibri"/>
+                <w:sz w:val="20"/>
+              </w:rPr>
+              <w:t>yapılandırılmışıtır</w:t>
+            </w:r>
+            <w:proofErr w:type="spellEnd"/>
+            <w:r>
+              <w:rPr>
+                <w:rFonts w:ascii="Calibri" w:eastAsia="Calibri" w:hAnsi="Calibri" w:cs="Calibri"/>
+                <w:sz w:val="20"/>
+              </w:rPr>
+              <w:t xml:space="preserve">. Bu yapılandırmalar ile metin girdilerinin uzunluğu ile ilgili sınırlamalar ortadan </w:t>
+            </w:r>
+            <w:proofErr w:type="spellStart"/>
+            <w:r>
+              <w:rPr>
+                <w:rFonts w:ascii="Calibri" w:eastAsia="Calibri" w:hAnsi="Calibri" w:cs="Calibri"/>
+                <w:sz w:val="20"/>
+              </w:rPr>
+              <w:t>kaldırlımıştır</w:t>
+            </w:r>
+            <w:proofErr w:type="spellEnd"/>
+            <w:r>
+              <w:rPr>
+                <w:rFonts w:ascii="Calibri" w:eastAsia="Calibri" w:hAnsi="Calibri" w:cs="Calibri"/>
+                <w:sz w:val="20"/>
+              </w:rPr>
+              <w:t>.</w:t>
+            </w:r>
+            <w:r>
+              <w:rPr>
+                <w:rFonts w:ascii="Calibri" w:eastAsia="Calibri" w:hAnsi="Calibri" w:cs="Calibri"/>
+                <w:sz w:val="20"/>
+              </w:rPr>
+              <w:t xml:space="preserve"> Sayısal giriş beklenen alanlara hatalı veri (örneğin harf) girilmesi durumunda, özel olarak geliştirilen </w:t>
+            </w:r>
+            <w:proofErr w:type="spellStart"/>
+            <w:r>
+              <w:rPr>
+                <w:rFonts w:ascii="Calibri" w:eastAsia="Calibri" w:hAnsi="Calibri" w:cs="Calibri"/>
+                <w:sz w:val="20"/>
+              </w:rPr>
+              <w:t>Get_Int</w:t>
+            </w:r>
+            <w:proofErr w:type="spellEnd"/>
+            <w:r>
+              <w:rPr>
+                <w:rFonts w:ascii="Calibri" w:eastAsia="Calibri" w:hAnsi="Calibri" w:cs="Calibri"/>
+                <w:sz w:val="20"/>
+              </w:rPr>
+              <w:t xml:space="preserve"> ve </w:t>
+            </w:r>
+            <w:proofErr w:type="spellStart"/>
+            <w:r>
+              <w:rPr>
+                <w:rFonts w:ascii="Calibri" w:eastAsia="Calibri" w:hAnsi="Calibri" w:cs="Calibri"/>
+                <w:sz w:val="20"/>
+              </w:rPr>
+              <w:t>Get_Float</w:t>
+            </w:r>
+            <w:proofErr w:type="spellEnd"/>
+            <w:r>
+              <w:rPr>
+                <w:rFonts w:ascii="Calibri" w:eastAsia="Calibri" w:hAnsi="Calibri" w:cs="Calibri"/>
+                <w:sz w:val="20"/>
+              </w:rPr>
+              <w:t xml:space="preserve"> fonksiyonları sayesinde programın çökmesi engellenmiş ve kullanıcıdan doğru veri girişi yapması istenmiştir.</w:t>
+            </w:r>
+          </w:p>
+          <w:p>
+            <w:pPr>
+              <w:spacing w:line="276" w:lineRule="auto"/>
+              <w:rPr>
+                <w:rFonts w:ascii="Calibri" w:eastAsia="Calibri" w:hAnsi="Calibri" w:cs="Calibri"/>
+                <w:sz w:val="20"/>
+              </w:rPr>
+            </w:pPr>
+            <w:r>
+              <w:rPr>
+                <w:rFonts w:ascii="Calibri" w:eastAsia="Calibri" w:hAnsi="Calibri" w:cs="Calibri"/>
+                <w:sz w:val="20"/>
+              </w:rPr>
+              <w:t xml:space="preserve">Sistemde kayıtlı olmayan bir müşteri veya ürün </w:t>
+            </w:r>
+            <w:proofErr w:type="spellStart"/>
+            <w:r>
+              <w:rPr>
+                <w:rFonts w:ascii="Calibri" w:eastAsia="Calibri" w:hAnsi="Calibri" w:cs="Calibri"/>
+                <w:sz w:val="20"/>
+              </w:rPr>
+              <w:t>ID’si</w:t>
+            </w:r>
+            <w:proofErr w:type="spellEnd"/>
+            <w:r>
+              <w:rPr>
+                <w:rFonts w:ascii="Calibri" w:eastAsia="Calibri" w:hAnsi="Calibri" w:cs="Calibri"/>
+                <w:sz w:val="20"/>
+              </w:rPr>
+              <w:t xml:space="preserve"> girildiğinde “Müşteri/Ürün bulunamadı” uyarısı verilmektedir. Ayrıca, stokta bulunan miktardan daha fazla ürün talep edilmesi durumunda işlem iptal edilmekte ve kullanıcıya “Yetersiz Stok” uyarısı gösterilmektedir.</w:t>
+            </w:r>
           </w:p>
         </w:tc>
       </w:tr>
@@ -986,7 +3518,7 @@
         </w:trPr>
         <w:tc>
           <w:tcPr>
-            <w:tcW w:w="9350" w:type="dxa"/>
+            <w:tcW w:w="8954" w:type="dxa"/>
             <w:tcBorders>
               <w:top w:val="single" w:sz="4" w:space="0" w:color="000000"/>
               <w:left w:val="single" w:sz="4" w:space="0" w:color="000000"/>
@@ -1009,43 +3541,64 @@
                 <w:sz w:val="32"/>
               </w:rPr>
             </w:pPr>
+            <w:proofErr w:type="spellStart"/>
             <w:r>
               <w:rPr>
                 <w:rFonts w:ascii="Calibri Light" w:eastAsia="Calibri Light" w:hAnsi="Calibri Light" w:cs="Calibri Light"/>
                 <w:b/>
                 <w:sz w:val="32"/>
               </w:rPr>
-              <w:lastRenderedPageBreak/>
-              <w:t>Results of the solution / Programın Sonuçları</w:t>
+              <w:t>Results</w:t>
+            </w:r>
+            <w:proofErr w:type="spellEnd"/>
+            <w:r>
+              <w:rPr>
+                <w:rFonts w:ascii="Calibri Light" w:eastAsia="Calibri Light" w:hAnsi="Calibri Light" w:cs="Calibri Light"/>
+                <w:b/>
+                <w:sz w:val="32"/>
+              </w:rPr>
+              <w:t xml:space="preserve"> of </w:t>
+            </w:r>
+            <w:proofErr w:type="spellStart"/>
+            <w:r>
+              <w:rPr>
+                <w:rFonts w:ascii="Calibri Light" w:eastAsia="Calibri Light" w:hAnsi="Calibri Light" w:cs="Calibri Light"/>
+                <w:b/>
+                <w:sz w:val="32"/>
+              </w:rPr>
+              <w:t>the</w:t>
+            </w:r>
+            <w:proofErr w:type="spellEnd"/>
+            <w:r>
+              <w:rPr>
+                <w:rFonts w:ascii="Calibri Light" w:eastAsia="Calibri Light" w:hAnsi="Calibri Light" w:cs="Calibri Light"/>
+                <w:b/>
+                <w:sz w:val="32"/>
+              </w:rPr>
+              <w:t xml:space="preserve"> </w:t>
+            </w:r>
+            <w:proofErr w:type="spellStart"/>
+            <w:r>
+              <w:rPr>
+                <w:rFonts w:ascii="Calibri Light" w:eastAsia="Calibri Light" w:hAnsi="Calibri Light" w:cs="Calibri Light"/>
+                <w:b/>
+                <w:sz w:val="32"/>
+              </w:rPr>
+              <w:t>solution</w:t>
+            </w:r>
+            <w:proofErr w:type="spellEnd"/>
+            <w:r>
+              <w:rPr>
+                <w:rFonts w:ascii="Calibri Light" w:eastAsia="Calibri Light" w:hAnsi="Calibri Light" w:cs="Calibri Light"/>
+                <w:b/>
+                <w:sz w:val="32"/>
+              </w:rPr>
+              <w:t xml:space="preserve"> / Programın Sonuçları</w:t>
             </w:r>
           </w:p>
           <w:p>
             <w:pPr>
-              <w:spacing w:after="200" w:line="276" w:lineRule="auto"/>
-              <w:rPr>
-                <w:rFonts w:ascii="Calibri" w:eastAsia="Calibri" w:hAnsi="Calibri" w:cs="Calibri"/>
-                <w:sz w:val="20"/>
-              </w:rPr>
-            </w:pPr>
-            <w:r>
-              <w:rPr>
-                <w:rFonts w:ascii="Calibri" w:eastAsia="Calibri" w:hAnsi="Calibri" w:cs="Calibri"/>
-                <w:sz w:val="20"/>
-              </w:rPr>
-              <w:t>Give the program inputs and outputs for test cases.Programın giriş ve çıkışlarını örnekler ile gösterin.</w:t>
-            </w:r>
-          </w:p>
-          <w:p>
-            <w:pPr>
-              <w:spacing w:after="200" w:line="276" w:lineRule="auto"/>
-            </w:pPr>
-            <w:r>
-              <w:t>….</w:t>
-            </w:r>
-          </w:p>
-          <w:p>
-            <w:pPr>
-              <w:spacing w:after="200" w:line="276" w:lineRule="auto"/>
+              <w:spacing w:after="0" w:line="240" w:lineRule="auto"/>
             </w:pPr>
           </w:p>
         </w:tc>
@@ -1056,7 +3609,40 @@
         </w:trPr>
         <w:tc>
           <w:tcPr>
-            <w:tcW w:w="9350" w:type="dxa"/>
+            <w:tcW w:w="8954" w:type="dxa"/>
+            <w:tcBorders>
+              <w:top w:val="single" w:sz="4" w:space="0" w:color="000000"/>
+              <w:left w:val="single" w:sz="4" w:space="0" w:color="000000"/>
+              <w:bottom w:val="single" w:sz="4" w:space="0" w:color="000000"/>
+              <w:right w:val="single" w:sz="4" w:space="0" w:color="000000"/>
+            </w:tcBorders>
+            <w:shd w:val="clear" w:color="000000" w:fill="FFFFFF"/>
+            <w:tcMar>
+              <w:left w:w="108" w:type="dxa"/>
+              <w:right w:w="108" w:type="dxa"/>
+            </w:tcMar>
+          </w:tcPr>
+          <w:p>
+            <w:pPr>
+              <w:keepNext/>
+              <w:spacing w:before="240" w:after="60" w:line="276" w:lineRule="auto"/>
+              <w:rPr>
+                <w:rFonts w:ascii="Calibri Light" w:eastAsia="Calibri Light" w:hAnsi="Calibri Light" w:cs="Calibri Light"/>
+                <w:b/>
+                <w:sz w:val="24"/>
+                <w:szCs w:val="18"/>
+              </w:rPr>
+            </w:pPr>
+          </w:p>
+        </w:tc>
+      </w:tr>
+      <w:tr>
+        <w:trPr>
+          <w:trHeight w:val="1"/>
+        </w:trPr>
+        <w:tc>
+          <w:tcPr>
+            <w:tcW w:w="8954" w:type="dxa"/>
             <w:tcBorders>
               <w:top w:val="single" w:sz="4" w:space="0" w:color="000000"/>
               <w:left w:val="single" w:sz="4" w:space="0" w:color="000000"/>
@@ -1074,38 +3660,104 @@
               <w:keepNext/>
               <w:spacing w:before="240" w:after="60" w:line="276" w:lineRule="auto"/>
             </w:pPr>
+            <w:proofErr w:type="spellStart"/>
             <w:r>
               <w:rPr>
                 <w:rFonts w:ascii="Calibri Light" w:eastAsia="Calibri Light" w:hAnsi="Calibri Light" w:cs="Calibri Light"/>
                 <w:b/>
                 <w:sz w:val="32"/>
               </w:rPr>
-              <w:t xml:space="preserve">Flowchart </w:t>
-            </w:r>
+              <w:t>Flowchart</w:t>
+            </w:r>
+            <w:proofErr w:type="spellEnd"/>
             <w:r>
               <w:rPr>
                 <w:rFonts w:ascii="Calibri Light" w:eastAsia="Calibri Light" w:hAnsi="Calibri Light" w:cs="Calibri Light"/>
                 <w:b/>
                 <w:sz w:val="32"/>
               </w:rPr>
-              <w:t xml:space="preserve">and Pseudocode </w:t>
-            </w:r>
+              <w:t xml:space="preserve"> </w:t>
+            </w:r>
+            <w:proofErr w:type="spellStart"/>
             <w:r>
               <w:rPr>
                 <w:rFonts w:ascii="Calibri Light" w:eastAsia="Calibri Light" w:hAnsi="Calibri Light" w:cs="Calibri Light"/>
                 <w:b/>
                 <w:sz w:val="32"/>
               </w:rPr>
-              <w:t>of the Program / Programın Akış Diyagramı</w:t>
-            </w:r>
+              <w:t>and</w:t>
+            </w:r>
+            <w:proofErr w:type="spellEnd"/>
             <w:r>
               <w:rPr>
                 <w:rFonts w:ascii="Calibri Light" w:eastAsia="Calibri Light" w:hAnsi="Calibri Light" w:cs="Calibri Light"/>
                 <w:b/>
                 <w:sz w:val="32"/>
               </w:rPr>
-              <w:t xml:space="preserve"> ve Sözdekodu</w:t>
-            </w:r>
+              <w:t xml:space="preserve"> </w:t>
+            </w:r>
+            <w:proofErr w:type="spellStart"/>
+            <w:r>
+              <w:rPr>
+                <w:rFonts w:ascii="Calibri Light" w:eastAsia="Calibri Light" w:hAnsi="Calibri Light" w:cs="Calibri Light"/>
+                <w:b/>
+                <w:sz w:val="32"/>
+              </w:rPr>
+              <w:t>Pseudocode</w:t>
+            </w:r>
+            <w:proofErr w:type="spellEnd"/>
+            <w:r>
+              <w:rPr>
+                <w:rFonts w:ascii="Calibri Light" w:eastAsia="Calibri Light" w:hAnsi="Calibri Light" w:cs="Calibri Light"/>
+                <w:b/>
+                <w:sz w:val="32"/>
+              </w:rPr>
+              <w:t xml:space="preserve"> </w:t>
+            </w:r>
+            <w:r>
+              <w:rPr>
+                <w:rFonts w:ascii="Calibri Light" w:eastAsia="Calibri Light" w:hAnsi="Calibri Light" w:cs="Calibri Light"/>
+                <w:b/>
+                <w:sz w:val="32"/>
+              </w:rPr>
+              <w:t xml:space="preserve">of </w:t>
+            </w:r>
+            <w:proofErr w:type="spellStart"/>
+            <w:r>
+              <w:rPr>
+                <w:rFonts w:ascii="Calibri Light" w:eastAsia="Calibri Light" w:hAnsi="Calibri Light" w:cs="Calibri Light"/>
+                <w:b/>
+                <w:sz w:val="32"/>
+              </w:rPr>
+              <w:t>the</w:t>
+            </w:r>
+            <w:proofErr w:type="spellEnd"/>
+            <w:r>
+              <w:rPr>
+                <w:rFonts w:ascii="Calibri Light" w:eastAsia="Calibri Light" w:hAnsi="Calibri Light" w:cs="Calibri Light"/>
+                <w:b/>
+                <w:sz w:val="32"/>
+              </w:rPr>
+              <w:t xml:space="preserve"> Program / Programın Akış Diyagramı</w:t>
+            </w:r>
+            <w:r>
+              <w:rPr>
+                <w:rFonts w:ascii="Calibri Light" w:eastAsia="Calibri Light" w:hAnsi="Calibri Light" w:cs="Calibri Light"/>
+                <w:b/>
+                <w:sz w:val="32"/>
+              </w:rPr>
+              <w:t xml:space="preserve"> ve </w:t>
+            </w:r>
+            <w:proofErr w:type="spellStart"/>
+            <w:r>
+              <w:rPr>
+                <w:rFonts w:ascii="Calibri Light" w:eastAsia="Calibri Light" w:hAnsi="Calibri Light" w:cs="Calibri Light"/>
+                <w:b/>
+                <w:sz w:val="32"/>
+              </w:rPr>
+              <w:t>Sözdekodu</w:t>
+            </w:r>
+            <w:proofErr w:type="spellEnd"/>
           </w:p>
         </w:tc>
       </w:tr>
@@ -1115,7 +3767,7 @@
         </w:trPr>
         <w:tc>
           <w:tcPr>
-            <w:tcW w:w="9350" w:type="dxa"/>
+            <w:tcW w:w="8954" w:type="dxa"/>
             <w:tcBorders>
               <w:top w:val="single" w:sz="4" w:space="0" w:color="000000"/>
               <w:left w:val="single" w:sz="4" w:space="0" w:color="000000"/>
@@ -1130,7 +3782,7 @@
           </w:tcPr>
           <w:p>
             <w:pPr>
-              <w:spacing w:after="200" w:line="276" w:lineRule="auto"/>
+              <w:spacing w:after="0" w:line="276" w:lineRule="auto"/>
               <w:rPr>
                 <w:rFonts w:ascii="Calibri" w:eastAsia="Calibri" w:hAnsi="Calibri" w:cs="Calibri"/>
                 <w:sz w:val="20"/>
@@ -1141,47 +3793,44 @@
                 <w:rFonts w:ascii="Calibri" w:eastAsia="Calibri" w:hAnsi="Calibri" w:cs="Calibri"/>
                 <w:sz w:val="20"/>
               </w:rPr>
-              <w:t>Put the flowchart</w:t>
-            </w:r>
-            <w:r>
-              <w:rPr>
-                <w:rFonts w:ascii="Calibri" w:eastAsia="Calibri" w:hAnsi="Calibri" w:cs="Calibri"/>
-                <w:sz w:val="20"/>
-              </w:rPr>
-              <w:t xml:space="preserve"> and pseudocode</w:t>
-            </w:r>
-            <w:r>
-              <w:rPr>
-                <w:rFonts w:ascii="Calibri" w:eastAsia="Calibri" w:hAnsi="Calibri" w:cs="Calibri"/>
-                <w:sz w:val="20"/>
-              </w:rPr>
-              <w:t xml:space="preserve"> of your program./Programın akış diyagramını</w:t>
-            </w:r>
-            <w:r>
-              <w:rPr>
-                <w:rFonts w:ascii="Calibri" w:eastAsia="Calibri" w:hAnsi="Calibri" w:cs="Calibri"/>
-                <w:sz w:val="20"/>
-              </w:rPr>
-              <w:t xml:space="preserve"> ve sözdekodunu </w:t>
-            </w:r>
-            <w:r>
-              <w:rPr>
-                <w:rFonts w:ascii="Calibri" w:eastAsia="Calibri" w:hAnsi="Calibri" w:cs="Calibri"/>
-                <w:sz w:val="20"/>
-              </w:rPr>
-              <w:t>oluşturun.</w:t>
-            </w:r>
-            <w:r>
-              <w:rPr>
-                <w:rFonts w:ascii="Calibri" w:eastAsia="Calibri" w:hAnsi="Calibri" w:cs="Calibri"/>
-                <w:sz w:val="20"/>
-              </w:rPr>
-              <w:t xml:space="preserve"> </w:t>
+              <w:t xml:space="preserve">FUNCTION </w:t>
+            </w:r>
+            <w:proofErr w:type="spellStart"/>
+            <w:r>
+              <w:rPr>
+                <w:rFonts w:ascii="Calibri" w:eastAsia="Calibri" w:hAnsi="Calibri" w:cs="Calibri"/>
+                <w:sz w:val="20"/>
+              </w:rPr>
+              <w:t>Analyze_</w:t>
+            </w:r>
+            <w:proofErr w:type="gramStart"/>
+            <w:r>
+              <w:rPr>
+                <w:rFonts w:ascii="Calibri" w:eastAsia="Calibri" w:hAnsi="Calibri" w:cs="Calibri"/>
+                <w:sz w:val="20"/>
+              </w:rPr>
+              <w:t>Purchase</w:t>
+            </w:r>
+            <w:proofErr w:type="spellEnd"/>
+            <w:r>
+              <w:rPr>
+                <w:rFonts w:ascii="Calibri" w:eastAsia="Calibri" w:hAnsi="Calibri" w:cs="Calibri"/>
+                <w:sz w:val="20"/>
+              </w:rPr>
+              <w:t>(</w:t>
+            </w:r>
+            <w:proofErr w:type="gramEnd"/>
+            <w:r>
+              <w:rPr>
+                <w:rFonts w:ascii="Calibri" w:eastAsia="Calibri" w:hAnsi="Calibri" w:cs="Calibri"/>
+                <w:sz w:val="20"/>
+              </w:rPr>
+              <w:t>):</w:t>
             </w:r>
           </w:p>
           <w:p>
             <w:pPr>
-              <w:spacing w:after="200" w:line="276" w:lineRule="auto"/>
+              <w:spacing w:after="0" w:line="276" w:lineRule="auto"/>
               <w:rPr>
                 <w:rFonts w:ascii="Calibri" w:eastAsia="Calibri" w:hAnsi="Calibri" w:cs="Calibri"/>
                 <w:sz w:val="20"/>
@@ -1192,12 +3841,124 @@
                 <w:rFonts w:ascii="Calibri" w:eastAsia="Calibri" w:hAnsi="Calibri" w:cs="Calibri"/>
                 <w:sz w:val="20"/>
               </w:rPr>
-              <w:t>….</w:t>
+              <w:t xml:space="preserve">    IF </w:t>
+            </w:r>
+            <w:proofErr w:type="spellStart"/>
+            <w:r>
+              <w:rPr>
+                <w:rFonts w:ascii="Calibri" w:eastAsia="Calibri" w:hAnsi="Calibri" w:cs="Calibri"/>
+                <w:sz w:val="20"/>
+              </w:rPr>
+              <w:t>any</w:t>
+            </w:r>
+            <w:proofErr w:type="spellEnd"/>
+            <w:r>
+              <w:rPr>
+                <w:rFonts w:ascii="Calibri" w:eastAsia="Calibri" w:hAnsi="Calibri" w:cs="Calibri"/>
+                <w:sz w:val="20"/>
+              </w:rPr>
+              <w:t xml:space="preserve"> </w:t>
+            </w:r>
+            <w:proofErr w:type="spellStart"/>
+            <w:r>
+              <w:rPr>
+                <w:rFonts w:ascii="Calibri" w:eastAsia="Calibri" w:hAnsi="Calibri" w:cs="Calibri"/>
+                <w:sz w:val="20"/>
+              </w:rPr>
+              <w:t>list</w:t>
+            </w:r>
+            <w:proofErr w:type="spellEnd"/>
+            <w:r>
+              <w:rPr>
+                <w:rFonts w:ascii="Calibri" w:eastAsia="Calibri" w:hAnsi="Calibri" w:cs="Calibri"/>
+                <w:sz w:val="20"/>
+              </w:rPr>
+              <w:t xml:space="preserve"> (</w:t>
+            </w:r>
+            <w:proofErr w:type="spellStart"/>
+            <w:r>
+              <w:rPr>
+                <w:rFonts w:ascii="Calibri" w:eastAsia="Calibri" w:hAnsi="Calibri" w:cs="Calibri"/>
+                <w:sz w:val="20"/>
+              </w:rPr>
+              <w:t>customer</w:t>
+            </w:r>
+            <w:proofErr w:type="spellEnd"/>
+            <w:r>
+              <w:rPr>
+                <w:rFonts w:ascii="Calibri" w:eastAsia="Calibri" w:hAnsi="Calibri" w:cs="Calibri"/>
+                <w:sz w:val="20"/>
+              </w:rPr>
+              <w:t xml:space="preserve">, </w:t>
+            </w:r>
+            <w:proofErr w:type="spellStart"/>
+            <w:r>
+              <w:rPr>
+                <w:rFonts w:ascii="Calibri" w:eastAsia="Calibri" w:hAnsi="Calibri" w:cs="Calibri"/>
+                <w:sz w:val="20"/>
+              </w:rPr>
+              <w:t>product</w:t>
+            </w:r>
+            <w:proofErr w:type="spellEnd"/>
+            <w:r>
+              <w:rPr>
+                <w:rFonts w:ascii="Calibri" w:eastAsia="Calibri" w:hAnsi="Calibri" w:cs="Calibri"/>
+                <w:sz w:val="20"/>
+              </w:rPr>
+              <w:t xml:space="preserve">, </w:t>
+            </w:r>
+            <w:proofErr w:type="spellStart"/>
+            <w:r>
+              <w:rPr>
+                <w:rFonts w:ascii="Calibri" w:eastAsia="Calibri" w:hAnsi="Calibri" w:cs="Calibri"/>
+                <w:sz w:val="20"/>
+              </w:rPr>
+              <w:t>storehouse</w:t>
+            </w:r>
+            <w:proofErr w:type="spellEnd"/>
+            <w:r>
+              <w:rPr>
+                <w:rFonts w:ascii="Calibri" w:eastAsia="Calibri" w:hAnsi="Calibri" w:cs="Calibri"/>
+                <w:sz w:val="20"/>
+              </w:rPr>
+              <w:t>) IS EMPTY:</w:t>
             </w:r>
           </w:p>
           <w:p>
             <w:pPr>
-              <w:spacing w:after="200" w:line="276" w:lineRule="auto"/>
+              <w:spacing w:after="0" w:line="276" w:lineRule="auto"/>
+              <w:rPr>
+                <w:rFonts w:ascii="Calibri" w:eastAsia="Calibri" w:hAnsi="Calibri" w:cs="Calibri"/>
+                <w:sz w:val="20"/>
+              </w:rPr>
+            </w:pPr>
+            <w:r>
+              <w:rPr>
+                <w:rFonts w:ascii="Calibri" w:eastAsia="Calibri" w:hAnsi="Calibri" w:cs="Calibri"/>
+                <w:sz w:val="20"/>
+              </w:rPr>
+              <w:t xml:space="preserve">        PRINT ERROR </w:t>
+            </w:r>
+            <w:proofErr w:type="spellStart"/>
+            <w:r>
+              <w:rPr>
+                <w:rFonts w:ascii="Calibri" w:eastAsia="Calibri" w:hAnsi="Calibri" w:cs="Calibri"/>
+                <w:sz w:val="20"/>
+              </w:rPr>
+              <w:t>and</w:t>
+            </w:r>
+            <w:proofErr w:type="spellEnd"/>
+            <w:r>
+              <w:rPr>
+                <w:rFonts w:ascii="Calibri" w:eastAsia="Calibri" w:hAnsi="Calibri" w:cs="Calibri"/>
+                <w:sz w:val="20"/>
+              </w:rPr>
+              <w:t xml:space="preserve"> EXIT</w:t>
+            </w:r>
+          </w:p>
+          <w:p>
+            <w:pPr>
+              <w:spacing w:after="0" w:line="276" w:lineRule="auto"/>
               <w:rPr>
                 <w:rFonts w:ascii="Calibri" w:eastAsia="Calibri" w:hAnsi="Calibri" w:cs="Calibri"/>
                 <w:sz w:val="20"/>
@@ -1206,11 +3967,1399 @@
           </w:p>
           <w:p>
             <w:pPr>
-              <w:spacing w:after="200" w:line="276" w:lineRule="auto"/>
-              <w:rPr>
-                <w:rFonts w:ascii="Calibri" w:eastAsia="Calibri" w:hAnsi="Calibri" w:cs="Calibri"/>
+              <w:spacing w:after="0" w:line="276" w:lineRule="auto"/>
+              <w:rPr>
+                <w:rFonts w:ascii="Calibri" w:eastAsia="Calibri" w:hAnsi="Calibri" w:cs="Calibri"/>
+                <w:sz w:val="20"/>
               </w:rPr>
             </w:pPr>
+            <w:r>
+              <w:rPr>
+                <w:rFonts w:ascii="Calibri" w:eastAsia="Calibri" w:hAnsi="Calibri" w:cs="Calibri"/>
+                <w:sz w:val="20"/>
+              </w:rPr>
+              <w:t xml:space="preserve">    INPUT: </w:t>
+            </w:r>
+            <w:proofErr w:type="spellStart"/>
+            <w:r>
+              <w:rPr>
+                <w:rFonts w:ascii="Calibri" w:eastAsia="Calibri" w:hAnsi="Calibri" w:cs="Calibri"/>
+                <w:sz w:val="20"/>
+              </w:rPr>
+              <w:t>customer_id</w:t>
+            </w:r>
+            <w:proofErr w:type="spellEnd"/>
+            <w:r>
+              <w:rPr>
+                <w:rFonts w:ascii="Calibri" w:eastAsia="Calibri" w:hAnsi="Calibri" w:cs="Calibri"/>
+                <w:sz w:val="20"/>
+              </w:rPr>
+              <w:t xml:space="preserve">, </w:t>
+            </w:r>
+            <w:proofErr w:type="spellStart"/>
+            <w:r>
+              <w:rPr>
+                <w:rFonts w:ascii="Calibri" w:eastAsia="Calibri" w:hAnsi="Calibri" w:cs="Calibri"/>
+                <w:sz w:val="20"/>
+              </w:rPr>
+              <w:t>product_id</w:t>
+            </w:r>
+            <w:proofErr w:type="spellEnd"/>
+            <w:r>
+              <w:rPr>
+                <w:rFonts w:ascii="Calibri" w:eastAsia="Calibri" w:hAnsi="Calibri" w:cs="Calibri"/>
+                <w:sz w:val="20"/>
+              </w:rPr>
+              <w:t xml:space="preserve">, </w:t>
+            </w:r>
+            <w:proofErr w:type="spellStart"/>
+            <w:r>
+              <w:rPr>
+                <w:rFonts w:ascii="Calibri" w:eastAsia="Calibri" w:hAnsi="Calibri" w:cs="Calibri"/>
+                <w:sz w:val="20"/>
+              </w:rPr>
+              <w:t>buy_quantity</w:t>
+            </w:r>
+            <w:proofErr w:type="spellEnd"/>
+          </w:p>
+          <w:p>
+            <w:pPr>
+              <w:spacing w:after="0" w:line="276" w:lineRule="auto"/>
+              <w:rPr>
+                <w:rFonts w:ascii="Calibri" w:eastAsia="Calibri" w:hAnsi="Calibri" w:cs="Calibri"/>
+                <w:sz w:val="20"/>
+              </w:rPr>
+            </w:pPr>
+          </w:p>
+          <w:p>
+            <w:pPr>
+              <w:spacing w:after="0" w:line="276" w:lineRule="auto"/>
+              <w:rPr>
+                <w:rFonts w:ascii="Calibri" w:eastAsia="Calibri" w:hAnsi="Calibri" w:cs="Calibri"/>
+                <w:sz w:val="20"/>
+              </w:rPr>
+            </w:pPr>
+            <w:r>
+              <w:rPr>
+                <w:rFonts w:ascii="Calibri" w:eastAsia="Calibri" w:hAnsi="Calibri" w:cs="Calibri"/>
+                <w:sz w:val="20"/>
+              </w:rPr>
+              <w:t xml:space="preserve">    // </w:t>
+            </w:r>
+            <w:proofErr w:type="spellStart"/>
+            <w:r>
+              <w:rPr>
+                <w:rFonts w:ascii="Calibri" w:eastAsia="Calibri" w:hAnsi="Calibri" w:cs="Calibri"/>
+                <w:sz w:val="20"/>
+              </w:rPr>
+              <w:t>Find</w:t>
+            </w:r>
+            <w:proofErr w:type="spellEnd"/>
+            <w:r>
+              <w:rPr>
+                <w:rFonts w:ascii="Calibri" w:eastAsia="Calibri" w:hAnsi="Calibri" w:cs="Calibri"/>
+                <w:sz w:val="20"/>
+              </w:rPr>
+              <w:t xml:space="preserve"> </w:t>
+            </w:r>
+            <w:proofErr w:type="spellStart"/>
+            <w:r>
+              <w:rPr>
+                <w:rFonts w:ascii="Calibri" w:eastAsia="Calibri" w:hAnsi="Calibri" w:cs="Calibri"/>
+                <w:sz w:val="20"/>
+              </w:rPr>
+              <w:t>Customer</w:t>
+            </w:r>
+            <w:proofErr w:type="spellEnd"/>
+          </w:p>
+          <w:p>
+            <w:pPr>
+              <w:spacing w:after="0" w:line="276" w:lineRule="auto"/>
+              <w:rPr>
+                <w:rFonts w:ascii="Calibri" w:eastAsia="Calibri" w:hAnsi="Calibri" w:cs="Calibri"/>
+                <w:sz w:val="20"/>
+              </w:rPr>
+            </w:pPr>
+            <w:r>
+              <w:rPr>
+                <w:rFonts w:ascii="Calibri" w:eastAsia="Calibri" w:hAnsi="Calibri" w:cs="Calibri"/>
+                <w:sz w:val="20"/>
+              </w:rPr>
+              <w:t xml:space="preserve">    </w:t>
+            </w:r>
+            <w:proofErr w:type="spellStart"/>
+            <w:proofErr w:type="gramStart"/>
+            <w:r>
+              <w:rPr>
+                <w:rFonts w:ascii="Calibri" w:eastAsia="Calibri" w:hAnsi="Calibri" w:cs="Calibri"/>
+                <w:sz w:val="20"/>
+              </w:rPr>
+              <w:t>customer</w:t>
+            </w:r>
+            <w:proofErr w:type="spellEnd"/>
+            <w:proofErr w:type="gramEnd"/>
+            <w:r>
+              <w:rPr>
+                <w:rFonts w:ascii="Calibri" w:eastAsia="Calibri" w:hAnsi="Calibri" w:cs="Calibri"/>
+                <w:sz w:val="20"/>
+              </w:rPr>
+              <w:t xml:space="preserve"> = SEARCH IN </w:t>
+            </w:r>
+            <w:proofErr w:type="spellStart"/>
+            <w:r>
+              <w:rPr>
+                <w:rFonts w:ascii="Calibri" w:eastAsia="Calibri" w:hAnsi="Calibri" w:cs="Calibri"/>
+                <w:sz w:val="20"/>
+              </w:rPr>
+              <w:t>customer_list</w:t>
+            </w:r>
+            <w:proofErr w:type="spellEnd"/>
+            <w:r>
+              <w:rPr>
+                <w:rFonts w:ascii="Calibri" w:eastAsia="Calibri" w:hAnsi="Calibri" w:cs="Calibri"/>
+                <w:sz w:val="20"/>
+              </w:rPr>
+              <w:t xml:space="preserve"> FOR (id == </w:t>
+            </w:r>
+            <w:proofErr w:type="spellStart"/>
+            <w:r>
+              <w:rPr>
+                <w:rFonts w:ascii="Calibri" w:eastAsia="Calibri" w:hAnsi="Calibri" w:cs="Calibri"/>
+                <w:sz w:val="20"/>
+              </w:rPr>
+              <w:t>customer_id</w:t>
+            </w:r>
+            <w:proofErr w:type="spellEnd"/>
+            <w:r>
+              <w:rPr>
+                <w:rFonts w:ascii="Calibri" w:eastAsia="Calibri" w:hAnsi="Calibri" w:cs="Calibri"/>
+                <w:sz w:val="20"/>
+              </w:rPr>
+              <w:t>)</w:t>
+            </w:r>
+          </w:p>
+          <w:p>
+            <w:pPr>
+              <w:spacing w:after="0" w:line="276" w:lineRule="auto"/>
+              <w:rPr>
+                <w:rFonts w:ascii="Calibri" w:eastAsia="Calibri" w:hAnsi="Calibri" w:cs="Calibri"/>
+                <w:sz w:val="20"/>
+              </w:rPr>
+            </w:pPr>
+            <w:r>
+              <w:rPr>
+                <w:rFonts w:ascii="Calibri" w:eastAsia="Calibri" w:hAnsi="Calibri" w:cs="Calibri"/>
+                <w:sz w:val="20"/>
+              </w:rPr>
+              <w:t xml:space="preserve">    IF </w:t>
+            </w:r>
+            <w:proofErr w:type="spellStart"/>
+            <w:r>
+              <w:rPr>
+                <w:rFonts w:ascii="Calibri" w:eastAsia="Calibri" w:hAnsi="Calibri" w:cs="Calibri"/>
+                <w:sz w:val="20"/>
+              </w:rPr>
+              <w:t>customer</w:t>
+            </w:r>
+            <w:proofErr w:type="spellEnd"/>
+            <w:r>
+              <w:rPr>
+                <w:rFonts w:ascii="Calibri" w:eastAsia="Calibri" w:hAnsi="Calibri" w:cs="Calibri"/>
+                <w:sz w:val="20"/>
+              </w:rPr>
+              <w:t xml:space="preserve"> NOT FOUND: PRINT ERROR </w:t>
+            </w:r>
+            <w:proofErr w:type="spellStart"/>
+            <w:r>
+              <w:rPr>
+                <w:rFonts w:ascii="Calibri" w:eastAsia="Calibri" w:hAnsi="Calibri" w:cs="Calibri"/>
+                <w:sz w:val="20"/>
+              </w:rPr>
+              <w:t>and</w:t>
+            </w:r>
+            <w:proofErr w:type="spellEnd"/>
+            <w:r>
+              <w:rPr>
+                <w:rFonts w:ascii="Calibri" w:eastAsia="Calibri" w:hAnsi="Calibri" w:cs="Calibri"/>
+                <w:sz w:val="20"/>
+              </w:rPr>
+              <w:t xml:space="preserve"> EXIT</w:t>
+            </w:r>
+          </w:p>
+          <w:p>
+            <w:pPr>
+              <w:spacing w:after="0" w:line="276" w:lineRule="auto"/>
+              <w:rPr>
+                <w:rFonts w:ascii="Calibri" w:eastAsia="Calibri" w:hAnsi="Calibri" w:cs="Calibri"/>
+                <w:sz w:val="20"/>
+              </w:rPr>
+            </w:pPr>
+          </w:p>
+          <w:p>
+            <w:pPr>
+              <w:spacing w:after="0" w:line="276" w:lineRule="auto"/>
+              <w:rPr>
+                <w:rFonts w:ascii="Calibri" w:eastAsia="Calibri" w:hAnsi="Calibri" w:cs="Calibri"/>
+                <w:sz w:val="20"/>
+              </w:rPr>
+            </w:pPr>
+            <w:r>
+              <w:rPr>
+                <w:rFonts w:ascii="Calibri" w:eastAsia="Calibri" w:hAnsi="Calibri" w:cs="Calibri"/>
+                <w:sz w:val="20"/>
+              </w:rPr>
+              <w:t xml:space="preserve">    // </w:t>
+            </w:r>
+            <w:proofErr w:type="spellStart"/>
+            <w:r>
+              <w:rPr>
+                <w:rFonts w:ascii="Calibri" w:eastAsia="Calibri" w:hAnsi="Calibri" w:cs="Calibri"/>
+                <w:sz w:val="20"/>
+              </w:rPr>
+              <w:t>Find</w:t>
+            </w:r>
+            <w:proofErr w:type="spellEnd"/>
+            <w:r>
+              <w:rPr>
+                <w:rFonts w:ascii="Calibri" w:eastAsia="Calibri" w:hAnsi="Calibri" w:cs="Calibri"/>
+                <w:sz w:val="20"/>
+              </w:rPr>
+              <w:t xml:space="preserve"> Product </w:t>
+            </w:r>
+            <w:proofErr w:type="spellStart"/>
+            <w:r>
+              <w:rPr>
+                <w:rFonts w:ascii="Calibri" w:eastAsia="Calibri" w:hAnsi="Calibri" w:cs="Calibri"/>
+                <w:sz w:val="20"/>
+              </w:rPr>
+              <w:t>and</w:t>
+            </w:r>
+            <w:proofErr w:type="spellEnd"/>
+            <w:r>
+              <w:rPr>
+                <w:rFonts w:ascii="Calibri" w:eastAsia="Calibri" w:hAnsi="Calibri" w:cs="Calibri"/>
+                <w:sz w:val="20"/>
+              </w:rPr>
+              <w:t xml:space="preserve"> </w:t>
+            </w:r>
+            <w:proofErr w:type="spellStart"/>
+            <w:r>
+              <w:rPr>
+                <w:rFonts w:ascii="Calibri" w:eastAsia="Calibri" w:hAnsi="Calibri" w:cs="Calibri"/>
+                <w:sz w:val="20"/>
+              </w:rPr>
+              <w:t>Check</w:t>
+            </w:r>
+            <w:proofErr w:type="spellEnd"/>
+            <w:r>
+              <w:rPr>
+                <w:rFonts w:ascii="Calibri" w:eastAsia="Calibri" w:hAnsi="Calibri" w:cs="Calibri"/>
+                <w:sz w:val="20"/>
+              </w:rPr>
+              <w:t xml:space="preserve"> </w:t>
+            </w:r>
+            <w:proofErr w:type="spellStart"/>
+            <w:r>
+              <w:rPr>
+                <w:rFonts w:ascii="Calibri" w:eastAsia="Calibri" w:hAnsi="Calibri" w:cs="Calibri"/>
+                <w:sz w:val="20"/>
+              </w:rPr>
+              <w:t>Stock</w:t>
+            </w:r>
+            <w:proofErr w:type="spellEnd"/>
+          </w:p>
+          <w:p>
+            <w:pPr>
+              <w:spacing w:after="0" w:line="276" w:lineRule="auto"/>
+              <w:rPr>
+                <w:rFonts w:ascii="Calibri" w:eastAsia="Calibri" w:hAnsi="Calibri" w:cs="Calibri"/>
+                <w:sz w:val="20"/>
+              </w:rPr>
+            </w:pPr>
+            <w:r>
+              <w:rPr>
+                <w:rFonts w:ascii="Calibri" w:eastAsia="Calibri" w:hAnsi="Calibri" w:cs="Calibri"/>
+                <w:sz w:val="20"/>
+              </w:rPr>
+              <w:t xml:space="preserve">    </w:t>
+            </w:r>
+            <w:proofErr w:type="spellStart"/>
+            <w:proofErr w:type="gramStart"/>
+            <w:r>
+              <w:rPr>
+                <w:rFonts w:ascii="Calibri" w:eastAsia="Calibri" w:hAnsi="Calibri" w:cs="Calibri"/>
+                <w:sz w:val="20"/>
+              </w:rPr>
+              <w:t>product</w:t>
+            </w:r>
+            <w:proofErr w:type="spellEnd"/>
+            <w:proofErr w:type="gramEnd"/>
+            <w:r>
+              <w:rPr>
+                <w:rFonts w:ascii="Calibri" w:eastAsia="Calibri" w:hAnsi="Calibri" w:cs="Calibri"/>
+                <w:sz w:val="20"/>
+              </w:rPr>
+              <w:t xml:space="preserve"> = SEARCH IN </w:t>
+            </w:r>
+            <w:proofErr w:type="spellStart"/>
+            <w:r>
+              <w:rPr>
+                <w:rFonts w:ascii="Calibri" w:eastAsia="Calibri" w:hAnsi="Calibri" w:cs="Calibri"/>
+                <w:sz w:val="20"/>
+              </w:rPr>
+              <w:t>product_list</w:t>
+            </w:r>
+            <w:proofErr w:type="spellEnd"/>
+            <w:r>
+              <w:rPr>
+                <w:rFonts w:ascii="Calibri" w:eastAsia="Calibri" w:hAnsi="Calibri" w:cs="Calibri"/>
+                <w:sz w:val="20"/>
+              </w:rPr>
+              <w:t xml:space="preserve"> FOR (id == </w:t>
+            </w:r>
+            <w:proofErr w:type="spellStart"/>
+            <w:r>
+              <w:rPr>
+                <w:rFonts w:ascii="Calibri" w:eastAsia="Calibri" w:hAnsi="Calibri" w:cs="Calibri"/>
+                <w:sz w:val="20"/>
+              </w:rPr>
+              <w:t>product_id</w:t>
+            </w:r>
+            <w:proofErr w:type="spellEnd"/>
+            <w:r>
+              <w:rPr>
+                <w:rFonts w:ascii="Calibri" w:eastAsia="Calibri" w:hAnsi="Calibri" w:cs="Calibri"/>
+                <w:sz w:val="20"/>
+              </w:rPr>
+              <w:t>)</w:t>
+            </w:r>
+          </w:p>
+          <w:p>
+            <w:pPr>
+              <w:spacing w:after="0" w:line="276" w:lineRule="auto"/>
+              <w:rPr>
+                <w:rFonts w:ascii="Calibri" w:eastAsia="Calibri" w:hAnsi="Calibri" w:cs="Calibri"/>
+                <w:sz w:val="20"/>
+              </w:rPr>
+            </w:pPr>
+            <w:r>
+              <w:rPr>
+                <w:rFonts w:ascii="Calibri" w:eastAsia="Calibri" w:hAnsi="Calibri" w:cs="Calibri"/>
+                <w:sz w:val="20"/>
+              </w:rPr>
+              <w:t xml:space="preserve">    IF </w:t>
+            </w:r>
+            <w:proofErr w:type="spellStart"/>
+            <w:r>
+              <w:rPr>
+                <w:rFonts w:ascii="Calibri" w:eastAsia="Calibri" w:hAnsi="Calibri" w:cs="Calibri"/>
+                <w:sz w:val="20"/>
+              </w:rPr>
+              <w:t>product</w:t>
+            </w:r>
+            <w:proofErr w:type="spellEnd"/>
+            <w:r>
+              <w:rPr>
+                <w:rFonts w:ascii="Calibri" w:eastAsia="Calibri" w:hAnsi="Calibri" w:cs="Calibri"/>
+                <w:sz w:val="20"/>
+              </w:rPr>
+              <w:t xml:space="preserve"> NOT FOUND: PRINT ERROR </w:t>
+            </w:r>
+            <w:proofErr w:type="spellStart"/>
+            <w:r>
+              <w:rPr>
+                <w:rFonts w:ascii="Calibri" w:eastAsia="Calibri" w:hAnsi="Calibri" w:cs="Calibri"/>
+                <w:sz w:val="20"/>
+              </w:rPr>
+              <w:t>and</w:t>
+            </w:r>
+            <w:proofErr w:type="spellEnd"/>
+            <w:r>
+              <w:rPr>
+                <w:rFonts w:ascii="Calibri" w:eastAsia="Calibri" w:hAnsi="Calibri" w:cs="Calibri"/>
+                <w:sz w:val="20"/>
+              </w:rPr>
+              <w:t xml:space="preserve"> EXIT</w:t>
+            </w:r>
+          </w:p>
+          <w:p>
+            <w:pPr>
+              <w:spacing w:after="0" w:line="276" w:lineRule="auto"/>
+              <w:rPr>
+                <w:rFonts w:ascii="Calibri" w:eastAsia="Calibri" w:hAnsi="Calibri" w:cs="Calibri"/>
+                <w:sz w:val="20"/>
+              </w:rPr>
+            </w:pPr>
+            <w:r>
+              <w:rPr>
+                <w:rFonts w:ascii="Calibri" w:eastAsia="Calibri" w:hAnsi="Calibri" w:cs="Calibri"/>
+                <w:sz w:val="20"/>
+              </w:rPr>
+              <w:t xml:space="preserve">    IF </w:t>
+            </w:r>
+            <w:proofErr w:type="spellStart"/>
+            <w:proofErr w:type="gramStart"/>
+            <w:r>
+              <w:rPr>
+                <w:rFonts w:ascii="Calibri" w:eastAsia="Calibri" w:hAnsi="Calibri" w:cs="Calibri"/>
+                <w:sz w:val="20"/>
+              </w:rPr>
+              <w:t>product.quantity</w:t>
+            </w:r>
+            <w:proofErr w:type="spellEnd"/>
+            <w:proofErr w:type="gramEnd"/>
+            <w:r>
+              <w:rPr>
+                <w:rFonts w:ascii="Calibri" w:eastAsia="Calibri" w:hAnsi="Calibri" w:cs="Calibri"/>
+                <w:sz w:val="20"/>
+              </w:rPr>
+              <w:t xml:space="preserve"> </w:t>
+            </w:r>
+            <w:proofErr w:type="gramStart"/>
+            <w:r>
+              <w:rPr>
+                <w:rFonts w:ascii="Calibri" w:eastAsia="Calibri" w:hAnsi="Calibri" w:cs="Calibri"/>
+                <w:sz w:val="20"/>
+              </w:rPr>
+              <w:t xml:space="preserve">&lt; </w:t>
+            </w:r>
+            <w:proofErr w:type="spellStart"/>
+            <w:r>
+              <w:rPr>
+                <w:rFonts w:ascii="Calibri" w:eastAsia="Calibri" w:hAnsi="Calibri" w:cs="Calibri"/>
+                <w:sz w:val="20"/>
+              </w:rPr>
+              <w:t>buy</w:t>
+            </w:r>
+            <w:proofErr w:type="gramEnd"/>
+            <w:r>
+              <w:rPr>
+                <w:rFonts w:ascii="Calibri" w:eastAsia="Calibri" w:hAnsi="Calibri" w:cs="Calibri"/>
+                <w:sz w:val="20"/>
+              </w:rPr>
+              <w:t>_quantity</w:t>
+            </w:r>
+            <w:proofErr w:type="spellEnd"/>
+            <w:r>
+              <w:rPr>
+                <w:rFonts w:ascii="Calibri" w:eastAsia="Calibri" w:hAnsi="Calibri" w:cs="Calibri"/>
+                <w:sz w:val="20"/>
+              </w:rPr>
+              <w:t xml:space="preserve">: PRINT ERROR </w:t>
+            </w:r>
+            <w:proofErr w:type="spellStart"/>
+            <w:r>
+              <w:rPr>
+                <w:rFonts w:ascii="Calibri" w:eastAsia="Calibri" w:hAnsi="Calibri" w:cs="Calibri"/>
+                <w:sz w:val="20"/>
+              </w:rPr>
+              <w:t>and</w:t>
+            </w:r>
+            <w:proofErr w:type="spellEnd"/>
+            <w:r>
+              <w:rPr>
+                <w:rFonts w:ascii="Calibri" w:eastAsia="Calibri" w:hAnsi="Calibri" w:cs="Calibri"/>
+                <w:sz w:val="20"/>
+              </w:rPr>
+              <w:t xml:space="preserve"> EXIT</w:t>
+            </w:r>
+          </w:p>
+          <w:p>
+            <w:pPr>
+              <w:spacing w:after="0" w:line="276" w:lineRule="auto"/>
+              <w:rPr>
+                <w:rFonts w:ascii="Calibri" w:eastAsia="Calibri" w:hAnsi="Calibri" w:cs="Calibri"/>
+                <w:sz w:val="20"/>
+              </w:rPr>
+            </w:pPr>
+          </w:p>
+          <w:p>
+            <w:pPr>
+              <w:spacing w:after="0" w:line="276" w:lineRule="auto"/>
+              <w:rPr>
+                <w:rFonts w:ascii="Calibri" w:eastAsia="Calibri" w:hAnsi="Calibri" w:cs="Calibri"/>
+                <w:sz w:val="20"/>
+              </w:rPr>
+            </w:pPr>
+            <w:r>
+              <w:rPr>
+                <w:rFonts w:ascii="Calibri" w:eastAsia="Calibri" w:hAnsi="Calibri" w:cs="Calibri"/>
+                <w:sz w:val="20"/>
+              </w:rPr>
+              <w:t xml:space="preserve">    // </w:t>
+            </w:r>
+            <w:proofErr w:type="spellStart"/>
+            <w:r>
+              <w:rPr>
+                <w:rFonts w:ascii="Calibri" w:eastAsia="Calibri" w:hAnsi="Calibri" w:cs="Calibri"/>
+                <w:sz w:val="20"/>
+              </w:rPr>
+              <w:t>Find</w:t>
+            </w:r>
+            <w:proofErr w:type="spellEnd"/>
+            <w:r>
+              <w:rPr>
+                <w:rFonts w:ascii="Calibri" w:eastAsia="Calibri" w:hAnsi="Calibri" w:cs="Calibri"/>
+                <w:sz w:val="20"/>
+              </w:rPr>
+              <w:t xml:space="preserve"> </w:t>
+            </w:r>
+            <w:proofErr w:type="spellStart"/>
+            <w:r>
+              <w:rPr>
+                <w:rFonts w:ascii="Calibri" w:eastAsia="Calibri" w:hAnsi="Calibri" w:cs="Calibri"/>
+                <w:sz w:val="20"/>
+              </w:rPr>
+              <w:t>Nearest</w:t>
+            </w:r>
+            <w:proofErr w:type="spellEnd"/>
+            <w:r>
+              <w:rPr>
+                <w:rFonts w:ascii="Calibri" w:eastAsia="Calibri" w:hAnsi="Calibri" w:cs="Calibri"/>
+                <w:sz w:val="20"/>
+              </w:rPr>
+              <w:t xml:space="preserve"> </w:t>
+            </w:r>
+            <w:proofErr w:type="spellStart"/>
+            <w:r>
+              <w:rPr>
+                <w:rFonts w:ascii="Calibri" w:eastAsia="Calibri" w:hAnsi="Calibri" w:cs="Calibri"/>
+                <w:sz w:val="20"/>
+              </w:rPr>
+              <w:t>Storehouse</w:t>
+            </w:r>
+            <w:proofErr w:type="spellEnd"/>
+          </w:p>
+          <w:p>
+            <w:pPr>
+              <w:spacing w:after="0" w:line="276" w:lineRule="auto"/>
+              <w:rPr>
+                <w:rFonts w:ascii="Calibri" w:eastAsia="Calibri" w:hAnsi="Calibri" w:cs="Calibri"/>
+                <w:sz w:val="20"/>
+              </w:rPr>
+            </w:pPr>
+            <w:r>
+              <w:rPr>
+                <w:rFonts w:ascii="Calibri" w:eastAsia="Calibri" w:hAnsi="Calibri" w:cs="Calibri"/>
+                <w:sz w:val="20"/>
+              </w:rPr>
+              <w:lastRenderedPageBreak/>
+              <w:t xml:space="preserve">    </w:t>
+            </w:r>
+            <w:proofErr w:type="spellStart"/>
+            <w:proofErr w:type="gramStart"/>
+            <w:r>
+              <w:rPr>
+                <w:rFonts w:ascii="Calibri" w:eastAsia="Calibri" w:hAnsi="Calibri" w:cs="Calibri"/>
+                <w:sz w:val="20"/>
+              </w:rPr>
+              <w:t>min</w:t>
+            </w:r>
+            <w:proofErr w:type="gramEnd"/>
+            <w:r>
+              <w:rPr>
+                <w:rFonts w:ascii="Calibri" w:eastAsia="Calibri" w:hAnsi="Calibri" w:cs="Calibri"/>
+                <w:sz w:val="20"/>
+              </w:rPr>
+              <w:t>_dist</w:t>
+            </w:r>
+            <w:proofErr w:type="spellEnd"/>
+            <w:r>
+              <w:rPr>
+                <w:rFonts w:ascii="Calibri" w:eastAsia="Calibri" w:hAnsi="Calibri" w:cs="Calibri"/>
+                <w:sz w:val="20"/>
+              </w:rPr>
+              <w:t xml:space="preserve"> = INFINITY</w:t>
+            </w:r>
+          </w:p>
+          <w:p>
+            <w:pPr>
+              <w:spacing w:after="0" w:line="276" w:lineRule="auto"/>
+              <w:rPr>
+                <w:rFonts w:ascii="Calibri" w:eastAsia="Calibri" w:hAnsi="Calibri" w:cs="Calibri"/>
+                <w:sz w:val="20"/>
+              </w:rPr>
+            </w:pPr>
+            <w:r>
+              <w:rPr>
+                <w:rFonts w:ascii="Calibri" w:eastAsia="Calibri" w:hAnsi="Calibri" w:cs="Calibri"/>
+                <w:sz w:val="20"/>
+              </w:rPr>
+              <w:t xml:space="preserve">    </w:t>
+            </w:r>
+            <w:proofErr w:type="spellStart"/>
+            <w:proofErr w:type="gramStart"/>
+            <w:r>
+              <w:rPr>
+                <w:rFonts w:ascii="Calibri" w:eastAsia="Calibri" w:hAnsi="Calibri" w:cs="Calibri"/>
+                <w:sz w:val="20"/>
+              </w:rPr>
+              <w:t>nearest</w:t>
+            </w:r>
+            <w:proofErr w:type="gramEnd"/>
+            <w:r>
+              <w:rPr>
+                <w:rFonts w:ascii="Calibri" w:eastAsia="Calibri" w:hAnsi="Calibri" w:cs="Calibri"/>
+                <w:sz w:val="20"/>
+              </w:rPr>
+              <w:t>_store</w:t>
+            </w:r>
+            <w:proofErr w:type="spellEnd"/>
+            <w:r>
+              <w:rPr>
+                <w:rFonts w:ascii="Calibri" w:eastAsia="Calibri" w:hAnsi="Calibri" w:cs="Calibri"/>
+                <w:sz w:val="20"/>
+              </w:rPr>
+              <w:t xml:space="preserve"> = NULL</w:t>
+            </w:r>
+          </w:p>
+          <w:p>
+            <w:pPr>
+              <w:spacing w:after="0" w:line="276" w:lineRule="auto"/>
+              <w:rPr>
+                <w:rFonts w:ascii="Calibri" w:eastAsia="Calibri" w:hAnsi="Calibri" w:cs="Calibri"/>
+                <w:sz w:val="20"/>
+              </w:rPr>
+            </w:pPr>
+          </w:p>
+          <w:p>
+            <w:pPr>
+              <w:spacing w:after="0" w:line="276" w:lineRule="auto"/>
+              <w:rPr>
+                <w:rFonts w:ascii="Calibri" w:eastAsia="Calibri" w:hAnsi="Calibri" w:cs="Calibri"/>
+                <w:sz w:val="20"/>
+              </w:rPr>
+            </w:pPr>
+            <w:r>
+              <w:rPr>
+                <w:rFonts w:ascii="Calibri" w:eastAsia="Calibri" w:hAnsi="Calibri" w:cs="Calibri"/>
+                <w:sz w:val="20"/>
+              </w:rPr>
+              <w:t xml:space="preserve">    FOR EACH </w:t>
+            </w:r>
+            <w:proofErr w:type="spellStart"/>
+            <w:r>
+              <w:rPr>
+                <w:rFonts w:ascii="Calibri" w:eastAsia="Calibri" w:hAnsi="Calibri" w:cs="Calibri"/>
+                <w:sz w:val="20"/>
+              </w:rPr>
+              <w:t>store</w:t>
+            </w:r>
+            <w:proofErr w:type="spellEnd"/>
+            <w:r>
+              <w:rPr>
+                <w:rFonts w:ascii="Calibri" w:eastAsia="Calibri" w:hAnsi="Calibri" w:cs="Calibri"/>
+                <w:sz w:val="20"/>
+              </w:rPr>
+              <w:t xml:space="preserve"> IN </w:t>
+            </w:r>
+            <w:proofErr w:type="spellStart"/>
+            <w:r>
+              <w:rPr>
+                <w:rFonts w:ascii="Calibri" w:eastAsia="Calibri" w:hAnsi="Calibri" w:cs="Calibri"/>
+                <w:sz w:val="20"/>
+              </w:rPr>
+              <w:t>storehouse_list</w:t>
+            </w:r>
+            <w:proofErr w:type="spellEnd"/>
+            <w:r>
+              <w:rPr>
+                <w:rFonts w:ascii="Calibri" w:eastAsia="Calibri" w:hAnsi="Calibri" w:cs="Calibri"/>
+                <w:sz w:val="20"/>
+              </w:rPr>
+              <w:t>:</w:t>
+            </w:r>
+          </w:p>
+          <w:p>
+            <w:pPr>
+              <w:spacing w:after="0" w:line="276" w:lineRule="auto"/>
+              <w:rPr>
+                <w:rFonts w:ascii="Calibri" w:eastAsia="Calibri" w:hAnsi="Calibri" w:cs="Calibri"/>
+                <w:sz w:val="20"/>
+              </w:rPr>
+            </w:pPr>
+            <w:r>
+              <w:rPr>
+                <w:rFonts w:ascii="Calibri" w:eastAsia="Calibri" w:hAnsi="Calibri" w:cs="Calibri"/>
+                <w:sz w:val="20"/>
+              </w:rPr>
+              <w:t xml:space="preserve">        </w:t>
+            </w:r>
+            <w:proofErr w:type="spellStart"/>
+            <w:proofErr w:type="gramStart"/>
+            <w:r>
+              <w:rPr>
+                <w:rFonts w:ascii="Calibri" w:eastAsia="Calibri" w:hAnsi="Calibri" w:cs="Calibri"/>
+                <w:sz w:val="20"/>
+              </w:rPr>
+              <w:t>distance</w:t>
+            </w:r>
+            <w:proofErr w:type="spellEnd"/>
+            <w:proofErr w:type="gramEnd"/>
+            <w:r>
+              <w:rPr>
+                <w:rFonts w:ascii="Calibri" w:eastAsia="Calibri" w:hAnsi="Calibri" w:cs="Calibri"/>
+                <w:sz w:val="20"/>
+              </w:rPr>
+              <w:t xml:space="preserve"> = </w:t>
+            </w:r>
+            <w:proofErr w:type="gramStart"/>
+            <w:r>
+              <w:rPr>
+                <w:rFonts w:ascii="Calibri" w:eastAsia="Calibri" w:hAnsi="Calibri" w:cs="Calibri"/>
+                <w:sz w:val="20"/>
+              </w:rPr>
+              <w:t>SQRT( (</w:t>
+            </w:r>
+            <w:proofErr w:type="spellStart"/>
+            <w:proofErr w:type="gramEnd"/>
+            <w:r>
+              <w:rPr>
+                <w:rFonts w:ascii="Calibri" w:eastAsia="Calibri" w:hAnsi="Calibri" w:cs="Calibri"/>
+                <w:sz w:val="20"/>
+              </w:rPr>
+              <w:t>customer.</w:t>
+            </w:r>
+            <w:proofErr w:type="gramStart"/>
+            <w:r>
+              <w:rPr>
+                <w:rFonts w:ascii="Calibri" w:eastAsia="Calibri" w:hAnsi="Calibri" w:cs="Calibri"/>
+                <w:sz w:val="20"/>
+              </w:rPr>
+              <w:t>x</w:t>
+            </w:r>
+            <w:proofErr w:type="spellEnd"/>
+            <w:r>
+              <w:rPr>
+                <w:rFonts w:ascii="Calibri" w:eastAsia="Calibri" w:hAnsi="Calibri" w:cs="Calibri"/>
+                <w:sz w:val="20"/>
+              </w:rPr>
+              <w:t xml:space="preserve"> -</w:t>
+            </w:r>
+            <w:proofErr w:type="gramEnd"/>
+            <w:r>
+              <w:rPr>
+                <w:rFonts w:ascii="Calibri" w:eastAsia="Calibri" w:hAnsi="Calibri" w:cs="Calibri"/>
+                <w:sz w:val="20"/>
+              </w:rPr>
+              <w:t xml:space="preserve"> </w:t>
+            </w:r>
+            <w:proofErr w:type="spellStart"/>
+            <w:r>
+              <w:rPr>
+                <w:rFonts w:ascii="Calibri" w:eastAsia="Calibri" w:hAnsi="Calibri" w:cs="Calibri"/>
+                <w:sz w:val="20"/>
+              </w:rPr>
+              <w:t>store.</w:t>
+            </w:r>
+            <w:proofErr w:type="gramStart"/>
+            <w:r>
+              <w:rPr>
+                <w:rFonts w:ascii="Calibri" w:eastAsia="Calibri" w:hAnsi="Calibri" w:cs="Calibri"/>
+                <w:sz w:val="20"/>
+              </w:rPr>
+              <w:t>x</w:t>
+            </w:r>
+            <w:proofErr w:type="spellEnd"/>
+            <w:r>
+              <w:rPr>
+                <w:rFonts w:ascii="Calibri" w:eastAsia="Calibri" w:hAnsi="Calibri" w:cs="Calibri"/>
+                <w:sz w:val="20"/>
+              </w:rPr>
+              <w:t>)^</w:t>
+            </w:r>
+            <w:proofErr w:type="gramEnd"/>
+            <w:r>
+              <w:rPr>
+                <w:rFonts w:ascii="Calibri" w:eastAsia="Calibri" w:hAnsi="Calibri" w:cs="Calibri"/>
+                <w:sz w:val="20"/>
+              </w:rPr>
+              <w:t>2 + (</w:t>
+            </w:r>
+            <w:proofErr w:type="spellStart"/>
+            <w:proofErr w:type="gramStart"/>
+            <w:r>
+              <w:rPr>
+                <w:rFonts w:ascii="Calibri" w:eastAsia="Calibri" w:hAnsi="Calibri" w:cs="Calibri"/>
+                <w:sz w:val="20"/>
+              </w:rPr>
+              <w:t>customer.y</w:t>
+            </w:r>
+            <w:proofErr w:type="spellEnd"/>
+            <w:proofErr w:type="gramEnd"/>
+            <w:r>
+              <w:rPr>
+                <w:rFonts w:ascii="Calibri" w:eastAsia="Calibri" w:hAnsi="Calibri" w:cs="Calibri"/>
+                <w:sz w:val="20"/>
+              </w:rPr>
+              <w:t xml:space="preserve"> - </w:t>
+            </w:r>
+            <w:proofErr w:type="spellStart"/>
+            <w:proofErr w:type="gramStart"/>
+            <w:r>
+              <w:rPr>
+                <w:rFonts w:ascii="Calibri" w:eastAsia="Calibri" w:hAnsi="Calibri" w:cs="Calibri"/>
+                <w:sz w:val="20"/>
+              </w:rPr>
+              <w:t>store.y</w:t>
+            </w:r>
+            <w:proofErr w:type="spellEnd"/>
+            <w:proofErr w:type="gramEnd"/>
+            <w:r>
+              <w:rPr>
+                <w:rFonts w:ascii="Calibri" w:eastAsia="Calibri" w:hAnsi="Calibri" w:cs="Calibri"/>
+                <w:sz w:val="20"/>
+              </w:rPr>
+              <w:t>)^</w:t>
+            </w:r>
+            <w:proofErr w:type="gramStart"/>
+            <w:r>
+              <w:rPr>
+                <w:rFonts w:ascii="Calibri" w:eastAsia="Calibri" w:hAnsi="Calibri" w:cs="Calibri"/>
+                <w:sz w:val="20"/>
+              </w:rPr>
+              <w:t>2 )</w:t>
+            </w:r>
+            <w:proofErr w:type="gramEnd"/>
+          </w:p>
+          <w:p>
+            <w:pPr>
+              <w:spacing w:after="0" w:line="276" w:lineRule="auto"/>
+              <w:rPr>
+                <w:rFonts w:ascii="Calibri" w:eastAsia="Calibri" w:hAnsi="Calibri" w:cs="Calibri"/>
+                <w:sz w:val="20"/>
+              </w:rPr>
+            </w:pPr>
+            <w:r>
+              <w:rPr>
+                <w:rFonts w:ascii="Calibri" w:eastAsia="Calibri" w:hAnsi="Calibri" w:cs="Calibri"/>
+                <w:sz w:val="20"/>
+              </w:rPr>
+              <w:t xml:space="preserve">        IF </w:t>
+            </w:r>
+            <w:proofErr w:type="spellStart"/>
+            <w:r>
+              <w:rPr>
+                <w:rFonts w:ascii="Calibri" w:eastAsia="Calibri" w:hAnsi="Calibri" w:cs="Calibri"/>
+                <w:sz w:val="20"/>
+              </w:rPr>
+              <w:t>distance</w:t>
+            </w:r>
+            <w:proofErr w:type="spellEnd"/>
+            <w:r>
+              <w:rPr>
+                <w:rFonts w:ascii="Calibri" w:eastAsia="Calibri" w:hAnsi="Calibri" w:cs="Calibri"/>
+                <w:sz w:val="20"/>
+              </w:rPr>
+              <w:t xml:space="preserve"> </w:t>
+            </w:r>
+            <w:proofErr w:type="gramStart"/>
+            <w:r>
+              <w:rPr>
+                <w:rFonts w:ascii="Calibri" w:eastAsia="Calibri" w:hAnsi="Calibri" w:cs="Calibri"/>
+                <w:sz w:val="20"/>
+              </w:rPr>
+              <w:t xml:space="preserve">&lt; </w:t>
+            </w:r>
+            <w:proofErr w:type="spellStart"/>
+            <w:r>
+              <w:rPr>
+                <w:rFonts w:ascii="Calibri" w:eastAsia="Calibri" w:hAnsi="Calibri" w:cs="Calibri"/>
+                <w:sz w:val="20"/>
+              </w:rPr>
+              <w:t>min</w:t>
+            </w:r>
+            <w:proofErr w:type="gramEnd"/>
+            <w:r>
+              <w:rPr>
+                <w:rFonts w:ascii="Calibri" w:eastAsia="Calibri" w:hAnsi="Calibri" w:cs="Calibri"/>
+                <w:sz w:val="20"/>
+              </w:rPr>
+              <w:t>_dist</w:t>
+            </w:r>
+            <w:proofErr w:type="spellEnd"/>
+            <w:r>
+              <w:rPr>
+                <w:rFonts w:ascii="Calibri" w:eastAsia="Calibri" w:hAnsi="Calibri" w:cs="Calibri"/>
+                <w:sz w:val="20"/>
+              </w:rPr>
+              <w:t>:</w:t>
+            </w:r>
+          </w:p>
+          <w:p>
+            <w:pPr>
+              <w:spacing w:after="0" w:line="276" w:lineRule="auto"/>
+              <w:rPr>
+                <w:rFonts w:ascii="Calibri" w:eastAsia="Calibri" w:hAnsi="Calibri" w:cs="Calibri"/>
+                <w:sz w:val="20"/>
+              </w:rPr>
+            </w:pPr>
+            <w:r>
+              <w:rPr>
+                <w:rFonts w:ascii="Calibri" w:eastAsia="Calibri" w:hAnsi="Calibri" w:cs="Calibri"/>
+                <w:sz w:val="20"/>
+              </w:rPr>
+              <w:t xml:space="preserve">            </w:t>
+            </w:r>
+            <w:proofErr w:type="spellStart"/>
+            <w:proofErr w:type="gramStart"/>
+            <w:r>
+              <w:rPr>
+                <w:rFonts w:ascii="Calibri" w:eastAsia="Calibri" w:hAnsi="Calibri" w:cs="Calibri"/>
+                <w:sz w:val="20"/>
+              </w:rPr>
+              <w:t>min</w:t>
+            </w:r>
+            <w:proofErr w:type="gramEnd"/>
+            <w:r>
+              <w:rPr>
+                <w:rFonts w:ascii="Calibri" w:eastAsia="Calibri" w:hAnsi="Calibri" w:cs="Calibri"/>
+                <w:sz w:val="20"/>
+              </w:rPr>
+              <w:t>_dist</w:t>
+            </w:r>
+            <w:proofErr w:type="spellEnd"/>
+            <w:r>
+              <w:rPr>
+                <w:rFonts w:ascii="Calibri" w:eastAsia="Calibri" w:hAnsi="Calibri" w:cs="Calibri"/>
+                <w:sz w:val="20"/>
+              </w:rPr>
+              <w:t xml:space="preserve"> = </w:t>
+            </w:r>
+            <w:proofErr w:type="spellStart"/>
+            <w:r>
+              <w:rPr>
+                <w:rFonts w:ascii="Calibri" w:eastAsia="Calibri" w:hAnsi="Calibri" w:cs="Calibri"/>
+                <w:sz w:val="20"/>
+              </w:rPr>
+              <w:t>distance</w:t>
+            </w:r>
+            <w:proofErr w:type="spellEnd"/>
+          </w:p>
+          <w:p>
+            <w:pPr>
+              <w:spacing w:after="0" w:line="276" w:lineRule="auto"/>
+              <w:rPr>
+                <w:rFonts w:ascii="Calibri" w:eastAsia="Calibri" w:hAnsi="Calibri" w:cs="Calibri"/>
+                <w:sz w:val="20"/>
+              </w:rPr>
+            </w:pPr>
+            <w:r>
+              <w:rPr>
+                <w:rFonts w:ascii="Calibri" w:eastAsia="Calibri" w:hAnsi="Calibri" w:cs="Calibri"/>
+                <w:sz w:val="20"/>
+              </w:rPr>
+              <w:t xml:space="preserve">            </w:t>
+            </w:r>
+            <w:proofErr w:type="spellStart"/>
+            <w:proofErr w:type="gramStart"/>
+            <w:r>
+              <w:rPr>
+                <w:rFonts w:ascii="Calibri" w:eastAsia="Calibri" w:hAnsi="Calibri" w:cs="Calibri"/>
+                <w:sz w:val="20"/>
+              </w:rPr>
+              <w:t>nearest</w:t>
+            </w:r>
+            <w:proofErr w:type="gramEnd"/>
+            <w:r>
+              <w:rPr>
+                <w:rFonts w:ascii="Calibri" w:eastAsia="Calibri" w:hAnsi="Calibri" w:cs="Calibri"/>
+                <w:sz w:val="20"/>
+              </w:rPr>
+              <w:t>_store</w:t>
+            </w:r>
+            <w:proofErr w:type="spellEnd"/>
+            <w:r>
+              <w:rPr>
+                <w:rFonts w:ascii="Calibri" w:eastAsia="Calibri" w:hAnsi="Calibri" w:cs="Calibri"/>
+                <w:sz w:val="20"/>
+              </w:rPr>
+              <w:t xml:space="preserve"> = </w:t>
+            </w:r>
+            <w:proofErr w:type="spellStart"/>
+            <w:r>
+              <w:rPr>
+                <w:rFonts w:ascii="Calibri" w:eastAsia="Calibri" w:hAnsi="Calibri" w:cs="Calibri"/>
+                <w:sz w:val="20"/>
+              </w:rPr>
+              <w:t>store</w:t>
+            </w:r>
+            <w:proofErr w:type="spellEnd"/>
+          </w:p>
+          <w:p>
+            <w:pPr>
+              <w:spacing w:after="0" w:line="276" w:lineRule="auto"/>
+              <w:rPr>
+                <w:rFonts w:ascii="Calibri" w:eastAsia="Calibri" w:hAnsi="Calibri" w:cs="Calibri"/>
+                <w:sz w:val="20"/>
+              </w:rPr>
+            </w:pPr>
+          </w:p>
+          <w:p>
+            <w:pPr>
+              <w:spacing w:after="0" w:line="276" w:lineRule="auto"/>
+              <w:rPr>
+                <w:rFonts w:ascii="Calibri" w:eastAsia="Calibri" w:hAnsi="Calibri" w:cs="Calibri"/>
+                <w:sz w:val="20"/>
+              </w:rPr>
+            </w:pPr>
+            <w:r>
+              <w:rPr>
+                <w:rFonts w:ascii="Calibri" w:eastAsia="Calibri" w:hAnsi="Calibri" w:cs="Calibri"/>
+                <w:sz w:val="20"/>
+              </w:rPr>
+              <w:t xml:space="preserve">    // </w:t>
+            </w:r>
+            <w:proofErr w:type="spellStart"/>
+            <w:r>
+              <w:rPr>
+                <w:rFonts w:ascii="Calibri" w:eastAsia="Calibri" w:hAnsi="Calibri" w:cs="Calibri"/>
+                <w:sz w:val="20"/>
+              </w:rPr>
+              <w:t>Calculate</w:t>
+            </w:r>
+            <w:proofErr w:type="spellEnd"/>
+            <w:r>
+              <w:rPr>
+                <w:rFonts w:ascii="Calibri" w:eastAsia="Calibri" w:hAnsi="Calibri" w:cs="Calibri"/>
+                <w:sz w:val="20"/>
+              </w:rPr>
+              <w:t xml:space="preserve"> </w:t>
+            </w:r>
+            <w:proofErr w:type="spellStart"/>
+            <w:r>
+              <w:rPr>
+                <w:rFonts w:ascii="Calibri" w:eastAsia="Calibri" w:hAnsi="Calibri" w:cs="Calibri"/>
+                <w:sz w:val="20"/>
+              </w:rPr>
+              <w:t>Costs</w:t>
+            </w:r>
+            <w:proofErr w:type="spellEnd"/>
+            <w:r>
+              <w:rPr>
+                <w:rFonts w:ascii="Calibri" w:eastAsia="Calibri" w:hAnsi="Calibri" w:cs="Calibri"/>
+                <w:sz w:val="20"/>
+              </w:rPr>
+              <w:t xml:space="preserve"> </w:t>
+            </w:r>
+            <w:proofErr w:type="spellStart"/>
+            <w:r>
+              <w:rPr>
+                <w:rFonts w:ascii="Calibri" w:eastAsia="Calibri" w:hAnsi="Calibri" w:cs="Calibri"/>
+                <w:sz w:val="20"/>
+              </w:rPr>
+              <w:t>and</w:t>
+            </w:r>
+            <w:proofErr w:type="spellEnd"/>
+            <w:r>
+              <w:rPr>
+                <w:rFonts w:ascii="Calibri" w:eastAsia="Calibri" w:hAnsi="Calibri" w:cs="Calibri"/>
+                <w:sz w:val="20"/>
+              </w:rPr>
+              <w:t xml:space="preserve"> Update </w:t>
+            </w:r>
+            <w:proofErr w:type="spellStart"/>
+            <w:r>
+              <w:rPr>
+                <w:rFonts w:ascii="Calibri" w:eastAsia="Calibri" w:hAnsi="Calibri" w:cs="Calibri"/>
+                <w:sz w:val="20"/>
+              </w:rPr>
+              <w:t>Status</w:t>
+            </w:r>
+            <w:proofErr w:type="spellEnd"/>
+          </w:p>
+          <w:p>
+            <w:pPr>
+              <w:spacing w:after="0" w:line="276" w:lineRule="auto"/>
+              <w:rPr>
+                <w:rFonts w:ascii="Calibri" w:eastAsia="Calibri" w:hAnsi="Calibri" w:cs="Calibri"/>
+                <w:sz w:val="20"/>
+              </w:rPr>
+            </w:pPr>
+            <w:r>
+              <w:rPr>
+                <w:rFonts w:ascii="Calibri" w:eastAsia="Calibri" w:hAnsi="Calibri" w:cs="Calibri"/>
+                <w:sz w:val="20"/>
+              </w:rPr>
+              <w:t xml:space="preserve">    </w:t>
+            </w:r>
+            <w:proofErr w:type="spellStart"/>
+            <w:proofErr w:type="gramStart"/>
+            <w:r>
+              <w:rPr>
+                <w:rFonts w:ascii="Calibri" w:eastAsia="Calibri" w:hAnsi="Calibri" w:cs="Calibri"/>
+                <w:sz w:val="20"/>
+              </w:rPr>
+              <w:t>product</w:t>
+            </w:r>
+            <w:proofErr w:type="gramEnd"/>
+            <w:r>
+              <w:rPr>
+                <w:rFonts w:ascii="Calibri" w:eastAsia="Calibri" w:hAnsi="Calibri" w:cs="Calibri"/>
+                <w:sz w:val="20"/>
+              </w:rPr>
+              <w:t>_cost</w:t>
+            </w:r>
+            <w:proofErr w:type="spellEnd"/>
+            <w:r>
+              <w:rPr>
+                <w:rFonts w:ascii="Calibri" w:eastAsia="Calibri" w:hAnsi="Calibri" w:cs="Calibri"/>
+                <w:sz w:val="20"/>
+              </w:rPr>
+              <w:t xml:space="preserve"> = </w:t>
+            </w:r>
+            <w:proofErr w:type="spellStart"/>
+            <w:proofErr w:type="gramStart"/>
+            <w:r>
+              <w:rPr>
+                <w:rFonts w:ascii="Calibri" w:eastAsia="Calibri" w:hAnsi="Calibri" w:cs="Calibri"/>
+                <w:sz w:val="20"/>
+              </w:rPr>
+              <w:t>product.price</w:t>
+            </w:r>
+            <w:proofErr w:type="spellEnd"/>
+            <w:proofErr w:type="gramEnd"/>
+            <w:r>
+              <w:rPr>
+                <w:rFonts w:ascii="Calibri" w:eastAsia="Calibri" w:hAnsi="Calibri" w:cs="Calibri"/>
+                <w:sz w:val="20"/>
+              </w:rPr>
+              <w:t xml:space="preserve"> * </w:t>
+            </w:r>
+            <w:proofErr w:type="spellStart"/>
+            <w:r>
+              <w:rPr>
+                <w:rFonts w:ascii="Calibri" w:eastAsia="Calibri" w:hAnsi="Calibri" w:cs="Calibri"/>
+                <w:sz w:val="20"/>
+              </w:rPr>
+              <w:t>buy_quantity</w:t>
+            </w:r>
+            <w:proofErr w:type="spellEnd"/>
+          </w:p>
+          <w:p>
+            <w:pPr>
+              <w:spacing w:after="0" w:line="276" w:lineRule="auto"/>
+              <w:rPr>
+                <w:rFonts w:ascii="Calibri" w:eastAsia="Calibri" w:hAnsi="Calibri" w:cs="Calibri"/>
+                <w:sz w:val="20"/>
+              </w:rPr>
+            </w:pPr>
+            <w:r>
+              <w:rPr>
+                <w:rFonts w:ascii="Calibri" w:eastAsia="Calibri" w:hAnsi="Calibri" w:cs="Calibri"/>
+                <w:sz w:val="20"/>
+              </w:rPr>
+              <w:t xml:space="preserve">    </w:t>
+            </w:r>
+            <w:proofErr w:type="spellStart"/>
+            <w:proofErr w:type="gramStart"/>
+            <w:r>
+              <w:rPr>
+                <w:rFonts w:ascii="Calibri" w:eastAsia="Calibri" w:hAnsi="Calibri" w:cs="Calibri"/>
+                <w:sz w:val="20"/>
+              </w:rPr>
+              <w:t>shipping</w:t>
+            </w:r>
+            <w:proofErr w:type="gramEnd"/>
+            <w:r>
+              <w:rPr>
+                <w:rFonts w:ascii="Calibri" w:eastAsia="Calibri" w:hAnsi="Calibri" w:cs="Calibri"/>
+                <w:sz w:val="20"/>
+              </w:rPr>
+              <w:t>_cost</w:t>
+            </w:r>
+            <w:proofErr w:type="spellEnd"/>
+            <w:r>
+              <w:rPr>
+                <w:rFonts w:ascii="Calibri" w:eastAsia="Calibri" w:hAnsi="Calibri" w:cs="Calibri"/>
+                <w:sz w:val="20"/>
+              </w:rPr>
+              <w:t xml:space="preserve"> = </w:t>
+            </w:r>
+            <w:proofErr w:type="spellStart"/>
+            <w:r>
+              <w:rPr>
+                <w:rFonts w:ascii="Calibri" w:eastAsia="Calibri" w:hAnsi="Calibri" w:cs="Calibri"/>
+                <w:sz w:val="20"/>
+              </w:rPr>
+              <w:t>min_dist</w:t>
+            </w:r>
+            <w:proofErr w:type="spellEnd"/>
+            <w:r>
+              <w:rPr>
+                <w:rFonts w:ascii="Calibri" w:eastAsia="Calibri" w:hAnsi="Calibri" w:cs="Calibri"/>
+                <w:sz w:val="20"/>
+              </w:rPr>
+              <w:t xml:space="preserve"> * 5</w:t>
+            </w:r>
+          </w:p>
+          <w:p>
+            <w:pPr>
+              <w:spacing w:after="0" w:line="276" w:lineRule="auto"/>
+              <w:rPr>
+                <w:rFonts w:ascii="Calibri" w:eastAsia="Calibri" w:hAnsi="Calibri" w:cs="Calibri"/>
+                <w:sz w:val="20"/>
+              </w:rPr>
+            </w:pPr>
+            <w:r>
+              <w:rPr>
+                <w:rFonts w:ascii="Calibri" w:eastAsia="Calibri" w:hAnsi="Calibri" w:cs="Calibri"/>
+                <w:sz w:val="20"/>
+              </w:rPr>
+              <w:t xml:space="preserve">    </w:t>
+            </w:r>
+            <w:proofErr w:type="spellStart"/>
+            <w:proofErr w:type="gramStart"/>
+            <w:r>
+              <w:rPr>
+                <w:rFonts w:ascii="Calibri" w:eastAsia="Calibri" w:hAnsi="Calibri" w:cs="Calibri"/>
+                <w:sz w:val="20"/>
+              </w:rPr>
+              <w:t>total</w:t>
+            </w:r>
+            <w:proofErr w:type="gramEnd"/>
+            <w:r>
+              <w:rPr>
+                <w:rFonts w:ascii="Calibri" w:eastAsia="Calibri" w:hAnsi="Calibri" w:cs="Calibri"/>
+                <w:sz w:val="20"/>
+              </w:rPr>
+              <w:t>_cost</w:t>
+            </w:r>
+            <w:proofErr w:type="spellEnd"/>
+            <w:r>
+              <w:rPr>
+                <w:rFonts w:ascii="Calibri" w:eastAsia="Calibri" w:hAnsi="Calibri" w:cs="Calibri"/>
+                <w:sz w:val="20"/>
+              </w:rPr>
+              <w:t xml:space="preserve"> = </w:t>
+            </w:r>
+            <w:proofErr w:type="spellStart"/>
+            <w:r>
+              <w:rPr>
+                <w:rFonts w:ascii="Calibri" w:eastAsia="Calibri" w:hAnsi="Calibri" w:cs="Calibri"/>
+                <w:sz w:val="20"/>
+              </w:rPr>
+              <w:t>product_cost</w:t>
+            </w:r>
+            <w:proofErr w:type="spellEnd"/>
+            <w:r>
+              <w:rPr>
+                <w:rFonts w:ascii="Calibri" w:eastAsia="Calibri" w:hAnsi="Calibri" w:cs="Calibri"/>
+                <w:sz w:val="20"/>
+              </w:rPr>
+              <w:t xml:space="preserve"> + </w:t>
+            </w:r>
+            <w:proofErr w:type="spellStart"/>
+            <w:r>
+              <w:rPr>
+                <w:rFonts w:ascii="Calibri" w:eastAsia="Calibri" w:hAnsi="Calibri" w:cs="Calibri"/>
+                <w:sz w:val="20"/>
+              </w:rPr>
+              <w:t>shipping_cost</w:t>
+            </w:r>
+            <w:proofErr w:type="spellEnd"/>
+          </w:p>
+          <w:p>
+            <w:pPr>
+              <w:spacing w:after="0" w:line="276" w:lineRule="auto"/>
+              <w:rPr>
+                <w:rFonts w:ascii="Calibri" w:eastAsia="Calibri" w:hAnsi="Calibri" w:cs="Calibri"/>
+                <w:sz w:val="20"/>
+              </w:rPr>
+            </w:pPr>
+            <w:r>
+              <w:rPr>
+                <w:rFonts w:ascii="Calibri" w:eastAsia="Calibri" w:hAnsi="Calibri" w:cs="Calibri"/>
+                <w:sz w:val="20"/>
+              </w:rPr>
+              <w:t xml:space="preserve">    </w:t>
+            </w:r>
+            <w:proofErr w:type="spellStart"/>
+            <w:proofErr w:type="gramStart"/>
+            <w:r>
+              <w:rPr>
+                <w:rFonts w:ascii="Calibri" w:eastAsia="Calibri" w:hAnsi="Calibri" w:cs="Calibri"/>
+                <w:sz w:val="20"/>
+              </w:rPr>
+              <w:t>product.quantity</w:t>
+            </w:r>
+            <w:proofErr w:type="spellEnd"/>
+            <w:proofErr w:type="gramEnd"/>
+            <w:r>
+              <w:rPr>
+                <w:rFonts w:ascii="Calibri" w:eastAsia="Calibri" w:hAnsi="Calibri" w:cs="Calibri"/>
+                <w:sz w:val="20"/>
+              </w:rPr>
+              <w:t xml:space="preserve"> = </w:t>
+            </w:r>
+            <w:proofErr w:type="spellStart"/>
+            <w:proofErr w:type="gramStart"/>
+            <w:r>
+              <w:rPr>
+                <w:rFonts w:ascii="Calibri" w:eastAsia="Calibri" w:hAnsi="Calibri" w:cs="Calibri"/>
+                <w:sz w:val="20"/>
+              </w:rPr>
+              <w:t>product.quantity</w:t>
+            </w:r>
+            <w:proofErr w:type="spellEnd"/>
+            <w:proofErr w:type="gramEnd"/>
+            <w:r>
+              <w:rPr>
+                <w:rFonts w:ascii="Calibri" w:eastAsia="Calibri" w:hAnsi="Calibri" w:cs="Calibri"/>
+                <w:sz w:val="20"/>
+              </w:rPr>
+              <w:t xml:space="preserve"> - </w:t>
+            </w:r>
+            <w:proofErr w:type="spellStart"/>
+            <w:r>
+              <w:rPr>
+                <w:rFonts w:ascii="Calibri" w:eastAsia="Calibri" w:hAnsi="Calibri" w:cs="Calibri"/>
+                <w:sz w:val="20"/>
+              </w:rPr>
+              <w:t>buy_quantity</w:t>
+            </w:r>
+            <w:proofErr w:type="spellEnd"/>
+          </w:p>
+          <w:p>
+            <w:pPr>
+              <w:spacing w:after="0" w:line="276" w:lineRule="auto"/>
+              <w:rPr>
+                <w:rFonts w:ascii="Calibri" w:eastAsia="Calibri" w:hAnsi="Calibri" w:cs="Calibri"/>
+                <w:sz w:val="20"/>
+              </w:rPr>
+            </w:pPr>
+          </w:p>
+          <w:p>
+            <w:pPr>
+              <w:spacing w:after="0" w:line="276" w:lineRule="auto"/>
+              <w:rPr>
+                <w:rFonts w:ascii="Calibri" w:eastAsia="Calibri" w:hAnsi="Calibri" w:cs="Calibri"/>
+                <w:sz w:val="20"/>
+              </w:rPr>
+            </w:pPr>
+            <w:r>
+              <w:rPr>
+                <w:rFonts w:ascii="Calibri" w:eastAsia="Calibri" w:hAnsi="Calibri" w:cs="Calibri"/>
+                <w:sz w:val="20"/>
+              </w:rPr>
+              <w:t xml:space="preserve">    PRINT INVOICE DETAILS</w:t>
+            </w:r>
+          </w:p>
+          <w:p>
+            <w:pPr>
+              <w:spacing w:after="0" w:line="276" w:lineRule="auto"/>
+              <w:rPr>
+                <w:rFonts w:ascii="Calibri" w:eastAsia="Calibri" w:hAnsi="Calibri" w:cs="Calibri"/>
+                <w:sz w:val="20"/>
+              </w:rPr>
+            </w:pPr>
+            <w:r>
+              <w:rPr>
+                <w:rFonts w:ascii="Calibri" w:eastAsia="Calibri" w:hAnsi="Calibri" w:cs="Calibri"/>
+                <w:sz w:val="20"/>
+              </w:rPr>
+              <w:t xml:space="preserve">END FUNCTION </w:t>
+            </w:r>
           </w:p>
         </w:tc>
       </w:tr>
@@ -1220,7 +5369,7 @@
         </w:trPr>
         <w:tc>
           <w:tcPr>
-            <w:tcW w:w="9350" w:type="dxa"/>
+            <w:tcW w:w="8954" w:type="dxa"/>
             <w:tcBorders>
               <w:top w:val="single" w:sz="4" w:space="0" w:color="000000"/>
               <w:left w:val="single" w:sz="4" w:space="0" w:color="000000"/>
@@ -1238,13 +5387,60 @@
               <w:keepNext/>
               <w:spacing w:before="240" w:after="60" w:line="276" w:lineRule="auto"/>
             </w:pPr>
+            <w:proofErr w:type="spellStart"/>
             <w:r>
               <w:rPr>
                 <w:rFonts w:ascii="Calibri Light" w:eastAsia="Calibri Light" w:hAnsi="Calibri Light" w:cs="Calibri Light"/>
                 <w:b/>
                 <w:sz w:val="32"/>
               </w:rPr>
-              <w:t>Conclusion and Remarks / Sonuç ve Notlar</w:t>
+              <w:lastRenderedPageBreak/>
+              <w:t>Conclusion</w:t>
+            </w:r>
+            <w:proofErr w:type="spellEnd"/>
+            <w:r>
+              <w:rPr>
+                <w:rFonts w:ascii="Calibri Light" w:eastAsia="Calibri Light" w:hAnsi="Calibri Light" w:cs="Calibri Light"/>
+                <w:b/>
+                <w:sz w:val="32"/>
+              </w:rPr>
+              <w:t xml:space="preserve"> </w:t>
+            </w:r>
+            <w:proofErr w:type="spellStart"/>
+            <w:r>
+              <w:rPr>
+                <w:rFonts w:ascii="Calibri Light" w:eastAsia="Calibri Light" w:hAnsi="Calibri Light" w:cs="Calibri Light"/>
+                <w:b/>
+                <w:sz w:val="32"/>
+              </w:rPr>
+              <w:t>and</w:t>
+            </w:r>
+            <w:proofErr w:type="spellEnd"/>
+            <w:r>
+              <w:rPr>
+                <w:rFonts w:ascii="Calibri Light" w:eastAsia="Calibri Light" w:hAnsi="Calibri Light" w:cs="Calibri Light"/>
+                <w:b/>
+                <w:sz w:val="32"/>
+              </w:rPr>
+              <w:t xml:space="preserve"> </w:t>
+            </w:r>
+            <w:proofErr w:type="spellStart"/>
+            <w:r>
+              <w:rPr>
+                <w:rFonts w:ascii="Calibri Light" w:eastAsia="Calibri Light" w:hAnsi="Calibri Light" w:cs="Calibri Light"/>
+                <w:b/>
+                <w:sz w:val="32"/>
+              </w:rPr>
+              <w:t>Remarks</w:t>
+            </w:r>
+            <w:proofErr w:type="spellEnd"/>
+            <w:r>
+              <w:rPr>
+                <w:rFonts w:ascii="Calibri Light" w:eastAsia="Calibri Light" w:hAnsi="Calibri Light" w:cs="Calibri Light"/>
+                <w:b/>
+                <w:sz w:val="32"/>
+              </w:rPr>
+              <w:t xml:space="preserve"> / Sonuç ve Notlar</w:t>
             </w:r>
           </w:p>
         </w:tc>
@@ -1255,7 +5451,7 @@
         </w:trPr>
         <w:tc>
           <w:tcPr>
-            <w:tcW w:w="9350" w:type="dxa"/>
+            <w:tcW w:w="8954" w:type="dxa"/>
             <w:tcBorders>
               <w:top w:val="single" w:sz="4" w:space="0" w:color="000000"/>
               <w:left w:val="single" w:sz="4" w:space="0" w:color="000000"/>
@@ -1273,15 +5469,19 @@
               <w:spacing w:after="200" w:line="276" w:lineRule="auto"/>
               <w:rPr>
                 <w:rFonts w:ascii="Calibri" w:eastAsia="Calibri" w:hAnsi="Calibri" w:cs="Calibri"/>
+                <w:b/>
+                <w:bCs/>
                 <w:sz w:val="20"/>
               </w:rPr>
             </w:pPr>
             <w:r>
               <w:rPr>
                 <w:rFonts w:ascii="Calibri" w:eastAsia="Calibri" w:hAnsi="Calibri" w:cs="Calibri"/>
-                <w:sz w:val="20"/>
-              </w:rPr>
-              <w:t>You can or can / can not put any remarks on your work. / Buraya projeniz ile ilgili notlarınızı koyabilirsiniz.</w:t>
+                <w:b/>
+                <w:bCs/>
+                <w:sz w:val="20"/>
+              </w:rPr>
+              <w:t>Programın Çalışma Durumu ve Sınırlamalar</w:t>
             </w:r>
           </w:p>
           <w:p>
@@ -1297,46 +5497,7 @@
                 <w:rFonts w:ascii="Calibri" w:eastAsia="Calibri" w:hAnsi="Calibri" w:cs="Calibri"/>
                 <w:sz w:val="20"/>
               </w:rPr>
-              <w:t>For example; / Mesela, is your program works or not, if not why;  / programınız çalışıyor mu çalışmıyor mu, çalışmıyorsa nedeni</w:t>
-            </w:r>
-            <w:r>
-              <w:rPr>
-                <w:rFonts w:ascii="Calibri" w:eastAsia="Calibri" w:hAnsi="Calibri" w:cs="Calibri"/>
-                <w:sz w:val="20"/>
-              </w:rPr>
-              <w:br/>
-              <w:t>which troubles during performance of project you faced with and how you overcome them; / proje çalışmaları süresince karşılaştığınız sorunlar ve nasıl üstesinden geldiniğinizi</w:t>
-            </w:r>
-            <w:r>
-              <w:rPr>
-                <w:rFonts w:ascii="Calibri" w:eastAsia="Calibri" w:hAnsi="Calibri" w:cs="Calibri"/>
-                <w:color w:val="FF0000"/>
-                <w:sz w:val="20"/>
-              </w:rPr>
-              <w:t xml:space="preserve">. </w:t>
-            </w:r>
-            <w:r>
-              <w:rPr>
-                <w:rFonts w:ascii="Calibri" w:eastAsia="Calibri" w:hAnsi="Calibri" w:cs="Calibri"/>
-                <w:color w:val="FF0000"/>
-                <w:sz w:val="20"/>
-              </w:rPr>
-              <w:br/>
-            </w:r>
-            <w:r>
-              <w:rPr>
-                <w:rFonts w:ascii="Calibri" w:eastAsia="Calibri" w:hAnsi="Calibri" w:cs="Calibri"/>
-                <w:sz w:val="20"/>
-              </w:rPr>
-              <w:t>is your program user friendly and how you can improve it; / programınız kullanılcı dostu mu, nasıl iyileştirebilir.</w:t>
-            </w:r>
-            <w:r>
-              <w:rPr>
-                <w:rFonts w:ascii="Calibri" w:eastAsia="Calibri" w:hAnsi="Calibri" w:cs="Calibri"/>
-                <w:sz w:val="20"/>
-              </w:rPr>
-              <w:br/>
-              <w:t xml:space="preserve">what you achieved during performance of project; and so / proje çalışmaları süresince kazandığınız yeni yetenekler </w:t>
+              <w:t>Geliştirilen program, hedeflenen “Satın Alma Analizi” ve “Mesafe Hesaplama” algoritmaları dâhil olmak üzere beklenen tüm işlevleri doğru ve kararlı bir şekilde yerine getirmektedir. Yapılan testlerde sistemin hatasız çalıştığı gözlemlenmiştir. Bununla birlikte, tasarım tercihleri doğrultusunda bazı sınırlamalar bulunmaktadır.</w:t>
             </w:r>
           </w:p>
           <w:p>
@@ -1352,7 +5513,23 @@
                 <w:rFonts w:ascii="Calibri" w:eastAsia="Calibri" w:hAnsi="Calibri" w:cs="Calibri"/>
                 <w:sz w:val="20"/>
               </w:rPr>
-              <w:t>….</w:t>
+              <w:t xml:space="preserve">Program tamamen dinamik bellek (RAM) üzerinde çalışacak şekilde tasarlanmıştır. Herhangi bir dosya okuma/yazma (File I/O) mekanizması veya </w:t>
+            </w:r>
+            <w:proofErr w:type="spellStart"/>
+            <w:r>
+              <w:rPr>
+                <w:rFonts w:ascii="Calibri" w:eastAsia="Calibri" w:hAnsi="Calibri" w:cs="Calibri"/>
+                <w:sz w:val="20"/>
+              </w:rPr>
+              <w:t>veritabanı</w:t>
+            </w:r>
+            <w:proofErr w:type="spellEnd"/>
+            <w:r>
+              <w:rPr>
+                <w:rFonts w:ascii="Calibri" w:eastAsia="Calibri" w:hAnsi="Calibri" w:cs="Calibri"/>
+                <w:sz w:val="20"/>
+              </w:rPr>
+              <w:t xml:space="preserve"> entegrasyonu bulunmadığından, program her çalıştırıldığında verilerin yeniden girilmesi gerekmektedir. Bu durum, özellikle büyük veri setleri için kullanım açısından dezavantaj oluşturmaktadır.</w:t>
             </w:r>
           </w:p>
           <w:p>
@@ -1363,14 +5540,392 @@
                 <w:sz w:val="20"/>
               </w:rPr>
             </w:pPr>
+            <w:r>
+              <w:rPr>
+                <w:rFonts w:ascii="Calibri" w:eastAsia="Calibri" w:hAnsi="Calibri" w:cs="Calibri"/>
+                <w:sz w:val="20"/>
+              </w:rPr>
+              <w:t>Ayrıca, bağlı listeler (</w:t>
+            </w:r>
+            <w:proofErr w:type="spellStart"/>
+            <w:r>
+              <w:rPr>
+                <w:rFonts w:ascii="Calibri" w:eastAsia="Calibri" w:hAnsi="Calibri" w:cs="Calibri"/>
+                <w:sz w:val="20"/>
+              </w:rPr>
+              <w:t>Linked</w:t>
+            </w:r>
+            <w:proofErr w:type="spellEnd"/>
+            <w:r>
+              <w:rPr>
+                <w:rFonts w:ascii="Calibri" w:eastAsia="Calibri" w:hAnsi="Calibri" w:cs="Calibri"/>
+                <w:sz w:val="20"/>
+              </w:rPr>
+              <w:t xml:space="preserve"> </w:t>
+            </w:r>
+            <w:proofErr w:type="spellStart"/>
+            <w:r>
+              <w:rPr>
+                <w:rFonts w:ascii="Calibri" w:eastAsia="Calibri" w:hAnsi="Calibri" w:cs="Calibri"/>
+                <w:sz w:val="20"/>
+              </w:rPr>
+              <w:t>List</w:t>
+            </w:r>
+            <w:proofErr w:type="spellEnd"/>
+            <w:r>
+              <w:rPr>
+                <w:rFonts w:ascii="Calibri" w:eastAsia="Calibri" w:hAnsi="Calibri" w:cs="Calibri"/>
+                <w:sz w:val="20"/>
+              </w:rPr>
+              <w:t>) üzerinde “ekleme” (</w:t>
+            </w:r>
+            <w:proofErr w:type="spellStart"/>
+            <w:r>
+              <w:rPr>
+                <w:rFonts w:ascii="Calibri" w:eastAsia="Calibri" w:hAnsi="Calibri" w:cs="Calibri"/>
+                <w:sz w:val="20"/>
+              </w:rPr>
+              <w:t>add</w:t>
+            </w:r>
+            <w:proofErr w:type="spellEnd"/>
+            <w:r>
+              <w:rPr>
+                <w:rFonts w:ascii="Calibri" w:eastAsia="Calibri" w:hAnsi="Calibri" w:cs="Calibri"/>
+                <w:sz w:val="20"/>
+              </w:rPr>
+              <w:t>/</w:t>
+            </w:r>
+            <w:proofErr w:type="spellStart"/>
+            <w:r>
+              <w:rPr>
+                <w:rFonts w:ascii="Calibri" w:eastAsia="Calibri" w:hAnsi="Calibri" w:cs="Calibri"/>
+                <w:sz w:val="20"/>
+              </w:rPr>
+              <w:t>create</w:t>
+            </w:r>
+            <w:proofErr w:type="spellEnd"/>
+            <w:r>
+              <w:rPr>
+                <w:rFonts w:ascii="Calibri" w:eastAsia="Calibri" w:hAnsi="Calibri" w:cs="Calibri"/>
+                <w:sz w:val="20"/>
+              </w:rPr>
+              <w:t>) işlemleri sorunsuz şekilde gerçekleştirilebilmektedir. Ancak çalışma zamanında belirli bir düğümün silinmesine (</w:t>
+            </w:r>
+            <w:proofErr w:type="spellStart"/>
+            <w:r>
+              <w:rPr>
+                <w:rFonts w:ascii="Calibri" w:eastAsia="Calibri" w:hAnsi="Calibri" w:cs="Calibri"/>
+                <w:sz w:val="20"/>
+              </w:rPr>
+              <w:t>delete</w:t>
+            </w:r>
+            <w:proofErr w:type="spellEnd"/>
+            <w:r>
+              <w:rPr>
+                <w:rFonts w:ascii="Calibri" w:eastAsia="Calibri" w:hAnsi="Calibri" w:cs="Calibri"/>
+                <w:sz w:val="20"/>
+              </w:rPr>
+              <w:t xml:space="preserve"> </w:t>
+            </w:r>
+            <w:proofErr w:type="spellStart"/>
+            <w:r>
+              <w:rPr>
+                <w:rFonts w:ascii="Calibri" w:eastAsia="Calibri" w:hAnsi="Calibri" w:cs="Calibri"/>
+                <w:sz w:val="20"/>
+              </w:rPr>
+              <w:t>node</w:t>
+            </w:r>
+            <w:proofErr w:type="spellEnd"/>
+            <w:r>
+              <w:rPr>
+                <w:rFonts w:ascii="Calibri" w:eastAsia="Calibri" w:hAnsi="Calibri" w:cs="Calibri"/>
+                <w:sz w:val="20"/>
+              </w:rPr>
+              <w:t>) yönelik bir mekanizma projeye dahil edilmemiştir. Bellek temizliği yalnızca program sonlandırılırken toplu olarak yapılmaktadır.</w:t>
+            </w:r>
           </w:p>
           <w:p>
             <w:pPr>
               <w:spacing w:after="200" w:line="276" w:lineRule="auto"/>
               <w:rPr>
                 <w:rFonts w:ascii="Calibri" w:eastAsia="Calibri" w:hAnsi="Calibri" w:cs="Calibri"/>
+                <w:b/>
+                <w:bCs/>
+                <w:sz w:val="20"/>
               </w:rPr>
             </w:pPr>
+            <w:r>
+              <w:rPr>
+                <w:rFonts w:ascii="Calibri" w:eastAsia="Calibri" w:hAnsi="Calibri" w:cs="Calibri"/>
+                <w:b/>
+                <w:bCs/>
+                <w:sz w:val="20"/>
+              </w:rPr>
+              <w:t>Karşılaşılan Sorunlar ve Kazanımlar</w:t>
+            </w:r>
+          </w:p>
+          <w:p>
+            <w:pPr>
+              <w:spacing w:after="200" w:line="276" w:lineRule="auto"/>
+              <w:rPr>
+                <w:rFonts w:ascii="Calibri" w:eastAsia="Calibri" w:hAnsi="Calibri" w:cs="Calibri"/>
+                <w:sz w:val="20"/>
+              </w:rPr>
+            </w:pPr>
+            <w:r>
+              <w:rPr>
+                <w:rFonts w:ascii="Calibri" w:eastAsia="Calibri" w:hAnsi="Calibri" w:cs="Calibri"/>
+                <w:sz w:val="20"/>
+              </w:rPr>
+              <w:t xml:space="preserve">Bu proje, C programlama ve özellikle hafıza yönetimi </w:t>
+            </w:r>
+            <w:r>
+              <w:rPr>
+                <w:rFonts w:ascii="Calibri" w:eastAsia="Calibri" w:hAnsi="Calibri" w:cs="Calibri"/>
+                <w:sz w:val="20"/>
+              </w:rPr>
+              <w:t xml:space="preserve">ve </w:t>
+            </w:r>
+            <w:proofErr w:type="spellStart"/>
+            <w:r>
+              <w:rPr>
+                <w:rFonts w:ascii="Calibri" w:eastAsia="Calibri" w:hAnsi="Calibri" w:cs="Calibri"/>
+                <w:sz w:val="20"/>
+              </w:rPr>
+              <w:t>pointer</w:t>
+            </w:r>
+            <w:proofErr w:type="spellEnd"/>
+            <w:r>
+              <w:rPr>
+                <w:rFonts w:ascii="Calibri" w:eastAsia="Calibri" w:hAnsi="Calibri" w:cs="Calibri"/>
+                <w:sz w:val="20"/>
+              </w:rPr>
+              <w:t xml:space="preserve"> kullanımı </w:t>
+            </w:r>
+            <w:proofErr w:type="gramStart"/>
+            <w:r>
+              <w:rPr>
+                <w:rFonts w:ascii="Calibri" w:eastAsia="Calibri" w:hAnsi="Calibri" w:cs="Calibri"/>
+                <w:sz w:val="20"/>
+              </w:rPr>
+              <w:t>konularındaki mevcut</w:t>
+            </w:r>
+            <w:proofErr w:type="gramEnd"/>
+            <w:r>
+              <w:rPr>
+                <w:rFonts w:ascii="Calibri" w:eastAsia="Calibri" w:hAnsi="Calibri" w:cs="Calibri"/>
+                <w:sz w:val="20"/>
+              </w:rPr>
+              <w:t xml:space="preserve"> bilgilerimi pekiştirmemi sağladı. Geliştirme sürecinde karşılaştığım en önemli teknik detaylardan biri, kendi kendini referans alan yapılar (self-</w:t>
+            </w:r>
+            <w:proofErr w:type="spellStart"/>
+            <w:r>
+              <w:rPr>
+                <w:rFonts w:ascii="Calibri" w:eastAsia="Calibri" w:hAnsi="Calibri" w:cs="Calibri"/>
+                <w:sz w:val="20"/>
+              </w:rPr>
+              <w:t>referencing</w:t>
+            </w:r>
+            <w:proofErr w:type="spellEnd"/>
+            <w:r>
+              <w:rPr>
+                <w:rFonts w:ascii="Calibri" w:eastAsia="Calibri" w:hAnsi="Calibri" w:cs="Calibri"/>
+                <w:sz w:val="20"/>
+              </w:rPr>
+              <w:t xml:space="preserve"> </w:t>
+            </w:r>
+            <w:proofErr w:type="spellStart"/>
+            <w:r>
+              <w:rPr>
+                <w:rFonts w:ascii="Calibri" w:eastAsia="Calibri" w:hAnsi="Calibri" w:cs="Calibri"/>
+                <w:sz w:val="20"/>
+              </w:rPr>
+              <w:t>structs</w:t>
+            </w:r>
+            <w:proofErr w:type="spellEnd"/>
+            <w:r>
+              <w:rPr>
+                <w:rFonts w:ascii="Calibri" w:eastAsia="Calibri" w:hAnsi="Calibri" w:cs="Calibri"/>
+                <w:sz w:val="20"/>
+              </w:rPr>
+              <w:t>) ile ilgili oldu.</w:t>
+            </w:r>
+          </w:p>
+          <w:p>
+            <w:pPr>
+              <w:spacing w:after="200" w:line="276" w:lineRule="auto"/>
+              <w:rPr>
+                <w:rFonts w:ascii="Calibri" w:eastAsia="Calibri" w:hAnsi="Calibri" w:cs="Calibri"/>
+                <w:sz w:val="20"/>
+              </w:rPr>
+            </w:pPr>
+            <w:r>
+              <w:rPr>
+                <w:rFonts w:ascii="Calibri" w:eastAsia="Calibri" w:hAnsi="Calibri" w:cs="Calibri"/>
+                <w:sz w:val="20"/>
+              </w:rPr>
+              <w:t xml:space="preserve">C dilinde derleyicinin çalışma mantığı gereği, bir yapının tanımı tamamlanmadan önce o yapıyı işaret eden bir </w:t>
+            </w:r>
+            <w:proofErr w:type="spellStart"/>
+            <w:r>
+              <w:rPr>
+                <w:rFonts w:ascii="Calibri" w:eastAsia="Calibri" w:hAnsi="Calibri" w:cs="Calibri"/>
+                <w:sz w:val="20"/>
+              </w:rPr>
+              <w:t>pointer</w:t>
+            </w:r>
+            <w:proofErr w:type="spellEnd"/>
+            <w:r>
+              <w:rPr>
+                <w:rFonts w:ascii="Calibri" w:eastAsia="Calibri" w:hAnsi="Calibri" w:cs="Calibri"/>
+                <w:sz w:val="20"/>
+              </w:rPr>
+              <w:t xml:space="preserve"> kullanılması durumunda doğrudan </w:t>
+            </w:r>
+            <w:proofErr w:type="spellStart"/>
+            <w:r>
+              <w:rPr>
+                <w:rFonts w:ascii="Calibri" w:eastAsia="Calibri" w:hAnsi="Calibri" w:cs="Calibri"/>
+                <w:sz w:val="20"/>
+              </w:rPr>
+              <w:t>typedef</w:t>
+            </w:r>
+            <w:proofErr w:type="spellEnd"/>
+            <w:r>
+              <w:rPr>
+                <w:rFonts w:ascii="Calibri" w:eastAsia="Calibri" w:hAnsi="Calibri" w:cs="Calibri"/>
+                <w:sz w:val="20"/>
+              </w:rPr>
+              <w:t xml:space="preserve"> kullanımı yeterli olmamaktadır. Bu nedenle yapı içerisinde </w:t>
+            </w:r>
+            <w:proofErr w:type="spellStart"/>
+            <w:r>
+              <w:rPr>
+                <w:rFonts w:ascii="Calibri" w:eastAsia="Calibri" w:hAnsi="Calibri" w:cs="Calibri"/>
+                <w:sz w:val="20"/>
+              </w:rPr>
+              <w:t>struct</w:t>
+            </w:r>
+            <w:proofErr w:type="spellEnd"/>
+            <w:r>
+              <w:rPr>
+                <w:rFonts w:ascii="Calibri" w:eastAsia="Calibri" w:hAnsi="Calibri" w:cs="Calibri"/>
+                <w:sz w:val="20"/>
+              </w:rPr>
+              <w:t xml:space="preserve"> </w:t>
+            </w:r>
+            <w:proofErr w:type="spellStart"/>
+            <w:r>
+              <w:rPr>
+                <w:rFonts w:ascii="Calibri" w:eastAsia="Calibri" w:hAnsi="Calibri" w:cs="Calibri"/>
+                <w:sz w:val="20"/>
+              </w:rPr>
+              <w:t>Customer</w:t>
+            </w:r>
+            <w:proofErr w:type="spellEnd"/>
+            <w:r>
+              <w:rPr>
+                <w:rFonts w:ascii="Calibri" w:eastAsia="Calibri" w:hAnsi="Calibri" w:cs="Calibri"/>
+                <w:sz w:val="20"/>
+              </w:rPr>
+              <w:t xml:space="preserve"> *</w:t>
+            </w:r>
+            <w:proofErr w:type="spellStart"/>
+            <w:r>
+              <w:rPr>
+                <w:rFonts w:ascii="Calibri" w:eastAsia="Calibri" w:hAnsi="Calibri" w:cs="Calibri"/>
+                <w:sz w:val="20"/>
+              </w:rPr>
+              <w:t>next</w:t>
+            </w:r>
+            <w:proofErr w:type="spellEnd"/>
+            <w:r>
+              <w:rPr>
+                <w:rFonts w:ascii="Calibri" w:eastAsia="Calibri" w:hAnsi="Calibri" w:cs="Calibri"/>
+                <w:sz w:val="20"/>
+              </w:rPr>
+              <w:t xml:space="preserve"> gibi bir gösterim kullanabilmek için “</w:t>
+            </w:r>
+            <w:proofErr w:type="spellStart"/>
+            <w:r>
+              <w:rPr>
+                <w:rFonts w:ascii="Calibri" w:eastAsia="Calibri" w:hAnsi="Calibri" w:cs="Calibri"/>
+                <w:sz w:val="20"/>
+              </w:rPr>
+              <w:t>struct</w:t>
+            </w:r>
+            <w:proofErr w:type="spellEnd"/>
+            <w:r>
+              <w:rPr>
+                <w:rFonts w:ascii="Calibri" w:eastAsia="Calibri" w:hAnsi="Calibri" w:cs="Calibri"/>
+                <w:sz w:val="20"/>
+              </w:rPr>
+              <w:t xml:space="preserve"> </w:t>
+            </w:r>
+            <w:proofErr w:type="spellStart"/>
+            <w:r>
+              <w:rPr>
+                <w:rFonts w:ascii="Calibri" w:eastAsia="Calibri" w:hAnsi="Calibri" w:cs="Calibri"/>
+                <w:sz w:val="20"/>
+              </w:rPr>
+              <w:t>tag</w:t>
+            </w:r>
+            <w:proofErr w:type="spellEnd"/>
+            <w:r>
+              <w:rPr>
+                <w:rFonts w:ascii="Calibri" w:eastAsia="Calibri" w:hAnsi="Calibri" w:cs="Calibri"/>
+                <w:sz w:val="20"/>
+              </w:rPr>
+              <w:t>” tanımlamasının yapılması gerektiğini öğrendim. Bu yaklaşım sayesinde karşılaştığım “</w:t>
+            </w:r>
+            <w:proofErr w:type="spellStart"/>
+            <w:r>
+              <w:rPr>
+                <w:rFonts w:ascii="Calibri" w:eastAsia="Calibri" w:hAnsi="Calibri" w:cs="Calibri"/>
+                <w:sz w:val="20"/>
+              </w:rPr>
+              <w:t>incompatible</w:t>
+            </w:r>
+            <w:proofErr w:type="spellEnd"/>
+            <w:r>
+              <w:rPr>
+                <w:rFonts w:ascii="Calibri" w:eastAsia="Calibri" w:hAnsi="Calibri" w:cs="Calibri"/>
+                <w:sz w:val="20"/>
+              </w:rPr>
+              <w:t xml:space="preserve"> </w:t>
+            </w:r>
+            <w:proofErr w:type="spellStart"/>
+            <w:r>
+              <w:rPr>
+                <w:rFonts w:ascii="Calibri" w:eastAsia="Calibri" w:hAnsi="Calibri" w:cs="Calibri"/>
+                <w:sz w:val="20"/>
+              </w:rPr>
+              <w:t>pointer</w:t>
+            </w:r>
+            <w:proofErr w:type="spellEnd"/>
+            <w:r>
+              <w:rPr>
+                <w:rFonts w:ascii="Calibri" w:eastAsia="Calibri" w:hAnsi="Calibri" w:cs="Calibri"/>
+                <w:sz w:val="20"/>
+              </w:rPr>
+              <w:t xml:space="preserve"> </w:t>
+            </w:r>
+            <w:proofErr w:type="spellStart"/>
+            <w:r>
+              <w:rPr>
+                <w:rFonts w:ascii="Calibri" w:eastAsia="Calibri" w:hAnsi="Calibri" w:cs="Calibri"/>
+                <w:sz w:val="20"/>
+              </w:rPr>
+              <w:t>type</w:t>
+            </w:r>
+            <w:proofErr w:type="spellEnd"/>
+            <w:r>
+              <w:rPr>
+                <w:rFonts w:ascii="Calibri" w:eastAsia="Calibri" w:hAnsi="Calibri" w:cs="Calibri"/>
+                <w:sz w:val="20"/>
+              </w:rPr>
+              <w:t>” hatasını çözebildim.</w:t>
+            </w:r>
           </w:p>
         </w:tc>
       </w:tr>
@@ -1380,7 +5935,7 @@
         </w:trPr>
         <w:tc>
           <w:tcPr>
-            <w:tcW w:w="9350" w:type="dxa"/>
+            <w:tcW w:w="8954" w:type="dxa"/>
             <w:tcBorders>
               <w:top w:val="single" w:sz="4" w:space="0" w:color="000000"/>
               <w:left w:val="single" w:sz="4" w:space="0" w:color="000000"/>
@@ -1398,13 +5953,24 @@
               <w:keepNext/>
               <w:spacing w:before="240" w:after="60" w:line="276" w:lineRule="auto"/>
             </w:pPr>
+            <w:proofErr w:type="spellStart"/>
             <w:r>
               <w:rPr>
                 <w:rFonts w:ascii="Calibri Light" w:eastAsia="Calibri Light" w:hAnsi="Calibri Light" w:cs="Calibri Light"/>
                 <w:b/>
                 <w:sz w:val="32"/>
               </w:rPr>
-              <w:t>References / Kaynaklar</w:t>
+              <w:lastRenderedPageBreak/>
+              <w:t>References</w:t>
+            </w:r>
+            <w:proofErr w:type="spellEnd"/>
+            <w:r>
+              <w:rPr>
+                <w:rFonts w:ascii="Calibri Light" w:eastAsia="Calibri Light" w:hAnsi="Calibri Light" w:cs="Calibri Light"/>
+                <w:b/>
+                <w:sz w:val="32"/>
+              </w:rPr>
+              <w:t xml:space="preserve"> / Kaynaklar</w:t>
             </w:r>
           </w:p>
         </w:tc>
@@ -1415,7 +5981,7 @@
         </w:trPr>
         <w:tc>
           <w:tcPr>
-            <w:tcW w:w="9350" w:type="dxa"/>
+            <w:tcW w:w="8954" w:type="dxa"/>
             <w:tcBorders>
               <w:top w:val="single" w:sz="4" w:space="0" w:color="000000"/>
               <w:left w:val="single" w:sz="4" w:space="0" w:color="000000"/>
@@ -1430,23 +5996,60 @@
           </w:tcPr>
           <w:p>
             <w:pPr>
-              <w:spacing w:after="200" w:line="276" w:lineRule="auto"/>
-              <w:rPr>
-                <w:rFonts w:ascii="Calibri" w:eastAsia="Calibri" w:hAnsi="Calibri" w:cs="Calibri"/>
-                <w:sz w:val="20"/>
+              <w:spacing w:line="276" w:lineRule="auto"/>
+              <w:rPr>
+                <w:rFonts w:ascii="Calibri" w:eastAsia="Calibri" w:hAnsi="Calibri" w:cs="Calibri"/>
+                <w:lang w:val="en-US"/>
               </w:rPr>
             </w:pPr>
             <w:r>
               <w:rPr>
                 <w:rFonts w:ascii="Calibri" w:eastAsia="Calibri" w:hAnsi="Calibri" w:cs="Calibri"/>
-                <w:sz w:val="20"/>
-              </w:rPr>
-              <w:t>Put the list of references and sources (books, links to websites, videos, etc), which you used for project./ Proje çalışmaları süresince faydalı kullandığınız kaynakları belirtin (kitaplar, web sayfalar, linkler, videolar, vs.)</w:t>
+                <w:lang w:val="en-US"/>
+              </w:rPr>
+              <w:t>[1</w:t>
+            </w:r>
+            <w:proofErr w:type="gramStart"/>
+            <w:r>
+              <w:rPr>
+                <w:rFonts w:ascii="Calibri" w:eastAsia="Calibri" w:hAnsi="Calibri" w:cs="Calibri"/>
+                <w:lang w:val="en-US"/>
+              </w:rPr>
+              <w:t>]</w:t>
+            </w:r>
+            <w:r>
+              <w:rPr>
+                <w:rFonts w:ascii="Calibri" w:eastAsia="Calibri" w:hAnsi="Calibri" w:cs="Calibri"/>
+                <w:lang w:val="en-US"/>
+              </w:rPr>
+              <w:t xml:space="preserve"> </w:t>
+            </w:r>
+            <w:r>
+              <w:rPr>
+                <w:rFonts w:ascii="Calibri" w:eastAsia="Calibri" w:hAnsi="Calibri" w:cs="Calibri"/>
+                <w:lang w:val="en-US"/>
+              </w:rPr>
+              <w:t xml:space="preserve"> </w:t>
+            </w:r>
+            <w:r>
+              <w:rPr>
+                <w:rFonts w:ascii="Calibri" w:eastAsia="Calibri" w:hAnsi="Calibri" w:cs="Calibri"/>
+                <w:lang w:val="en-US"/>
+              </w:rPr>
+              <w:t>Deitel</w:t>
+            </w:r>
+            <w:proofErr w:type="gramEnd"/>
+            <w:r>
+              <w:rPr>
+                <w:rFonts w:ascii="Calibri" w:eastAsia="Calibri" w:hAnsi="Calibri" w:cs="Calibri"/>
+                <w:lang w:val="en-US"/>
+              </w:rPr>
+              <w:t xml:space="preserve"> &amp; Deitel, “C – How to Program”, Prentice Hall, Seventh Edition</w:t>
             </w:r>
           </w:p>
           <w:p>
             <w:pPr>
-              <w:spacing w:after="200" w:line="276" w:lineRule="auto"/>
+              <w:spacing w:line="276" w:lineRule="auto"/>
               <w:rPr>
                 <w:rFonts w:ascii="Calibri" w:eastAsia="Calibri" w:hAnsi="Calibri" w:cs="Calibri"/>
               </w:rPr>
@@ -1455,8 +6058,80 @@
               <w:rPr>
                 <w:rFonts w:ascii="Calibri" w:eastAsia="Calibri" w:hAnsi="Calibri" w:cs="Calibri"/>
               </w:rPr>
-              <w:t>...</w:t>
-            </w:r>
+              <w:t>[2</w:t>
+            </w:r>
+            <w:proofErr w:type="gramStart"/>
+            <w:r>
+              <w:rPr>
+                <w:rFonts w:ascii="Calibri" w:eastAsia="Calibri" w:hAnsi="Calibri" w:cs="Calibri"/>
+              </w:rPr>
+              <w:t xml:space="preserve">]  </w:t>
+            </w:r>
+            <w:proofErr w:type="spellStart"/>
+            <w:r>
+              <w:rPr>
+                <w:rFonts w:ascii="Calibri" w:eastAsia="Calibri" w:hAnsi="Calibri" w:cs="Calibri"/>
+              </w:rPr>
+              <w:t>Hanly</w:t>
+            </w:r>
+            <w:proofErr w:type="spellEnd"/>
+            <w:proofErr w:type="gramEnd"/>
+            <w:r>
+              <w:rPr>
+                <w:rFonts w:ascii="Calibri" w:eastAsia="Calibri" w:hAnsi="Calibri" w:cs="Calibri"/>
+              </w:rPr>
+              <w:t xml:space="preserve"> &amp; </w:t>
+            </w:r>
+            <w:proofErr w:type="spellStart"/>
+            <w:r>
+              <w:rPr>
+                <w:rFonts w:ascii="Calibri" w:eastAsia="Calibri" w:hAnsi="Calibri" w:cs="Calibri"/>
+              </w:rPr>
+              <w:t>Koffman</w:t>
+            </w:r>
+            <w:proofErr w:type="spellEnd"/>
+            <w:r>
+              <w:rPr>
+                <w:rFonts w:ascii="Calibri" w:eastAsia="Calibri" w:hAnsi="Calibri" w:cs="Calibri"/>
+              </w:rPr>
+              <w:t xml:space="preserve">., “Problem </w:t>
+            </w:r>
+            <w:proofErr w:type="spellStart"/>
+            <w:r>
+              <w:rPr>
+                <w:rFonts w:ascii="Calibri" w:eastAsia="Calibri" w:hAnsi="Calibri" w:cs="Calibri"/>
+              </w:rPr>
+              <w:t>Solving</w:t>
+            </w:r>
+            <w:proofErr w:type="spellEnd"/>
+            <w:r>
+              <w:rPr>
+                <w:rFonts w:ascii="Calibri" w:eastAsia="Calibri" w:hAnsi="Calibri" w:cs="Calibri"/>
+              </w:rPr>
+              <w:t xml:space="preserve"> </w:t>
+            </w:r>
+            <w:proofErr w:type="spellStart"/>
+            <w:r>
+              <w:rPr>
+                <w:rFonts w:ascii="Calibri" w:eastAsia="Calibri" w:hAnsi="Calibri" w:cs="Calibri"/>
+              </w:rPr>
+              <w:t>and</w:t>
+            </w:r>
+            <w:proofErr w:type="spellEnd"/>
+            <w:r>
+              <w:rPr>
+                <w:rFonts w:ascii="Calibri" w:eastAsia="Calibri" w:hAnsi="Calibri" w:cs="Calibri"/>
+              </w:rPr>
+              <w:t xml:space="preserve"> Program Design in C”, </w:t>
+            </w:r>
+            <w:proofErr w:type="spellStart"/>
+            <w:r>
+              <w:rPr>
+                <w:rFonts w:ascii="Calibri" w:eastAsia="Calibri" w:hAnsi="Calibri" w:cs="Calibri"/>
+              </w:rPr>
+              <w:t>Pearson</w:t>
+            </w:r>
+            <w:proofErr w:type="spellEnd"/>
           </w:p>
         </w:tc>
       </w:tr>
@@ -1884,7 +6559,6 @@
   <w:style w:type="character" w:default="1" w:styleId="VarsaylanParagrafYazTipi">
     <w:name w:val="Default Paragraph Font"/>
     <w:uiPriority w:val="1"/>
-    <w:semiHidden/>
     <w:unhideWhenUsed/>
   </w:style>
   <w:style w:type="table" w:default="1" w:styleId="NormalTablo">
@@ -1907,6 +6581,16 @@
     <w:uiPriority w:val="99"/>
     <w:semiHidden/>
     <w:unhideWhenUsed/>
+  </w:style>
+  <w:style w:type="character" w:styleId="YerTutucuMetni">
+    <w:name w:val="Placeholder Text"/>
+    <w:basedOn w:val="VarsaylanParagrafYazTipi"/>
+    <w:uiPriority w:val="99"/>
+    <w:semiHidden/>
+    <w:rsid w:val="008157AC"/>
+    <w:rPr>
+      <w:color w:val="666666"/>
+    </w:rPr>
   </w:style>
 </w:styles>
 </file>
@@ -2173,23 +6857,6 @@
 </file>
 
 <file path=customXml/item1.xml><?xml version="1.0" encoding="utf-8"?>
-<?mso-contentType ?>
-<FormTemplates xmlns="http://schemas.microsoft.com/sharepoint/v3/contenttype/forms">
-  <Display>DocumentLibraryForm</Display>
-  <Edit>DocumentLibraryForm</Edit>
-  <New>DocumentLibraryForm</New>
-</FormTemplates>
-</file>
-
-<file path=customXml/item2.xml><?xml version="1.0" encoding="utf-8"?>
-<p:properties xmlns:p="http://schemas.microsoft.com/office/2006/metadata/properties" xmlns:xsi="http://www.w3.org/2001/XMLSchema-instance" xmlns:pc="http://schemas.microsoft.com/office/infopath/2007/PartnerControls">
-  <documentManagement>
-    <ReferenceId xmlns="f0665c04-4014-40ea-8c7d-a5a023492225" xsi:nil="true"/>
-  </documentManagement>
-</p:properties>
-</file>
-
-<file path=customXml/item3.xml><?xml version="1.0" encoding="utf-8"?>
 <ct:contentTypeSchema xmlns:ct="http://schemas.microsoft.com/office/2006/metadata/contentType" xmlns:ma="http://schemas.microsoft.com/office/2006/metadata/properties/metaAttributes" ct:_="" ma:_="" ma:contentTypeName="Belge" ma:contentTypeID="0x010100418B933F5B61F740ADD8C8232AC849F7" ma:contentTypeVersion="1" ma:contentTypeDescription="Yeni belge oluşturun." ma:contentTypeScope="" ma:versionID="d58dadf5025f6206d6f3ee96238a9bc4">
   <xsd:schema xmlns:xsd="http://www.w3.org/2001/XMLSchema" xmlns:xs="http://www.w3.org/2001/XMLSchema" xmlns:p="http://schemas.microsoft.com/office/2006/metadata/properties" xmlns:ns2="f0665c04-4014-40ea-8c7d-a5a023492225" targetNamespace="http://schemas.microsoft.com/office/2006/metadata/properties" ma:root="true" ma:fieldsID="8490ad1a4387c2d635ba4cd4e3d4d617" ns2:_="">
     <xsd:import namespace="f0665c04-4014-40ea-8c7d-a5a023492225"/>
@@ -2315,10 +6982,37 @@
 </ct:contentTypeSchema>
 </file>
 
+<file path=customXml/item2.xml><?xml version="1.0" encoding="utf-8"?>
+<p:properties xmlns:p="http://schemas.microsoft.com/office/2006/metadata/properties" xmlns:xsi="http://www.w3.org/2001/XMLSchema-instance" xmlns:pc="http://schemas.microsoft.com/office/infopath/2007/PartnerControls">
+  <documentManagement>
+    <ReferenceId xmlns="f0665c04-4014-40ea-8c7d-a5a023492225" xsi:nil="true"/>
+  </documentManagement>
+</p:properties>
+</file>
+
+<file path=customXml/item3.xml><?xml version="1.0" encoding="utf-8"?>
+<?mso-contentType ?>
+<FormTemplates xmlns="http://schemas.microsoft.com/sharepoint/v3/contenttype/forms">
+  <Display>DocumentLibraryForm</Display>
+  <Edit>DocumentLibraryForm</Edit>
+  <New>DocumentLibraryForm</New>
+</FormTemplates>
+</file>
+
 <file path=customXml/itemProps1.xml><?xml version="1.0" encoding="utf-8"?>
-<ds:datastoreItem xmlns:ds="http://schemas.openxmlformats.org/officeDocument/2006/customXml" ds:itemID="{52851623-37EC-437E-8B2A-AC7EAF01FF9C}">
+<ds:datastoreItem xmlns:ds="http://schemas.openxmlformats.org/officeDocument/2006/customXml" ds:itemID="{0CFD6321-9482-427D-AA73-B9A21FC8B1D4}">
   <ds:schemaRefs>
-    <ds:schemaRef ds:uri="http://schemas.microsoft.com/sharepoint/v3/contenttype/forms"/>
+    <ds:schemaRef ds:uri="http://schemas.microsoft.com/office/2006/metadata/contentType"/>
+    <ds:schemaRef ds:uri="http://schemas.microsoft.com/office/2006/metadata/properties/metaAttributes"/>
+    <ds:schemaRef ds:uri="http://www.w3.org/2001/XMLSchema"/>
+    <ds:schemaRef ds:uri="http://schemas.microsoft.com/office/2006/metadata/properties"/>
+    <ds:schemaRef ds:uri="f0665c04-4014-40ea-8c7d-a5a023492225"/>
+    <ds:schemaRef ds:uri="http://schemas.microsoft.com/office/2006/documentManagement/types"/>
+    <ds:schemaRef ds:uri="http://schemas.microsoft.com/office/infopath/2007/PartnerControls"/>
+    <ds:schemaRef ds:uri="http://schemas.openxmlformats.org/package/2006/metadata/core-properties"/>
+    <ds:schemaRef ds:uri="http://purl.org/dc/elements/1.1/"/>
+    <ds:schemaRef ds:uri="http://purl.org/dc/terms/"/>
+    <ds:schemaRef ds:uri="http://schemas.microsoft.com/internal/obd"/>
   </ds:schemaRefs>
 </ds:datastoreItem>
 </file>
@@ -2328,12 +7022,15 @@
   <ds:schemaRefs>
     <ds:schemaRef ds:uri="http://schemas.microsoft.com/office/2006/metadata/properties"/>
     <ds:schemaRef ds:uri="http://schemas.microsoft.com/office/infopath/2007/PartnerControls"/>
-    <ds:schemaRef ds:uri="5d9e5cd0-f34d-4e57-ad7e-15a224610e71"/>
-    <ds:schemaRef ds:uri="9f60a344-2fdb-4d32-b8be-cdc73993016d"/>
+    <ds:schemaRef ds:uri="f0665c04-4014-40ea-8c7d-a5a023492225"/>
   </ds:schemaRefs>
 </ds:datastoreItem>
 </file>
 
 <file path=customXml/itemProps3.xml><?xml version="1.0" encoding="utf-8"?>
-<ds:datastoreItem xmlns:ds="http://schemas.openxmlformats.org/officeDocument/2006/customXml" ds:itemID="{0CFD6321-9482-427D-AA73-B9A21FC8B1D4}"/>
+<ds:datastoreItem xmlns:ds="http://schemas.openxmlformats.org/officeDocument/2006/customXml" ds:itemID="{52851623-37EC-437E-8B2A-AC7EAF01FF9C}">
+  <ds:schemaRefs>
+    <ds:schemaRef ds:uri="http://schemas.microsoft.com/sharepoint/v3/contenttype/forms"/>
+  </ds:schemaRefs>
+</ds:datastoreItem>
 </file>